--- a/Backend/Director_Disclosure/Output_Disclosures/2024-25/SUNBOURNE_DEVELOPERS_PRIVATE_LIMITED/MBP-1/MBP1_SUNIL_SHARMA_02372553.docx
+++ b/Backend/Director_Disclosure/Output_Disclosures/2024-25/SUNBOURNE_DEVELOPERS_PRIVATE_LIMITED/MBP-1/MBP1_SUNIL_SHARMA_02372553.docx
@@ -93,407 +93,17 @@
     </w:p>
     <w:p>
       <w:pPr>
-        <w:spacing w:before="0" w:after="0"/>
-        <w:jc w:val="left"/>
-      </w:pPr>
-      <w:r>
-        <w:rPr>
-          <w:rFonts w:ascii="Adani" w:hAnsi="Adani"/>
-          <w:b w:val="0"/>
-          <w:sz w:val="20"/>
-          <w:u w:val="none"/>
-        </w:rPr>
-        <w:t>NAVBHARAT MEGA DEVELOPERS PRIVATE LIMITED</w:t>
-      </w:r>
-    </w:p>
-    <w:p>
-      <w:pPr>
-        <w:spacing w:before="0" w:after="0"/>
-        <w:jc w:val="left"/>
-      </w:pPr>
-      <w:r>
-        <w:rPr>
-          <w:rFonts w:ascii="Adani" w:hAnsi="Adani"/>
-          <w:b w:val="0"/>
-          <w:sz w:val="20"/>
-          <w:u w:val="none"/>
-        </w:rPr>
-        <w:t>S B SHARMA DEVELOPMENTS LLP</w:t>
-      </w:r>
-    </w:p>
-    <w:p>
-      <w:pPr>
-        <w:spacing w:before="0" w:after="0"/>
-        <w:jc w:val="left"/>
-      </w:pPr>
-      <w:r>
-        <w:rPr>
-          <w:rFonts w:ascii="Adani" w:hAnsi="Adani"/>
-          <w:b w:val="0"/>
-          <w:sz w:val="20"/>
-          <w:u w:val="none"/>
-        </w:rPr>
-        <w:t>ADI SHANTIGRAM STOREYS LLP</w:t>
-      </w:r>
-    </w:p>
-    <w:p>
-      <w:pPr>
-        <w:spacing w:before="0" w:after="0"/>
-        <w:jc w:val="left"/>
-      </w:pPr>
-      <w:r>
-        <w:rPr>
-          <w:rFonts w:ascii="Adani" w:hAnsi="Adani"/>
-          <w:b w:val="0"/>
-          <w:sz w:val="20"/>
-          <w:u w:val="none"/>
-        </w:rPr>
-        <w:t>ALINEA PROPERTIES LLP</w:t>
-      </w:r>
-    </w:p>
-    <w:p>
-      <w:pPr>
-        <w:spacing w:before="0" w:after="0"/>
-        <w:jc w:val="left"/>
-      </w:pPr>
-      <w:r>
-        <w:rPr>
-          <w:rFonts w:ascii="Adani" w:hAnsi="Adani"/>
-          <w:b w:val="0"/>
-          <w:sz w:val="20"/>
-          <w:u w:val="none"/>
-        </w:rPr>
-        <w:t>NRC LIMITED</w:t>
-      </w:r>
-    </w:p>
-    <w:p>
-      <w:pPr>
-        <w:spacing w:before="0" w:after="0"/>
-        <w:jc w:val="left"/>
-      </w:pPr>
-      <w:r>
-        <w:rPr>
-          <w:rFonts w:ascii="Adani" w:hAnsi="Adani"/>
-          <w:b w:val="0"/>
-          <w:sz w:val="20"/>
-          <w:u w:val="none"/>
-        </w:rPr>
-        <w:t>ADANI ESTATE MANAGEMENT PRIVATE LIMITED</w:t>
-      </w:r>
-    </w:p>
-    <w:p>
-      <w:pPr>
-        <w:spacing w:before="0" w:after="0"/>
-        <w:jc w:val="left"/>
-      </w:pPr>
-      <w:r>
-        <w:rPr>
-          <w:rFonts w:ascii="Adani" w:hAnsi="Adani"/>
-          <w:b w:val="0"/>
-          <w:sz w:val="20"/>
-          <w:u w:val="none"/>
-        </w:rPr>
-        <w:t>ADITYA ESTATES PRIVATE LIMITED</w:t>
-      </w:r>
-    </w:p>
-    <w:p>
-      <w:pPr>
-        <w:spacing w:before="0" w:after="0"/>
-        <w:jc w:val="left"/>
-      </w:pPr>
-      <w:r>
-        <w:rPr>
-          <w:rFonts w:ascii="Adani" w:hAnsi="Adani"/>
-          <w:b w:val="0"/>
-          <w:sz w:val="20"/>
-          <w:u w:val="none"/>
-        </w:rPr>
-        <w:t>ADI SHANTIGRAM ESTATES LLP</w:t>
-      </w:r>
-    </w:p>
-    <w:p>
-      <w:pPr>
-        <w:spacing w:before="0" w:after="0"/>
-        <w:jc w:val="left"/>
-      </w:pPr>
-      <w:r>
-        <w:rPr>
-          <w:rFonts w:ascii="Adani" w:hAnsi="Adani"/>
-          <w:b w:val="0"/>
-          <w:sz w:val="20"/>
-          <w:u w:val="none"/>
-        </w:rPr>
-        <w:t>VALUABLE PROPERTIES PRIVATE LIMITED</w:t>
-      </w:r>
-    </w:p>
-    <w:p>
-      <w:pPr>
-        <w:spacing w:before="0" w:after="0"/>
-        <w:jc w:val="left"/>
-      </w:pPr>
-      <w:r>
-        <w:rPr>
-          <w:rFonts w:ascii="Adani" w:hAnsi="Adani"/>
-          <w:b w:val="0"/>
-          <w:sz w:val="20"/>
-          <w:u w:val="none"/>
-        </w:rPr>
-        <w:t>ALTON BUILDTECH INDIA PRIVATE LIMITED</w:t>
-      </w:r>
-    </w:p>
-    <w:p>
-      <w:pPr>
-        <w:spacing w:before="0" w:after="0"/>
-        <w:jc w:val="left"/>
-      </w:pPr>
-      <w:r>
-        <w:rPr>
-          <w:rFonts w:ascii="Adani" w:hAnsi="Adani"/>
-          <w:b w:val="0"/>
-          <w:sz w:val="20"/>
-          <w:u w:val="none"/>
-        </w:rPr>
-        <w:t>SWAYAM REALTORS AND TRADERS LLP</w:t>
-      </w:r>
-    </w:p>
-    <w:p>
-      <w:pPr>
-        <w:spacing w:before="0" w:after="0"/>
-        <w:jc w:val="left"/>
-      </w:pPr>
-      <w:r>
-        <w:rPr>
-          <w:rFonts w:ascii="Adani" w:hAnsi="Adani"/>
-          <w:b w:val="0"/>
-          <w:sz w:val="20"/>
-          <w:u w:val="none"/>
-        </w:rPr>
-        <w:t>COLUMBIA CHROME (INDIA) PRIVATE LIMITED</w:t>
-      </w:r>
-    </w:p>
-    <w:p>
-      <w:pPr>
-        <w:spacing w:before="0" w:after="0"/>
-        <w:jc w:val="left"/>
-      </w:pPr>
-      <w:r>
-        <w:rPr>
-          <w:rFonts w:ascii="Adani" w:hAnsi="Adani"/>
-          <w:b w:val="0"/>
-          <w:sz w:val="20"/>
-          <w:u w:val="none"/>
-        </w:rPr>
-        <w:t>LUSHGREEN LANDSCAPES PRIVATE LIMITED</w:t>
-      </w:r>
-    </w:p>
-    <w:p>
-      <w:pPr>
-        <w:spacing w:before="0" w:after="0"/>
-        <w:jc w:val="left"/>
-      </w:pPr>
-      <w:r>
-        <w:rPr>
-          <w:rFonts w:ascii="Adani" w:hAnsi="Adani"/>
-          <w:b w:val="0"/>
-          <w:sz w:val="20"/>
-          <w:u w:val="none"/>
-        </w:rPr>
-        <w:t>ACHALESHWAR INFRASTRUCTURE PRIVATE LIMITED</w:t>
-      </w:r>
-    </w:p>
-    <w:p>
-      <w:pPr>
-        <w:spacing w:before="0" w:after="0"/>
-        <w:jc w:val="left"/>
-      </w:pPr>
-      <w:r>
-        <w:rPr>
-          <w:rFonts w:ascii="Adani" w:hAnsi="Adani"/>
-          <w:b w:val="0"/>
-          <w:sz w:val="20"/>
-          <w:u w:val="none"/>
-        </w:rPr>
-        <w:t>LOVISHA INFRASTRUCTURE PRIVATE LIMITED</w:t>
-      </w:r>
-    </w:p>
-    <w:p>
-      <w:pPr>
-        <w:spacing w:before="0" w:after="0"/>
-        <w:jc w:val="left"/>
-      </w:pPr>
-      <w:r>
-        <w:rPr>
-          <w:rFonts w:ascii="Adani" w:hAnsi="Adani"/>
-          <w:b w:val="0"/>
-          <w:sz w:val="20"/>
-          <w:u w:val="none"/>
-        </w:rPr>
-        <w:t>CCC REALTY PRIVATE LIMITED</w:t>
-      </w:r>
-    </w:p>
-    <w:p>
-      <w:pPr>
-        <w:spacing w:before="0" w:after="0"/>
-        <w:jc w:val="left"/>
-      </w:pPr>
-      <w:r>
-        <w:rPr>
-          <w:rFonts w:ascii="Adani" w:hAnsi="Adani"/>
-          <w:b w:val="0"/>
-          <w:sz w:val="20"/>
-          <w:u w:val="none"/>
-        </w:rPr>
-        <w:t>BLUE STAR REALTY PRIVATE LIMITED</w:t>
-      </w:r>
-    </w:p>
-    <w:p>
-      <w:pPr>
-        <w:spacing w:before="0" w:after="0"/>
-        <w:jc w:val="left"/>
-      </w:pPr>
-      <w:r>
-        <w:rPr>
-          <w:rFonts w:ascii="Adani" w:hAnsi="Adani"/>
-          <w:b w:val="0"/>
-          <w:sz w:val="20"/>
-          <w:u w:val="none"/>
-        </w:rPr>
-        <w:t>ROCKFIELD HOMES PRIVATE LIMITED</w:t>
-      </w:r>
-    </w:p>
-    <w:p>
-      <w:pPr>
-        <w:spacing w:before="0" w:after="0"/>
-        <w:jc w:val="left"/>
-      </w:pPr>
-      <w:r>
-        <w:rPr>
-          <w:rFonts w:ascii="Adani" w:hAnsi="Adani"/>
-          <w:b w:val="0"/>
-          <w:sz w:val="20"/>
-          <w:u w:val="none"/>
-        </w:rPr>
-        <w:t>BELVEDERE GOLF AND COUNTRY CLUB PRIVATE LIMITED</w:t>
-      </w:r>
-    </w:p>
-    <w:p>
-      <w:pPr>
-        <w:spacing w:before="0" w:after="0"/>
-        <w:jc w:val="left"/>
-      </w:pPr>
-      <w:r>
-        <w:rPr>
-          <w:rFonts w:ascii="Adani" w:hAnsi="Adani"/>
-          <w:b w:val="0"/>
-          <w:sz w:val="20"/>
-          <w:u w:val="none"/>
-        </w:rPr>
-        <w:t>SUNBOURNE DEVELOPERS PRIVATE LIMITED</w:t>
-      </w:r>
-    </w:p>
-    <w:p>
-      <w:pPr>
-        <w:spacing w:before="0" w:after="0"/>
-        <w:jc w:val="left"/>
-      </w:pPr>
-      <w:r>
-        <w:rPr>
-          <w:rFonts w:ascii="Adani" w:hAnsi="Adani"/>
-          <w:b w:val="0"/>
-          <w:sz w:val="20"/>
-          <w:u w:val="none"/>
-        </w:rPr>
-        <w:t>JADE FOOD AND PROPERTIES PRIVATE LIMITED</w:t>
-      </w:r>
-    </w:p>
-    <w:p>
-      <w:pPr>
-        <w:spacing w:before="0" w:after="0"/>
-        <w:jc w:val="left"/>
-      </w:pPr>
-      <w:r>
-        <w:rPr>
-          <w:rFonts w:ascii="Adani" w:hAnsi="Adani"/>
-          <w:b w:val="0"/>
-          <w:sz w:val="20"/>
-          <w:u w:val="none"/>
-        </w:rPr>
-        <w:t>JADE AGRICULTURAL COMPANY PRIVATE LIMITED</w:t>
-      </w:r>
-    </w:p>
-    <w:p>
-      <w:pPr>
-        <w:spacing w:before="0" w:after="0"/>
-        <w:jc w:val="left"/>
-      </w:pPr>
-      <w:r>
-        <w:rPr>
-          <w:rFonts w:ascii="Adani" w:hAnsi="Adani"/>
-          <w:b w:val="0"/>
-          <w:sz w:val="20"/>
-          <w:u w:val="none"/>
-        </w:rPr>
-        <w:t>ADANI MUNDRA SEZ INFRASTRUCTURE PRIVATE LIMITED</w:t>
-      </w:r>
-    </w:p>
-    <w:p>
-      <w:pPr>
-        <w:spacing w:before="0" w:after="0"/>
-        <w:jc w:val="left"/>
-      </w:pPr>
-      <w:r>
-        <w:rPr>
-          <w:rFonts w:ascii="Adani" w:hAnsi="Adani"/>
-          <w:b w:val="0"/>
-          <w:sz w:val="20"/>
-          <w:u w:val="none"/>
-        </w:rPr>
-        <w:t>JADE AGRI LAND PRIVATE LIMITED</w:t>
-      </w:r>
-    </w:p>
-    <w:p>
-      <w:pPr>
-        <w:spacing w:before="0" w:after="0"/>
-        <w:jc w:val="left"/>
-      </w:pPr>
-      <w:r>
-        <w:rPr>
-          <w:rFonts w:ascii="Adani" w:hAnsi="Adani"/>
-          <w:b w:val="0"/>
-          <w:sz w:val="20"/>
-          <w:u w:val="none"/>
-        </w:rPr>
-        <w:t>ROHIT AGRI-TRADE PRIVATE LIMITED</w:t>
-      </w:r>
-    </w:p>
-    <w:p>
-      <w:pPr>
-        <w:spacing w:before="0" w:after="0"/>
-        <w:jc w:val="left"/>
-      </w:pPr>
-      <w:r>
-        <w:rPr>
-          <w:rFonts w:ascii="Adani" w:hAnsi="Adani"/>
-          <w:b w:val="0"/>
-          <w:sz w:val="20"/>
-          <w:u w:val="none"/>
-        </w:rPr>
-        <w:t>ADANI LAND DEVELOPERS PRIVATE LIMITED</w:t>
-      </w:r>
-    </w:p>
-    <w:p>
-      <w:pPr>
         <w:spacing w:before="0" w:after="160"/>
         <w:jc w:val="left"/>
       </w:pPr>
       <w:r>
         <w:rPr>
           <w:rFonts w:ascii="Adani" w:hAnsi="Adani"/>
-          <w:b w:val="0"/>
+          <w:b/>
           <w:sz w:val="20"/>
           <w:u w:val="none"/>
         </w:rPr>
-        <w:t>SHANTIGRAM UTILITY SERVICES PRIVATE LIMITED</w:t>
+        <w:t>SUNBOURNE DEVELOPERS PRIVATE LIMITED</w:t>
       </w:r>
     </w:p>
     <w:p>
@@ -1347,148 +957,6 @@
                 <w:sz w:val="18"/>
                 <w:u w:val="none"/>
               </w:rPr>
-              <w:t>NRC LIMITED</w:t>
-            </w:r>
-          </w:p>
-        </w:tc>
-        <w:tc>
-          <w:tcPr>
-            <w:tcW w:type="dxa" w:w="1814"/>
-            <w:shd w:val="clear" w:color="auto" w:fill="FFFFFF"/>
-            <w:tcBorders>
-              <w:top w:val="single" w:sz="4" w:space="0" w:color="000000"/>
-              <w:left w:val="single" w:sz="4" w:space="0" w:color="000000"/>
-              <w:bottom w:val="single" w:sz="4" w:space="0" w:color="000000"/>
-              <w:right w:val="single" w:sz="4" w:space="0" w:color="000000"/>
-            </w:tcBorders>
-            <w:vAlign w:val="center"/>
-          </w:tcPr>
-          <w:p>
-            <w:pPr>
-              <w:spacing w:before="40" w:after="40"/>
-              <w:jc w:val="left"/>
-            </w:pPr>
-            <w:r>
-              <w:rPr>
-                <w:rFonts w:ascii="Adani" w:hAnsi="Adani"/>
-                <w:b w:val="0"/>
-                <w:sz w:val="18"/>
-                <w:u w:val="none"/>
-              </w:rPr>
-              <w:t>Director</w:t>
-            </w:r>
-          </w:p>
-        </w:tc>
-        <w:tc>
-          <w:tcPr>
-            <w:tcW w:type="dxa" w:w="1020"/>
-            <w:shd w:val="clear" w:color="auto" w:fill="FFFFFF"/>
-            <w:tcBorders>
-              <w:top w:val="single" w:sz="4" w:space="0" w:color="000000"/>
-              <w:left w:val="single" w:sz="4" w:space="0" w:color="000000"/>
-              <w:bottom w:val="single" w:sz="4" w:space="0" w:color="000000"/>
-              <w:right w:val="single" w:sz="4" w:space="0" w:color="000000"/>
-            </w:tcBorders>
-            <w:vAlign w:val="center"/>
-          </w:tcPr>
-          <w:p>
-            <w:pPr>
-              <w:spacing w:before="40" w:after="40"/>
-              <w:jc w:val="left"/>
-            </w:pPr>
-            <w:r>
-              <w:rPr>
-                <w:rFonts w:ascii="Adani" w:hAnsi="Adani"/>
-                <w:b w:val="0"/>
-                <w:sz w:val="18"/>
-                <w:u w:val="none"/>
-              </w:rPr>
-              <w:t>NIL</w:t>
-            </w:r>
-          </w:p>
-        </w:tc>
-        <w:tc>
-          <w:tcPr>
-            <w:tcW w:type="dxa" w:w="1247"/>
-            <w:shd w:val="clear" w:color="auto" w:fill="FFFFFF"/>
-            <w:tcBorders>
-              <w:top w:val="single" w:sz="4" w:space="0" w:color="000000"/>
-              <w:left w:val="single" w:sz="4" w:space="0" w:color="000000"/>
-              <w:bottom w:val="single" w:sz="4" w:space="0" w:color="000000"/>
-              <w:right w:val="single" w:sz="4" w:space="0" w:color="000000"/>
-            </w:tcBorders>
-            <w:vAlign w:val="center"/>
-          </w:tcPr>
-          <w:p>
-            <w:pPr>
-              <w:spacing w:before="40" w:after="40"/>
-              <w:jc w:val="left"/>
-            </w:pPr>
-            <w:r>
-              <w:rPr>
-                <w:rFonts w:ascii="Adani" w:hAnsi="Adani"/>
-                <w:b w:val="0"/>
-                <w:sz w:val="18"/>
-                <w:u w:val="none"/>
-              </w:rPr>
-              <w:t>10/03/2021</w:t>
-            </w:r>
-          </w:p>
-        </w:tc>
-      </w:tr>
-      <w:tr>
-        <w:tc>
-          <w:tcPr>
-            <w:tcW w:type="dxa" w:w="680"/>
-            <w:shd w:val="clear" w:color="auto" w:fill="FFFFFF"/>
-            <w:tcBorders>
-              <w:top w:val="single" w:sz="4" w:space="0" w:color="000000"/>
-              <w:left w:val="single" w:sz="4" w:space="0" w:color="000000"/>
-              <w:bottom w:val="single" w:sz="4" w:space="0" w:color="000000"/>
-              <w:right w:val="single" w:sz="4" w:space="0" w:color="000000"/>
-            </w:tcBorders>
-            <w:vAlign w:val="center"/>
-          </w:tcPr>
-          <w:p>
-            <w:pPr>
-              <w:spacing w:before="40" w:after="40"/>
-              <w:jc w:val="left"/>
-            </w:pPr>
-            <w:r>
-              <w:rPr>
-                <w:rFonts w:ascii="Adani" w:hAnsi="Adani"/>
-                <w:b w:val="0"/>
-                <w:sz w:val="18"/>
-                <w:u w:val="none"/>
-              </w:rPr>
-              <w:t>6</w:t>
-            </w:r>
-          </w:p>
-        </w:tc>
-        <w:tc>
-          <w:tcPr>
-            <w:tcW w:type="dxa" w:w="3969"/>
-            <w:shd w:val="clear" w:color="auto" w:fill="FFFFFF"/>
-            <w:tcBorders>
-              <w:top w:val="single" w:sz="4" w:space="0" w:color="000000"/>
-              <w:left w:val="single" w:sz="4" w:space="0" w:color="000000"/>
-              <w:bottom w:val="single" w:sz="4" w:space="0" w:color="000000"/>
-              <w:right w:val="single" w:sz="4" w:space="0" w:color="000000"/>
-            </w:tcBorders>
-            <w:vAlign w:val="center"/>
-          </w:tcPr>
-          <w:p>
-            <w:pPr>
-              <w:spacing w:before="40" w:after="40"/>
-              <w:jc w:val="left"/>
-            </w:pPr>
-            <w:r>
-              <w:rPr>
-                <w:rFonts w:ascii="Adani" w:hAnsi="Adani"/>
-                <w:b w:val="0"/>
-                <w:sz w:val="18"/>
-                <w:u w:val="none"/>
-              </w:rPr>
               <w:t>ADANI ESTATE MANAGEMENT PRIVATE LIMITED</w:t>
             </w:r>
           </w:p>
@@ -1603,149 +1071,7 @@
                 <w:sz w:val="18"/>
                 <w:u w:val="none"/>
               </w:rPr>
-              <w:t>7</w:t>
-            </w:r>
-          </w:p>
-        </w:tc>
-        <w:tc>
-          <w:tcPr>
-            <w:tcW w:type="dxa" w:w="3969"/>
-            <w:shd w:val="clear" w:color="auto" w:fill="FFFFFF"/>
-            <w:tcBorders>
-              <w:top w:val="single" w:sz="4" w:space="0" w:color="000000"/>
-              <w:left w:val="single" w:sz="4" w:space="0" w:color="000000"/>
-              <w:bottom w:val="single" w:sz="4" w:space="0" w:color="000000"/>
-              <w:right w:val="single" w:sz="4" w:space="0" w:color="000000"/>
-            </w:tcBorders>
-            <w:vAlign w:val="center"/>
-          </w:tcPr>
-          <w:p>
-            <w:pPr>
-              <w:spacing w:before="40" w:after="40"/>
-              <w:jc w:val="left"/>
-            </w:pPr>
-            <w:r>
-              <w:rPr>
-                <w:rFonts w:ascii="Adani" w:hAnsi="Adani"/>
-                <w:b w:val="0"/>
-                <w:sz w:val="18"/>
-                <w:u w:val="none"/>
-              </w:rPr>
-              <w:t>ADITYA ESTATES PRIVATE LIMITED</w:t>
-            </w:r>
-          </w:p>
-        </w:tc>
-        <w:tc>
-          <w:tcPr>
-            <w:tcW w:type="dxa" w:w="1814"/>
-            <w:shd w:val="clear" w:color="auto" w:fill="FFFFFF"/>
-            <w:tcBorders>
-              <w:top w:val="single" w:sz="4" w:space="0" w:color="000000"/>
-              <w:left w:val="single" w:sz="4" w:space="0" w:color="000000"/>
-              <w:bottom w:val="single" w:sz="4" w:space="0" w:color="000000"/>
-              <w:right w:val="single" w:sz="4" w:space="0" w:color="000000"/>
-            </w:tcBorders>
-            <w:vAlign w:val="center"/>
-          </w:tcPr>
-          <w:p>
-            <w:pPr>
-              <w:spacing w:before="40" w:after="40"/>
-              <w:jc w:val="left"/>
-            </w:pPr>
-            <w:r>
-              <w:rPr>
-                <w:rFonts w:ascii="Adani" w:hAnsi="Adani"/>
-                <w:b w:val="0"/>
-                <w:sz w:val="18"/>
-                <w:u w:val="none"/>
-              </w:rPr>
-              <w:t>Director</w:t>
-            </w:r>
-          </w:p>
-        </w:tc>
-        <w:tc>
-          <w:tcPr>
-            <w:tcW w:type="dxa" w:w="1020"/>
-            <w:shd w:val="clear" w:color="auto" w:fill="FFFFFF"/>
-            <w:tcBorders>
-              <w:top w:val="single" w:sz="4" w:space="0" w:color="000000"/>
-              <w:left w:val="single" w:sz="4" w:space="0" w:color="000000"/>
-              <w:bottom w:val="single" w:sz="4" w:space="0" w:color="000000"/>
-              <w:right w:val="single" w:sz="4" w:space="0" w:color="000000"/>
-            </w:tcBorders>
-            <w:vAlign w:val="center"/>
-          </w:tcPr>
-          <w:p>
-            <w:pPr>
-              <w:spacing w:before="40" w:after="40"/>
-              <w:jc w:val="left"/>
-            </w:pPr>
-            <w:r>
-              <w:rPr>
-                <w:rFonts w:ascii="Adani" w:hAnsi="Adani"/>
-                <w:b w:val="0"/>
-                <w:sz w:val="18"/>
-                <w:u w:val="none"/>
-              </w:rPr>
-              <w:t>NIL</w:t>
-            </w:r>
-          </w:p>
-        </w:tc>
-        <w:tc>
-          <w:tcPr>
-            <w:tcW w:type="dxa" w:w="1247"/>
-            <w:shd w:val="clear" w:color="auto" w:fill="FFFFFF"/>
-            <w:tcBorders>
-              <w:top w:val="single" w:sz="4" w:space="0" w:color="000000"/>
-              <w:left w:val="single" w:sz="4" w:space="0" w:color="000000"/>
-              <w:bottom w:val="single" w:sz="4" w:space="0" w:color="000000"/>
-              <w:right w:val="single" w:sz="4" w:space="0" w:color="000000"/>
-            </w:tcBorders>
-            <w:vAlign w:val="center"/>
-          </w:tcPr>
-          <w:p>
-            <w:pPr>
-              <w:spacing w:before="40" w:after="40"/>
-              <w:jc w:val="left"/>
-            </w:pPr>
-            <w:r>
-              <w:rPr>
-                <w:rFonts w:ascii="Adani" w:hAnsi="Adani"/>
-                <w:b w:val="0"/>
-                <w:sz w:val="18"/>
-                <w:u w:val="none"/>
-              </w:rPr>
-              <w:t>12/03/2020</w:t>
-            </w:r>
-          </w:p>
-        </w:tc>
-      </w:tr>
-      <w:tr>
-        <w:tc>
-          <w:tcPr>
-            <w:tcW w:type="dxa" w:w="680"/>
-            <w:shd w:val="clear" w:color="auto" w:fill="FFFFFF"/>
-            <w:tcBorders>
-              <w:top w:val="single" w:sz="4" w:space="0" w:color="000000"/>
-              <w:left w:val="single" w:sz="4" w:space="0" w:color="000000"/>
-              <w:bottom w:val="single" w:sz="4" w:space="0" w:color="000000"/>
-              <w:right w:val="single" w:sz="4" w:space="0" w:color="000000"/>
-            </w:tcBorders>
-            <w:vAlign w:val="center"/>
-          </w:tcPr>
-          <w:p>
-            <w:pPr>
-              <w:spacing w:before="40" w:after="40"/>
-              <w:jc w:val="left"/>
-            </w:pPr>
-            <w:r>
-              <w:rPr>
-                <w:rFonts w:ascii="Adani" w:hAnsi="Adani"/>
-                <w:b w:val="0"/>
-                <w:sz w:val="18"/>
-                <w:u w:val="none"/>
-              </w:rPr>
-              <w:t>8</w:t>
+              <w:t>6</w:t>
             </w:r>
           </w:p>
         </w:tc>
@@ -1887,7 +1213,7 @@
                 <w:sz w:val="18"/>
                 <w:u w:val="none"/>
               </w:rPr>
-              <w:t>9</w:t>
+              <w:t>7</w:t>
             </w:r>
           </w:p>
         </w:tc>
@@ -2029,149 +1355,7 @@
                 <w:sz w:val="18"/>
                 <w:u w:val="none"/>
               </w:rPr>
-              <w:t>10</w:t>
-            </w:r>
-          </w:p>
-        </w:tc>
-        <w:tc>
-          <w:tcPr>
-            <w:tcW w:type="dxa" w:w="3969"/>
-            <w:shd w:val="clear" w:color="auto" w:fill="FFFFFF"/>
-            <w:tcBorders>
-              <w:top w:val="single" w:sz="4" w:space="0" w:color="000000"/>
-              <w:left w:val="single" w:sz="4" w:space="0" w:color="000000"/>
-              <w:bottom w:val="single" w:sz="4" w:space="0" w:color="000000"/>
-              <w:right w:val="single" w:sz="4" w:space="0" w:color="000000"/>
-            </w:tcBorders>
-            <w:vAlign w:val="center"/>
-          </w:tcPr>
-          <w:p>
-            <w:pPr>
-              <w:spacing w:before="40" w:after="40"/>
-              <w:jc w:val="left"/>
-            </w:pPr>
-            <w:r>
-              <w:rPr>
-                <w:rFonts w:ascii="Adani" w:hAnsi="Adani"/>
-                <w:b w:val="0"/>
-                <w:sz w:val="18"/>
-                <w:u w:val="none"/>
-              </w:rPr>
-              <w:t>ALTON BUILDTECH INDIA PRIVATE LIMITED</w:t>
-            </w:r>
-          </w:p>
-        </w:tc>
-        <w:tc>
-          <w:tcPr>
-            <w:tcW w:type="dxa" w:w="1814"/>
-            <w:shd w:val="clear" w:color="auto" w:fill="FFFFFF"/>
-            <w:tcBorders>
-              <w:top w:val="single" w:sz="4" w:space="0" w:color="000000"/>
-              <w:left w:val="single" w:sz="4" w:space="0" w:color="000000"/>
-              <w:bottom w:val="single" w:sz="4" w:space="0" w:color="000000"/>
-              <w:right w:val="single" w:sz="4" w:space="0" w:color="000000"/>
-            </w:tcBorders>
-            <w:vAlign w:val="center"/>
-          </w:tcPr>
-          <w:p>
-            <w:pPr>
-              <w:spacing w:before="40" w:after="40"/>
-              <w:jc w:val="left"/>
-            </w:pPr>
-            <w:r>
-              <w:rPr>
-                <w:rFonts w:ascii="Adani" w:hAnsi="Adani"/>
-                <w:b w:val="0"/>
-                <w:sz w:val="18"/>
-                <w:u w:val="none"/>
-              </w:rPr>
-              <w:t>Director</w:t>
-            </w:r>
-          </w:p>
-        </w:tc>
-        <w:tc>
-          <w:tcPr>
-            <w:tcW w:type="dxa" w:w="1020"/>
-            <w:shd w:val="clear" w:color="auto" w:fill="FFFFFF"/>
-            <w:tcBorders>
-              <w:top w:val="single" w:sz="4" w:space="0" w:color="000000"/>
-              <w:left w:val="single" w:sz="4" w:space="0" w:color="000000"/>
-              <w:bottom w:val="single" w:sz="4" w:space="0" w:color="000000"/>
-              <w:right w:val="single" w:sz="4" w:space="0" w:color="000000"/>
-            </w:tcBorders>
-            <w:vAlign w:val="center"/>
-          </w:tcPr>
-          <w:p>
-            <w:pPr>
-              <w:spacing w:before="40" w:after="40"/>
-              <w:jc w:val="left"/>
-            </w:pPr>
-            <w:r>
-              <w:rPr>
-                <w:rFonts w:ascii="Adani" w:hAnsi="Adani"/>
-                <w:b w:val="0"/>
-                <w:sz w:val="18"/>
-                <w:u w:val="none"/>
-              </w:rPr>
-              <w:t>NIL</w:t>
-            </w:r>
-          </w:p>
-        </w:tc>
-        <w:tc>
-          <w:tcPr>
-            <w:tcW w:type="dxa" w:w="1247"/>
-            <w:shd w:val="clear" w:color="auto" w:fill="FFFFFF"/>
-            <w:tcBorders>
-              <w:top w:val="single" w:sz="4" w:space="0" w:color="000000"/>
-              <w:left w:val="single" w:sz="4" w:space="0" w:color="000000"/>
-              <w:bottom w:val="single" w:sz="4" w:space="0" w:color="000000"/>
-              <w:right w:val="single" w:sz="4" w:space="0" w:color="000000"/>
-            </w:tcBorders>
-            <w:vAlign w:val="center"/>
-          </w:tcPr>
-          <w:p>
-            <w:pPr>
-              <w:spacing w:before="40" w:after="40"/>
-              <w:jc w:val="left"/>
-            </w:pPr>
-            <w:r>
-              <w:rPr>
-                <w:rFonts w:ascii="Adani" w:hAnsi="Adani"/>
-                <w:b w:val="0"/>
-                <w:sz w:val="18"/>
-                <w:u w:val="none"/>
-              </w:rPr>
-              <w:t>10/04/2015</w:t>
-            </w:r>
-          </w:p>
-        </w:tc>
-      </w:tr>
-      <w:tr>
-        <w:tc>
-          <w:tcPr>
-            <w:tcW w:type="dxa" w:w="680"/>
-            <w:shd w:val="clear" w:color="auto" w:fill="FFFFFF"/>
-            <w:tcBorders>
-              <w:top w:val="single" w:sz="4" w:space="0" w:color="000000"/>
-              <w:left w:val="single" w:sz="4" w:space="0" w:color="000000"/>
-              <w:bottom w:val="single" w:sz="4" w:space="0" w:color="000000"/>
-              <w:right w:val="single" w:sz="4" w:space="0" w:color="000000"/>
-            </w:tcBorders>
-            <w:vAlign w:val="center"/>
-          </w:tcPr>
-          <w:p>
-            <w:pPr>
-              <w:spacing w:before="40" w:after="40"/>
-              <w:jc w:val="left"/>
-            </w:pPr>
-            <w:r>
-              <w:rPr>
-                <w:rFonts w:ascii="Adani" w:hAnsi="Adani"/>
-                <w:b w:val="0"/>
-                <w:sz w:val="18"/>
-                <w:u w:val="none"/>
-              </w:rPr>
-              <w:t>11</w:t>
+              <w:t>8</w:t>
             </w:r>
           </w:p>
         </w:tc>
@@ -2313,7 +1497,7 @@
                 <w:sz w:val="18"/>
                 <w:u w:val="none"/>
               </w:rPr>
-              <w:t>12</w:t>
+              <w:t>9</w:t>
             </w:r>
           </w:p>
         </w:tc>
@@ -2455,149 +1639,7 @@
                 <w:sz w:val="18"/>
                 <w:u w:val="none"/>
               </w:rPr>
-              <w:t>13</w:t>
-            </w:r>
-          </w:p>
-        </w:tc>
-        <w:tc>
-          <w:tcPr>
-            <w:tcW w:type="dxa" w:w="3969"/>
-            <w:shd w:val="clear" w:color="auto" w:fill="FFFFFF"/>
-            <w:tcBorders>
-              <w:top w:val="single" w:sz="4" w:space="0" w:color="000000"/>
-              <w:left w:val="single" w:sz="4" w:space="0" w:color="000000"/>
-              <w:bottom w:val="single" w:sz="4" w:space="0" w:color="000000"/>
-              <w:right w:val="single" w:sz="4" w:space="0" w:color="000000"/>
-            </w:tcBorders>
-            <w:vAlign w:val="center"/>
-          </w:tcPr>
-          <w:p>
-            <w:pPr>
-              <w:spacing w:before="40" w:after="40"/>
-              <w:jc w:val="left"/>
-            </w:pPr>
-            <w:r>
-              <w:rPr>
-                <w:rFonts w:ascii="Adani" w:hAnsi="Adani"/>
-                <w:b w:val="0"/>
-                <w:sz w:val="18"/>
-                <w:u w:val="none"/>
-              </w:rPr>
-              <w:t>LUSHGREEN LANDSCAPES PRIVATE LIMITED</w:t>
-            </w:r>
-          </w:p>
-        </w:tc>
-        <w:tc>
-          <w:tcPr>
-            <w:tcW w:type="dxa" w:w="1814"/>
-            <w:shd w:val="clear" w:color="auto" w:fill="FFFFFF"/>
-            <w:tcBorders>
-              <w:top w:val="single" w:sz="4" w:space="0" w:color="000000"/>
-              <w:left w:val="single" w:sz="4" w:space="0" w:color="000000"/>
-              <w:bottom w:val="single" w:sz="4" w:space="0" w:color="000000"/>
-              <w:right w:val="single" w:sz="4" w:space="0" w:color="000000"/>
-            </w:tcBorders>
-            <w:vAlign w:val="center"/>
-          </w:tcPr>
-          <w:p>
-            <w:pPr>
-              <w:spacing w:before="40" w:after="40"/>
-              <w:jc w:val="left"/>
-            </w:pPr>
-            <w:r>
-              <w:rPr>
-                <w:rFonts w:ascii="Adani" w:hAnsi="Adani"/>
-                <w:b w:val="0"/>
-                <w:sz w:val="18"/>
-                <w:u w:val="none"/>
-              </w:rPr>
-              <w:t>Director</w:t>
-            </w:r>
-          </w:p>
-        </w:tc>
-        <w:tc>
-          <w:tcPr>
-            <w:tcW w:type="dxa" w:w="1020"/>
-            <w:shd w:val="clear" w:color="auto" w:fill="FFFFFF"/>
-            <w:tcBorders>
-              <w:top w:val="single" w:sz="4" w:space="0" w:color="000000"/>
-              <w:left w:val="single" w:sz="4" w:space="0" w:color="000000"/>
-              <w:bottom w:val="single" w:sz="4" w:space="0" w:color="000000"/>
-              <w:right w:val="single" w:sz="4" w:space="0" w:color="000000"/>
-            </w:tcBorders>
-            <w:vAlign w:val="center"/>
-          </w:tcPr>
-          <w:p>
-            <w:pPr>
-              <w:spacing w:before="40" w:after="40"/>
-              <w:jc w:val="left"/>
-            </w:pPr>
-            <w:r>
-              <w:rPr>
-                <w:rFonts w:ascii="Adani" w:hAnsi="Adani"/>
-                <w:b w:val="0"/>
-                <w:sz w:val="18"/>
-                <w:u w:val="none"/>
-              </w:rPr>
-              <w:t>NIL</w:t>
-            </w:r>
-          </w:p>
-        </w:tc>
-        <w:tc>
-          <w:tcPr>
-            <w:tcW w:type="dxa" w:w="1247"/>
-            <w:shd w:val="clear" w:color="auto" w:fill="FFFFFF"/>
-            <w:tcBorders>
-              <w:top w:val="single" w:sz="4" w:space="0" w:color="000000"/>
-              <w:left w:val="single" w:sz="4" w:space="0" w:color="000000"/>
-              <w:bottom w:val="single" w:sz="4" w:space="0" w:color="000000"/>
-              <w:right w:val="single" w:sz="4" w:space="0" w:color="000000"/>
-            </w:tcBorders>
-            <w:vAlign w:val="center"/>
-          </w:tcPr>
-          <w:p>
-            <w:pPr>
-              <w:spacing w:before="40" w:after="40"/>
-              <w:jc w:val="left"/>
-            </w:pPr>
-            <w:r>
-              <w:rPr>
-                <w:rFonts w:ascii="Adani" w:hAnsi="Adani"/>
-                <w:b w:val="0"/>
-                <w:sz w:val="18"/>
-                <w:u w:val="none"/>
-              </w:rPr>
-              <w:t>16/12/2013</w:t>
-            </w:r>
-          </w:p>
-        </w:tc>
-      </w:tr>
-      <w:tr>
-        <w:tc>
-          <w:tcPr>
-            <w:tcW w:type="dxa" w:w="680"/>
-            <w:shd w:val="clear" w:color="auto" w:fill="FFFFFF"/>
-            <w:tcBorders>
-              <w:top w:val="single" w:sz="4" w:space="0" w:color="000000"/>
-              <w:left w:val="single" w:sz="4" w:space="0" w:color="000000"/>
-              <w:bottom w:val="single" w:sz="4" w:space="0" w:color="000000"/>
-              <w:right w:val="single" w:sz="4" w:space="0" w:color="000000"/>
-            </w:tcBorders>
-            <w:vAlign w:val="center"/>
-          </w:tcPr>
-          <w:p>
-            <w:pPr>
-              <w:spacing w:before="40" w:after="40"/>
-              <w:jc w:val="left"/>
-            </w:pPr>
-            <w:r>
-              <w:rPr>
-                <w:rFonts w:ascii="Adani" w:hAnsi="Adani"/>
-                <w:b w:val="0"/>
-                <w:sz w:val="18"/>
-                <w:u w:val="none"/>
-              </w:rPr>
-              <w:t>14</w:t>
+              <w:t>10</w:t>
             </w:r>
           </w:p>
         </w:tc>
@@ -2739,7 +1781,7 @@
                 <w:sz w:val="18"/>
                 <w:u w:val="none"/>
               </w:rPr>
-              <w:t>15</w:t>
+              <w:t>11</w:t>
             </w:r>
           </w:p>
         </w:tc>
@@ -2881,575 +1923,7 @@
                 <w:sz w:val="18"/>
                 <w:u w:val="none"/>
               </w:rPr>
-              <w:t>16</w:t>
-            </w:r>
-          </w:p>
-        </w:tc>
-        <w:tc>
-          <w:tcPr>
-            <w:tcW w:type="dxa" w:w="3969"/>
-            <w:shd w:val="clear" w:color="auto" w:fill="FFFFFF"/>
-            <w:tcBorders>
-              <w:top w:val="single" w:sz="4" w:space="0" w:color="000000"/>
-              <w:left w:val="single" w:sz="4" w:space="0" w:color="000000"/>
-              <w:bottom w:val="single" w:sz="4" w:space="0" w:color="000000"/>
-              <w:right w:val="single" w:sz="4" w:space="0" w:color="000000"/>
-            </w:tcBorders>
-            <w:vAlign w:val="center"/>
-          </w:tcPr>
-          <w:p>
-            <w:pPr>
-              <w:spacing w:before="40" w:after="40"/>
-              <w:jc w:val="left"/>
-            </w:pPr>
-            <w:r>
-              <w:rPr>
-                <w:rFonts w:ascii="Adani" w:hAnsi="Adani"/>
-                <w:b w:val="0"/>
-                <w:sz w:val="18"/>
-                <w:u w:val="none"/>
-              </w:rPr>
-              <w:t>CCC REALTY PRIVATE LIMITED</w:t>
-            </w:r>
-          </w:p>
-        </w:tc>
-        <w:tc>
-          <w:tcPr>
-            <w:tcW w:type="dxa" w:w="1814"/>
-            <w:shd w:val="clear" w:color="auto" w:fill="FFFFFF"/>
-            <w:tcBorders>
-              <w:top w:val="single" w:sz="4" w:space="0" w:color="000000"/>
-              <w:left w:val="single" w:sz="4" w:space="0" w:color="000000"/>
-              <w:bottom w:val="single" w:sz="4" w:space="0" w:color="000000"/>
-              <w:right w:val="single" w:sz="4" w:space="0" w:color="000000"/>
-            </w:tcBorders>
-            <w:vAlign w:val="center"/>
-          </w:tcPr>
-          <w:p>
-            <w:pPr>
-              <w:spacing w:before="40" w:after="40"/>
-              <w:jc w:val="left"/>
-            </w:pPr>
-            <w:r>
-              <w:rPr>
-                <w:rFonts w:ascii="Adani" w:hAnsi="Adani"/>
-                <w:b w:val="0"/>
-                <w:sz w:val="18"/>
-                <w:u w:val="none"/>
-              </w:rPr>
-              <w:t>Director</w:t>
-            </w:r>
-          </w:p>
-        </w:tc>
-        <w:tc>
-          <w:tcPr>
-            <w:tcW w:type="dxa" w:w="1020"/>
-            <w:shd w:val="clear" w:color="auto" w:fill="FFFFFF"/>
-            <w:tcBorders>
-              <w:top w:val="single" w:sz="4" w:space="0" w:color="000000"/>
-              <w:left w:val="single" w:sz="4" w:space="0" w:color="000000"/>
-              <w:bottom w:val="single" w:sz="4" w:space="0" w:color="000000"/>
-              <w:right w:val="single" w:sz="4" w:space="0" w:color="000000"/>
-            </w:tcBorders>
-            <w:vAlign w:val="center"/>
-          </w:tcPr>
-          <w:p>
-            <w:pPr>
-              <w:spacing w:before="40" w:after="40"/>
-              <w:jc w:val="left"/>
-            </w:pPr>
-            <w:r>
-              <w:rPr>
-                <w:rFonts w:ascii="Adani" w:hAnsi="Adani"/>
-                <w:b w:val="0"/>
-                <w:sz w:val="18"/>
-                <w:u w:val="none"/>
-              </w:rPr>
-              <w:t>NIL</w:t>
-            </w:r>
-          </w:p>
-        </w:tc>
-        <w:tc>
-          <w:tcPr>
-            <w:tcW w:type="dxa" w:w="1247"/>
-            <w:shd w:val="clear" w:color="auto" w:fill="FFFFFF"/>
-            <w:tcBorders>
-              <w:top w:val="single" w:sz="4" w:space="0" w:color="000000"/>
-              <w:left w:val="single" w:sz="4" w:space="0" w:color="000000"/>
-              <w:bottom w:val="single" w:sz="4" w:space="0" w:color="000000"/>
-              <w:right w:val="single" w:sz="4" w:space="0" w:color="000000"/>
-            </w:tcBorders>
-            <w:vAlign w:val="center"/>
-          </w:tcPr>
-          <w:p>
-            <w:pPr>
-              <w:spacing w:before="40" w:after="40"/>
-              <w:jc w:val="left"/>
-            </w:pPr>
-            <w:r>
-              <w:rPr>
-                <w:rFonts w:ascii="Adani" w:hAnsi="Adani"/>
-                <w:b w:val="0"/>
-                <w:sz w:val="18"/>
-                <w:u w:val="none"/>
-              </w:rPr>
-              <w:t>25/08/2012</w:t>
-            </w:r>
-          </w:p>
-        </w:tc>
-      </w:tr>
-      <w:tr>
-        <w:tc>
-          <w:tcPr>
-            <w:tcW w:type="dxa" w:w="680"/>
-            <w:shd w:val="clear" w:color="auto" w:fill="FFFFFF"/>
-            <w:tcBorders>
-              <w:top w:val="single" w:sz="4" w:space="0" w:color="000000"/>
-              <w:left w:val="single" w:sz="4" w:space="0" w:color="000000"/>
-              <w:bottom w:val="single" w:sz="4" w:space="0" w:color="000000"/>
-              <w:right w:val="single" w:sz="4" w:space="0" w:color="000000"/>
-            </w:tcBorders>
-            <w:vAlign w:val="center"/>
-          </w:tcPr>
-          <w:p>
-            <w:pPr>
-              <w:spacing w:before="40" w:after="40"/>
-              <w:jc w:val="left"/>
-            </w:pPr>
-            <w:r>
-              <w:rPr>
-                <w:rFonts w:ascii="Adani" w:hAnsi="Adani"/>
-                <w:b w:val="0"/>
-                <w:sz w:val="18"/>
-                <w:u w:val="none"/>
-              </w:rPr>
-              <w:t>17</w:t>
-            </w:r>
-          </w:p>
-        </w:tc>
-        <w:tc>
-          <w:tcPr>
-            <w:tcW w:type="dxa" w:w="3969"/>
-            <w:shd w:val="clear" w:color="auto" w:fill="FFFFFF"/>
-            <w:tcBorders>
-              <w:top w:val="single" w:sz="4" w:space="0" w:color="000000"/>
-              <w:left w:val="single" w:sz="4" w:space="0" w:color="000000"/>
-              <w:bottom w:val="single" w:sz="4" w:space="0" w:color="000000"/>
-              <w:right w:val="single" w:sz="4" w:space="0" w:color="000000"/>
-            </w:tcBorders>
-            <w:vAlign w:val="center"/>
-          </w:tcPr>
-          <w:p>
-            <w:pPr>
-              <w:spacing w:before="40" w:after="40"/>
-              <w:jc w:val="left"/>
-            </w:pPr>
-            <w:r>
-              <w:rPr>
-                <w:rFonts w:ascii="Adani" w:hAnsi="Adani"/>
-                <w:b w:val="0"/>
-                <w:sz w:val="18"/>
-                <w:u w:val="none"/>
-              </w:rPr>
-              <w:t>BLUE STAR REALTY PRIVATE LIMITED</w:t>
-            </w:r>
-          </w:p>
-        </w:tc>
-        <w:tc>
-          <w:tcPr>
-            <w:tcW w:type="dxa" w:w="1814"/>
-            <w:shd w:val="clear" w:color="auto" w:fill="FFFFFF"/>
-            <w:tcBorders>
-              <w:top w:val="single" w:sz="4" w:space="0" w:color="000000"/>
-              <w:left w:val="single" w:sz="4" w:space="0" w:color="000000"/>
-              <w:bottom w:val="single" w:sz="4" w:space="0" w:color="000000"/>
-              <w:right w:val="single" w:sz="4" w:space="0" w:color="000000"/>
-            </w:tcBorders>
-            <w:vAlign w:val="center"/>
-          </w:tcPr>
-          <w:p>
-            <w:pPr>
-              <w:spacing w:before="40" w:after="40"/>
-              <w:jc w:val="left"/>
-            </w:pPr>
-            <w:r>
-              <w:rPr>
-                <w:rFonts w:ascii="Adani" w:hAnsi="Adani"/>
-                <w:b w:val="0"/>
-                <w:sz w:val="18"/>
-                <w:u w:val="none"/>
-              </w:rPr>
-              <w:t>Director</w:t>
-            </w:r>
-          </w:p>
-        </w:tc>
-        <w:tc>
-          <w:tcPr>
-            <w:tcW w:type="dxa" w:w="1020"/>
-            <w:shd w:val="clear" w:color="auto" w:fill="FFFFFF"/>
-            <w:tcBorders>
-              <w:top w:val="single" w:sz="4" w:space="0" w:color="000000"/>
-              <w:left w:val="single" w:sz="4" w:space="0" w:color="000000"/>
-              <w:bottom w:val="single" w:sz="4" w:space="0" w:color="000000"/>
-              <w:right w:val="single" w:sz="4" w:space="0" w:color="000000"/>
-            </w:tcBorders>
-            <w:vAlign w:val="center"/>
-          </w:tcPr>
-          <w:p>
-            <w:pPr>
-              <w:spacing w:before="40" w:after="40"/>
-              <w:jc w:val="left"/>
-            </w:pPr>
-            <w:r>
-              <w:rPr>
-                <w:rFonts w:ascii="Adani" w:hAnsi="Adani"/>
-                <w:b w:val="0"/>
-                <w:sz w:val="18"/>
-                <w:u w:val="none"/>
-              </w:rPr>
-              <w:t>NIL</w:t>
-            </w:r>
-          </w:p>
-        </w:tc>
-        <w:tc>
-          <w:tcPr>
-            <w:tcW w:type="dxa" w:w="1247"/>
-            <w:shd w:val="clear" w:color="auto" w:fill="FFFFFF"/>
-            <w:tcBorders>
-              <w:top w:val="single" w:sz="4" w:space="0" w:color="000000"/>
-              <w:left w:val="single" w:sz="4" w:space="0" w:color="000000"/>
-              <w:bottom w:val="single" w:sz="4" w:space="0" w:color="000000"/>
-              <w:right w:val="single" w:sz="4" w:space="0" w:color="000000"/>
-            </w:tcBorders>
-            <w:vAlign w:val="center"/>
-          </w:tcPr>
-          <w:p>
-            <w:pPr>
-              <w:spacing w:before="40" w:after="40"/>
-              <w:jc w:val="left"/>
-            </w:pPr>
-            <w:r>
-              <w:rPr>
-                <w:rFonts w:ascii="Adani" w:hAnsi="Adani"/>
-                <w:b w:val="0"/>
-                <w:sz w:val="18"/>
-                <w:u w:val="none"/>
-              </w:rPr>
-              <w:t>25/08/2012</w:t>
-            </w:r>
-          </w:p>
-        </w:tc>
-      </w:tr>
-      <w:tr>
-        <w:tc>
-          <w:tcPr>
-            <w:tcW w:type="dxa" w:w="680"/>
-            <w:shd w:val="clear" w:color="auto" w:fill="FFFFFF"/>
-            <w:tcBorders>
-              <w:top w:val="single" w:sz="4" w:space="0" w:color="000000"/>
-              <w:left w:val="single" w:sz="4" w:space="0" w:color="000000"/>
-              <w:bottom w:val="single" w:sz="4" w:space="0" w:color="000000"/>
-              <w:right w:val="single" w:sz="4" w:space="0" w:color="000000"/>
-            </w:tcBorders>
-            <w:vAlign w:val="center"/>
-          </w:tcPr>
-          <w:p>
-            <w:pPr>
-              <w:spacing w:before="40" w:after="40"/>
-              <w:jc w:val="left"/>
-            </w:pPr>
-            <w:r>
-              <w:rPr>
-                <w:rFonts w:ascii="Adani" w:hAnsi="Adani"/>
-                <w:b w:val="0"/>
-                <w:sz w:val="18"/>
-                <w:u w:val="none"/>
-              </w:rPr>
-              <w:t>18</w:t>
-            </w:r>
-          </w:p>
-        </w:tc>
-        <w:tc>
-          <w:tcPr>
-            <w:tcW w:type="dxa" w:w="3969"/>
-            <w:shd w:val="clear" w:color="auto" w:fill="FFFFFF"/>
-            <w:tcBorders>
-              <w:top w:val="single" w:sz="4" w:space="0" w:color="000000"/>
-              <w:left w:val="single" w:sz="4" w:space="0" w:color="000000"/>
-              <w:bottom w:val="single" w:sz="4" w:space="0" w:color="000000"/>
-              <w:right w:val="single" w:sz="4" w:space="0" w:color="000000"/>
-            </w:tcBorders>
-            <w:vAlign w:val="center"/>
-          </w:tcPr>
-          <w:p>
-            <w:pPr>
-              <w:spacing w:before="40" w:after="40"/>
-              <w:jc w:val="left"/>
-            </w:pPr>
-            <w:r>
-              <w:rPr>
-                <w:rFonts w:ascii="Adani" w:hAnsi="Adani"/>
-                <w:b w:val="0"/>
-                <w:sz w:val="18"/>
-                <w:u w:val="none"/>
-              </w:rPr>
-              <w:t>ROCKFIELD HOMES PRIVATE LIMITED</w:t>
-            </w:r>
-          </w:p>
-        </w:tc>
-        <w:tc>
-          <w:tcPr>
-            <w:tcW w:type="dxa" w:w="1814"/>
-            <w:shd w:val="clear" w:color="auto" w:fill="FFFFFF"/>
-            <w:tcBorders>
-              <w:top w:val="single" w:sz="4" w:space="0" w:color="000000"/>
-              <w:left w:val="single" w:sz="4" w:space="0" w:color="000000"/>
-              <w:bottom w:val="single" w:sz="4" w:space="0" w:color="000000"/>
-              <w:right w:val="single" w:sz="4" w:space="0" w:color="000000"/>
-            </w:tcBorders>
-            <w:vAlign w:val="center"/>
-          </w:tcPr>
-          <w:p>
-            <w:pPr>
-              <w:spacing w:before="40" w:after="40"/>
-              <w:jc w:val="left"/>
-            </w:pPr>
-            <w:r>
-              <w:rPr>
-                <w:rFonts w:ascii="Adani" w:hAnsi="Adani"/>
-                <w:b w:val="0"/>
-                <w:sz w:val="18"/>
-                <w:u w:val="none"/>
-              </w:rPr>
-              <w:t>Director</w:t>
-            </w:r>
-          </w:p>
-        </w:tc>
-        <w:tc>
-          <w:tcPr>
-            <w:tcW w:type="dxa" w:w="1020"/>
-            <w:shd w:val="clear" w:color="auto" w:fill="FFFFFF"/>
-            <w:tcBorders>
-              <w:top w:val="single" w:sz="4" w:space="0" w:color="000000"/>
-              <w:left w:val="single" w:sz="4" w:space="0" w:color="000000"/>
-              <w:bottom w:val="single" w:sz="4" w:space="0" w:color="000000"/>
-              <w:right w:val="single" w:sz="4" w:space="0" w:color="000000"/>
-            </w:tcBorders>
-            <w:vAlign w:val="center"/>
-          </w:tcPr>
-          <w:p>
-            <w:pPr>
-              <w:spacing w:before="40" w:after="40"/>
-              <w:jc w:val="left"/>
-            </w:pPr>
-            <w:r>
-              <w:rPr>
-                <w:rFonts w:ascii="Adani" w:hAnsi="Adani"/>
-                <w:b w:val="0"/>
-                <w:sz w:val="18"/>
-                <w:u w:val="none"/>
-              </w:rPr>
-              <w:t>NIL</w:t>
-            </w:r>
-          </w:p>
-        </w:tc>
-        <w:tc>
-          <w:tcPr>
-            <w:tcW w:type="dxa" w:w="1247"/>
-            <w:shd w:val="clear" w:color="auto" w:fill="FFFFFF"/>
-            <w:tcBorders>
-              <w:top w:val="single" w:sz="4" w:space="0" w:color="000000"/>
-              <w:left w:val="single" w:sz="4" w:space="0" w:color="000000"/>
-              <w:bottom w:val="single" w:sz="4" w:space="0" w:color="000000"/>
-              <w:right w:val="single" w:sz="4" w:space="0" w:color="000000"/>
-            </w:tcBorders>
-            <w:vAlign w:val="center"/>
-          </w:tcPr>
-          <w:p>
-            <w:pPr>
-              <w:spacing w:before="40" w:after="40"/>
-              <w:jc w:val="left"/>
-            </w:pPr>
-            <w:r>
-              <w:rPr>
-                <w:rFonts w:ascii="Adani" w:hAnsi="Adani"/>
-                <w:b w:val="0"/>
-                <w:sz w:val="18"/>
-                <w:u w:val="none"/>
-              </w:rPr>
-              <w:t>25/08/2012</w:t>
-            </w:r>
-          </w:p>
-        </w:tc>
-      </w:tr>
-      <w:tr>
-        <w:tc>
-          <w:tcPr>
-            <w:tcW w:type="dxa" w:w="680"/>
-            <w:shd w:val="clear" w:color="auto" w:fill="FFFFFF"/>
-            <w:tcBorders>
-              <w:top w:val="single" w:sz="4" w:space="0" w:color="000000"/>
-              <w:left w:val="single" w:sz="4" w:space="0" w:color="000000"/>
-              <w:bottom w:val="single" w:sz="4" w:space="0" w:color="000000"/>
-              <w:right w:val="single" w:sz="4" w:space="0" w:color="000000"/>
-            </w:tcBorders>
-            <w:vAlign w:val="center"/>
-          </w:tcPr>
-          <w:p>
-            <w:pPr>
-              <w:spacing w:before="40" w:after="40"/>
-              <w:jc w:val="left"/>
-            </w:pPr>
-            <w:r>
-              <w:rPr>
-                <w:rFonts w:ascii="Adani" w:hAnsi="Adani"/>
-                <w:b w:val="0"/>
-                <w:sz w:val="18"/>
-                <w:u w:val="none"/>
-              </w:rPr>
-              <w:t>19</w:t>
-            </w:r>
-          </w:p>
-        </w:tc>
-        <w:tc>
-          <w:tcPr>
-            <w:tcW w:type="dxa" w:w="3969"/>
-            <w:shd w:val="clear" w:color="auto" w:fill="FFFFFF"/>
-            <w:tcBorders>
-              <w:top w:val="single" w:sz="4" w:space="0" w:color="000000"/>
-              <w:left w:val="single" w:sz="4" w:space="0" w:color="000000"/>
-              <w:bottom w:val="single" w:sz="4" w:space="0" w:color="000000"/>
-              <w:right w:val="single" w:sz="4" w:space="0" w:color="000000"/>
-            </w:tcBorders>
-            <w:vAlign w:val="center"/>
-          </w:tcPr>
-          <w:p>
-            <w:pPr>
-              <w:spacing w:before="40" w:after="40"/>
-              <w:jc w:val="left"/>
-            </w:pPr>
-            <w:r>
-              <w:rPr>
-                <w:rFonts w:ascii="Adani" w:hAnsi="Adani"/>
-                <w:b w:val="0"/>
-                <w:sz w:val="18"/>
-                <w:u w:val="none"/>
-              </w:rPr>
-              <w:t>BELVEDERE GOLF AND COUNTRY CLUB PRIVATE LIMITED</w:t>
-            </w:r>
-          </w:p>
-        </w:tc>
-        <w:tc>
-          <w:tcPr>
-            <w:tcW w:type="dxa" w:w="1814"/>
-            <w:shd w:val="clear" w:color="auto" w:fill="FFFFFF"/>
-            <w:tcBorders>
-              <w:top w:val="single" w:sz="4" w:space="0" w:color="000000"/>
-              <w:left w:val="single" w:sz="4" w:space="0" w:color="000000"/>
-              <w:bottom w:val="single" w:sz="4" w:space="0" w:color="000000"/>
-              <w:right w:val="single" w:sz="4" w:space="0" w:color="000000"/>
-            </w:tcBorders>
-            <w:vAlign w:val="center"/>
-          </w:tcPr>
-          <w:p>
-            <w:pPr>
-              <w:spacing w:before="40" w:after="40"/>
-              <w:jc w:val="left"/>
-            </w:pPr>
-            <w:r>
-              <w:rPr>
-                <w:rFonts w:ascii="Adani" w:hAnsi="Adani"/>
-                <w:b w:val="0"/>
-                <w:sz w:val="18"/>
-                <w:u w:val="none"/>
-              </w:rPr>
-              <w:t>Director</w:t>
-            </w:r>
-          </w:p>
-        </w:tc>
-        <w:tc>
-          <w:tcPr>
-            <w:tcW w:type="dxa" w:w="1020"/>
-            <w:shd w:val="clear" w:color="auto" w:fill="FFFFFF"/>
-            <w:tcBorders>
-              <w:top w:val="single" w:sz="4" w:space="0" w:color="000000"/>
-              <w:left w:val="single" w:sz="4" w:space="0" w:color="000000"/>
-              <w:bottom w:val="single" w:sz="4" w:space="0" w:color="000000"/>
-              <w:right w:val="single" w:sz="4" w:space="0" w:color="000000"/>
-            </w:tcBorders>
-            <w:vAlign w:val="center"/>
-          </w:tcPr>
-          <w:p>
-            <w:pPr>
-              <w:spacing w:before="40" w:after="40"/>
-              <w:jc w:val="left"/>
-            </w:pPr>
-            <w:r>
-              <w:rPr>
-                <w:rFonts w:ascii="Adani" w:hAnsi="Adani"/>
-                <w:b w:val="0"/>
-                <w:sz w:val="18"/>
-                <w:u w:val="none"/>
-              </w:rPr>
-              <w:t>NIL</w:t>
-            </w:r>
-          </w:p>
-        </w:tc>
-        <w:tc>
-          <w:tcPr>
-            <w:tcW w:type="dxa" w:w="1247"/>
-            <w:shd w:val="clear" w:color="auto" w:fill="FFFFFF"/>
-            <w:tcBorders>
-              <w:top w:val="single" w:sz="4" w:space="0" w:color="000000"/>
-              <w:left w:val="single" w:sz="4" w:space="0" w:color="000000"/>
-              <w:bottom w:val="single" w:sz="4" w:space="0" w:color="000000"/>
-              <w:right w:val="single" w:sz="4" w:space="0" w:color="000000"/>
-            </w:tcBorders>
-            <w:vAlign w:val="center"/>
-          </w:tcPr>
-          <w:p>
-            <w:pPr>
-              <w:spacing w:before="40" w:after="40"/>
-              <w:jc w:val="left"/>
-            </w:pPr>
-            <w:r>
-              <w:rPr>
-                <w:rFonts w:ascii="Adani" w:hAnsi="Adani"/>
-                <w:b w:val="0"/>
-                <w:sz w:val="18"/>
-                <w:u w:val="none"/>
-              </w:rPr>
-              <w:t>31/08/2011</w:t>
-            </w:r>
-          </w:p>
-        </w:tc>
-      </w:tr>
-      <w:tr>
-        <w:tc>
-          <w:tcPr>
-            <w:tcW w:type="dxa" w:w="680"/>
-            <w:shd w:val="clear" w:color="auto" w:fill="FFFFFF"/>
-            <w:tcBorders>
-              <w:top w:val="single" w:sz="4" w:space="0" w:color="000000"/>
-              <w:left w:val="single" w:sz="4" w:space="0" w:color="000000"/>
-              <w:bottom w:val="single" w:sz="4" w:space="0" w:color="000000"/>
-              <w:right w:val="single" w:sz="4" w:space="0" w:color="000000"/>
-            </w:tcBorders>
-            <w:vAlign w:val="center"/>
-          </w:tcPr>
-          <w:p>
-            <w:pPr>
-              <w:spacing w:before="40" w:after="40"/>
-              <w:jc w:val="left"/>
-            </w:pPr>
-            <w:r>
-              <w:rPr>
-                <w:rFonts w:ascii="Adani" w:hAnsi="Adani"/>
-                <w:b w:val="0"/>
-                <w:sz w:val="18"/>
-                <w:u w:val="none"/>
-              </w:rPr>
-              <w:t>20</w:t>
+              <w:t>12</w:t>
             </w:r>
           </w:p>
         </w:tc>
@@ -3562,1000 +2036,6 @@
                 <w:u w:val="none"/>
               </w:rPr>
               <w:t>31/08/2011</w:t>
-            </w:r>
-          </w:p>
-        </w:tc>
-      </w:tr>
-      <w:tr>
-        <w:tc>
-          <w:tcPr>
-            <w:tcW w:type="dxa" w:w="680"/>
-            <w:shd w:val="clear" w:color="auto" w:fill="FFFFFF"/>
-            <w:tcBorders>
-              <w:top w:val="single" w:sz="4" w:space="0" w:color="000000"/>
-              <w:left w:val="single" w:sz="4" w:space="0" w:color="000000"/>
-              <w:bottom w:val="single" w:sz="4" w:space="0" w:color="000000"/>
-              <w:right w:val="single" w:sz="4" w:space="0" w:color="000000"/>
-            </w:tcBorders>
-            <w:vAlign w:val="center"/>
-          </w:tcPr>
-          <w:p>
-            <w:pPr>
-              <w:spacing w:before="40" w:after="40"/>
-              <w:jc w:val="left"/>
-            </w:pPr>
-            <w:r>
-              <w:rPr>
-                <w:rFonts w:ascii="Adani" w:hAnsi="Adani"/>
-                <w:b w:val="0"/>
-                <w:sz w:val="18"/>
-                <w:u w:val="none"/>
-              </w:rPr>
-              <w:t>21</w:t>
-            </w:r>
-          </w:p>
-        </w:tc>
-        <w:tc>
-          <w:tcPr>
-            <w:tcW w:type="dxa" w:w="3969"/>
-            <w:shd w:val="clear" w:color="auto" w:fill="FFFFFF"/>
-            <w:tcBorders>
-              <w:top w:val="single" w:sz="4" w:space="0" w:color="000000"/>
-              <w:left w:val="single" w:sz="4" w:space="0" w:color="000000"/>
-              <w:bottom w:val="single" w:sz="4" w:space="0" w:color="000000"/>
-              <w:right w:val="single" w:sz="4" w:space="0" w:color="000000"/>
-            </w:tcBorders>
-            <w:vAlign w:val="center"/>
-          </w:tcPr>
-          <w:p>
-            <w:pPr>
-              <w:spacing w:before="40" w:after="40"/>
-              <w:jc w:val="left"/>
-            </w:pPr>
-            <w:r>
-              <w:rPr>
-                <w:rFonts w:ascii="Adani" w:hAnsi="Adani"/>
-                <w:b w:val="0"/>
-                <w:sz w:val="18"/>
-                <w:u w:val="none"/>
-              </w:rPr>
-              <w:t>JADE FOOD AND PROPERTIES PRIVATE LIMITED</w:t>
-            </w:r>
-          </w:p>
-        </w:tc>
-        <w:tc>
-          <w:tcPr>
-            <w:tcW w:type="dxa" w:w="1814"/>
-            <w:shd w:val="clear" w:color="auto" w:fill="FFFFFF"/>
-            <w:tcBorders>
-              <w:top w:val="single" w:sz="4" w:space="0" w:color="000000"/>
-              <w:left w:val="single" w:sz="4" w:space="0" w:color="000000"/>
-              <w:bottom w:val="single" w:sz="4" w:space="0" w:color="000000"/>
-              <w:right w:val="single" w:sz="4" w:space="0" w:color="000000"/>
-            </w:tcBorders>
-            <w:vAlign w:val="center"/>
-          </w:tcPr>
-          <w:p>
-            <w:pPr>
-              <w:spacing w:before="40" w:after="40"/>
-              <w:jc w:val="left"/>
-            </w:pPr>
-            <w:r>
-              <w:rPr>
-                <w:rFonts w:ascii="Adani" w:hAnsi="Adani"/>
-                <w:b w:val="0"/>
-                <w:sz w:val="18"/>
-                <w:u w:val="none"/>
-              </w:rPr>
-              <w:t>Director</w:t>
-            </w:r>
-          </w:p>
-        </w:tc>
-        <w:tc>
-          <w:tcPr>
-            <w:tcW w:type="dxa" w:w="1020"/>
-            <w:shd w:val="clear" w:color="auto" w:fill="FFFFFF"/>
-            <w:tcBorders>
-              <w:top w:val="single" w:sz="4" w:space="0" w:color="000000"/>
-              <w:left w:val="single" w:sz="4" w:space="0" w:color="000000"/>
-              <w:bottom w:val="single" w:sz="4" w:space="0" w:color="000000"/>
-              <w:right w:val="single" w:sz="4" w:space="0" w:color="000000"/>
-            </w:tcBorders>
-            <w:vAlign w:val="center"/>
-          </w:tcPr>
-          <w:p>
-            <w:pPr>
-              <w:spacing w:before="40" w:after="40"/>
-              <w:jc w:val="left"/>
-            </w:pPr>
-            <w:r>
-              <w:rPr>
-                <w:rFonts w:ascii="Adani" w:hAnsi="Adani"/>
-                <w:b w:val="0"/>
-                <w:sz w:val="18"/>
-                <w:u w:val="none"/>
-              </w:rPr>
-              <w:t>NIL</w:t>
-            </w:r>
-          </w:p>
-        </w:tc>
-        <w:tc>
-          <w:tcPr>
-            <w:tcW w:type="dxa" w:w="1247"/>
-            <w:shd w:val="clear" w:color="auto" w:fill="FFFFFF"/>
-            <w:tcBorders>
-              <w:top w:val="single" w:sz="4" w:space="0" w:color="000000"/>
-              <w:left w:val="single" w:sz="4" w:space="0" w:color="000000"/>
-              <w:bottom w:val="single" w:sz="4" w:space="0" w:color="000000"/>
-              <w:right w:val="single" w:sz="4" w:space="0" w:color="000000"/>
-            </w:tcBorders>
-            <w:vAlign w:val="center"/>
-          </w:tcPr>
-          <w:p>
-            <w:pPr>
-              <w:spacing w:before="40" w:after="40"/>
-              <w:jc w:val="left"/>
-            </w:pPr>
-            <w:r>
-              <w:rPr>
-                <w:rFonts w:ascii="Adani" w:hAnsi="Adani"/>
-                <w:b w:val="0"/>
-                <w:sz w:val="18"/>
-                <w:u w:val="none"/>
-              </w:rPr>
-              <w:t>13/09/2010</w:t>
-            </w:r>
-          </w:p>
-        </w:tc>
-      </w:tr>
-      <w:tr>
-        <w:tc>
-          <w:tcPr>
-            <w:tcW w:type="dxa" w:w="680"/>
-            <w:shd w:val="clear" w:color="auto" w:fill="FFFFFF"/>
-            <w:tcBorders>
-              <w:top w:val="single" w:sz="4" w:space="0" w:color="000000"/>
-              <w:left w:val="single" w:sz="4" w:space="0" w:color="000000"/>
-              <w:bottom w:val="single" w:sz="4" w:space="0" w:color="000000"/>
-              <w:right w:val="single" w:sz="4" w:space="0" w:color="000000"/>
-            </w:tcBorders>
-            <w:vAlign w:val="center"/>
-          </w:tcPr>
-          <w:p>
-            <w:pPr>
-              <w:spacing w:before="40" w:after="40"/>
-              <w:jc w:val="left"/>
-            </w:pPr>
-            <w:r>
-              <w:rPr>
-                <w:rFonts w:ascii="Adani" w:hAnsi="Adani"/>
-                <w:b w:val="0"/>
-                <w:sz w:val="18"/>
-                <w:u w:val="none"/>
-              </w:rPr>
-              <w:t>22</w:t>
-            </w:r>
-          </w:p>
-        </w:tc>
-        <w:tc>
-          <w:tcPr>
-            <w:tcW w:type="dxa" w:w="3969"/>
-            <w:shd w:val="clear" w:color="auto" w:fill="FFFFFF"/>
-            <w:tcBorders>
-              <w:top w:val="single" w:sz="4" w:space="0" w:color="000000"/>
-              <w:left w:val="single" w:sz="4" w:space="0" w:color="000000"/>
-              <w:bottom w:val="single" w:sz="4" w:space="0" w:color="000000"/>
-              <w:right w:val="single" w:sz="4" w:space="0" w:color="000000"/>
-            </w:tcBorders>
-            <w:vAlign w:val="center"/>
-          </w:tcPr>
-          <w:p>
-            <w:pPr>
-              <w:spacing w:before="40" w:after="40"/>
-              <w:jc w:val="left"/>
-            </w:pPr>
-            <w:r>
-              <w:rPr>
-                <w:rFonts w:ascii="Adani" w:hAnsi="Adani"/>
-                <w:b w:val="0"/>
-                <w:sz w:val="18"/>
-                <w:u w:val="none"/>
-              </w:rPr>
-              <w:t>JADE AGRICULTURAL COMPANY PRIVATE LIMITED</w:t>
-            </w:r>
-          </w:p>
-        </w:tc>
-        <w:tc>
-          <w:tcPr>
-            <w:tcW w:type="dxa" w:w="1814"/>
-            <w:shd w:val="clear" w:color="auto" w:fill="FFFFFF"/>
-            <w:tcBorders>
-              <w:top w:val="single" w:sz="4" w:space="0" w:color="000000"/>
-              <w:left w:val="single" w:sz="4" w:space="0" w:color="000000"/>
-              <w:bottom w:val="single" w:sz="4" w:space="0" w:color="000000"/>
-              <w:right w:val="single" w:sz="4" w:space="0" w:color="000000"/>
-            </w:tcBorders>
-            <w:vAlign w:val="center"/>
-          </w:tcPr>
-          <w:p>
-            <w:pPr>
-              <w:spacing w:before="40" w:after="40"/>
-              <w:jc w:val="left"/>
-            </w:pPr>
-            <w:r>
-              <w:rPr>
-                <w:rFonts w:ascii="Adani" w:hAnsi="Adani"/>
-                <w:b w:val="0"/>
-                <w:sz w:val="18"/>
-                <w:u w:val="none"/>
-              </w:rPr>
-              <w:t>Director</w:t>
-            </w:r>
-          </w:p>
-        </w:tc>
-        <w:tc>
-          <w:tcPr>
-            <w:tcW w:type="dxa" w:w="1020"/>
-            <w:shd w:val="clear" w:color="auto" w:fill="FFFFFF"/>
-            <w:tcBorders>
-              <w:top w:val="single" w:sz="4" w:space="0" w:color="000000"/>
-              <w:left w:val="single" w:sz="4" w:space="0" w:color="000000"/>
-              <w:bottom w:val="single" w:sz="4" w:space="0" w:color="000000"/>
-              <w:right w:val="single" w:sz="4" w:space="0" w:color="000000"/>
-            </w:tcBorders>
-            <w:vAlign w:val="center"/>
-          </w:tcPr>
-          <w:p>
-            <w:pPr>
-              <w:spacing w:before="40" w:after="40"/>
-              <w:jc w:val="left"/>
-            </w:pPr>
-            <w:r>
-              <w:rPr>
-                <w:rFonts w:ascii="Adani" w:hAnsi="Adani"/>
-                <w:b w:val="0"/>
-                <w:sz w:val="18"/>
-                <w:u w:val="none"/>
-              </w:rPr>
-              <w:t>NIL</w:t>
-            </w:r>
-          </w:p>
-        </w:tc>
-        <w:tc>
-          <w:tcPr>
-            <w:tcW w:type="dxa" w:w="1247"/>
-            <w:shd w:val="clear" w:color="auto" w:fill="FFFFFF"/>
-            <w:tcBorders>
-              <w:top w:val="single" w:sz="4" w:space="0" w:color="000000"/>
-              <w:left w:val="single" w:sz="4" w:space="0" w:color="000000"/>
-              <w:bottom w:val="single" w:sz="4" w:space="0" w:color="000000"/>
-              <w:right w:val="single" w:sz="4" w:space="0" w:color="000000"/>
-            </w:tcBorders>
-            <w:vAlign w:val="center"/>
-          </w:tcPr>
-          <w:p>
-            <w:pPr>
-              <w:spacing w:before="40" w:after="40"/>
-              <w:jc w:val="left"/>
-            </w:pPr>
-            <w:r>
-              <w:rPr>
-                <w:rFonts w:ascii="Adani" w:hAnsi="Adani"/>
-                <w:b w:val="0"/>
-                <w:sz w:val="18"/>
-                <w:u w:val="none"/>
-              </w:rPr>
-              <w:t>13/09/2010</w:t>
-            </w:r>
-          </w:p>
-        </w:tc>
-      </w:tr>
-      <w:tr>
-        <w:tc>
-          <w:tcPr>
-            <w:tcW w:type="dxa" w:w="680"/>
-            <w:shd w:val="clear" w:color="auto" w:fill="FFFFFF"/>
-            <w:tcBorders>
-              <w:top w:val="single" w:sz="4" w:space="0" w:color="000000"/>
-              <w:left w:val="single" w:sz="4" w:space="0" w:color="000000"/>
-              <w:bottom w:val="single" w:sz="4" w:space="0" w:color="000000"/>
-              <w:right w:val="single" w:sz="4" w:space="0" w:color="000000"/>
-            </w:tcBorders>
-            <w:vAlign w:val="center"/>
-          </w:tcPr>
-          <w:p>
-            <w:pPr>
-              <w:spacing w:before="40" w:after="40"/>
-              <w:jc w:val="left"/>
-            </w:pPr>
-            <w:r>
-              <w:rPr>
-                <w:rFonts w:ascii="Adani" w:hAnsi="Adani"/>
-                <w:b w:val="0"/>
-                <w:sz w:val="18"/>
-                <w:u w:val="none"/>
-              </w:rPr>
-              <w:t>23</w:t>
-            </w:r>
-          </w:p>
-        </w:tc>
-        <w:tc>
-          <w:tcPr>
-            <w:tcW w:type="dxa" w:w="3969"/>
-            <w:shd w:val="clear" w:color="auto" w:fill="FFFFFF"/>
-            <w:tcBorders>
-              <w:top w:val="single" w:sz="4" w:space="0" w:color="000000"/>
-              <w:left w:val="single" w:sz="4" w:space="0" w:color="000000"/>
-              <w:bottom w:val="single" w:sz="4" w:space="0" w:color="000000"/>
-              <w:right w:val="single" w:sz="4" w:space="0" w:color="000000"/>
-            </w:tcBorders>
-            <w:vAlign w:val="center"/>
-          </w:tcPr>
-          <w:p>
-            <w:pPr>
-              <w:spacing w:before="40" w:after="40"/>
-              <w:jc w:val="left"/>
-            </w:pPr>
-            <w:r>
-              <w:rPr>
-                <w:rFonts w:ascii="Adani" w:hAnsi="Adani"/>
-                <w:b w:val="0"/>
-                <w:sz w:val="18"/>
-                <w:u w:val="none"/>
-              </w:rPr>
-              <w:t>ADANI MUNDRA SEZ INFRASTRUCTURE PRIVATE LIMITED</w:t>
-            </w:r>
-          </w:p>
-        </w:tc>
-        <w:tc>
-          <w:tcPr>
-            <w:tcW w:type="dxa" w:w="1814"/>
-            <w:shd w:val="clear" w:color="auto" w:fill="FFFFFF"/>
-            <w:tcBorders>
-              <w:top w:val="single" w:sz="4" w:space="0" w:color="000000"/>
-              <w:left w:val="single" w:sz="4" w:space="0" w:color="000000"/>
-              <w:bottom w:val="single" w:sz="4" w:space="0" w:color="000000"/>
-              <w:right w:val="single" w:sz="4" w:space="0" w:color="000000"/>
-            </w:tcBorders>
-            <w:vAlign w:val="center"/>
-          </w:tcPr>
-          <w:p>
-            <w:pPr>
-              <w:spacing w:before="40" w:after="40"/>
-              <w:jc w:val="left"/>
-            </w:pPr>
-            <w:r>
-              <w:rPr>
-                <w:rFonts w:ascii="Adani" w:hAnsi="Adani"/>
-                <w:b w:val="0"/>
-                <w:sz w:val="18"/>
-                <w:u w:val="none"/>
-              </w:rPr>
-              <w:t>Director</w:t>
-            </w:r>
-          </w:p>
-        </w:tc>
-        <w:tc>
-          <w:tcPr>
-            <w:tcW w:type="dxa" w:w="1020"/>
-            <w:shd w:val="clear" w:color="auto" w:fill="FFFFFF"/>
-            <w:tcBorders>
-              <w:top w:val="single" w:sz="4" w:space="0" w:color="000000"/>
-              <w:left w:val="single" w:sz="4" w:space="0" w:color="000000"/>
-              <w:bottom w:val="single" w:sz="4" w:space="0" w:color="000000"/>
-              <w:right w:val="single" w:sz="4" w:space="0" w:color="000000"/>
-            </w:tcBorders>
-            <w:vAlign w:val="center"/>
-          </w:tcPr>
-          <w:p>
-            <w:pPr>
-              <w:spacing w:before="40" w:after="40"/>
-              <w:jc w:val="left"/>
-            </w:pPr>
-            <w:r>
-              <w:rPr>
-                <w:rFonts w:ascii="Adani" w:hAnsi="Adani"/>
-                <w:b w:val="0"/>
-                <w:sz w:val="18"/>
-                <w:u w:val="none"/>
-              </w:rPr>
-              <w:t>NIL</w:t>
-            </w:r>
-          </w:p>
-        </w:tc>
-        <w:tc>
-          <w:tcPr>
-            <w:tcW w:type="dxa" w:w="1247"/>
-            <w:shd w:val="clear" w:color="auto" w:fill="FFFFFF"/>
-            <w:tcBorders>
-              <w:top w:val="single" w:sz="4" w:space="0" w:color="000000"/>
-              <w:left w:val="single" w:sz="4" w:space="0" w:color="000000"/>
-              <w:bottom w:val="single" w:sz="4" w:space="0" w:color="000000"/>
-              <w:right w:val="single" w:sz="4" w:space="0" w:color="000000"/>
-            </w:tcBorders>
-            <w:vAlign w:val="center"/>
-          </w:tcPr>
-          <w:p>
-            <w:pPr>
-              <w:spacing w:before="40" w:after="40"/>
-              <w:jc w:val="left"/>
-            </w:pPr>
-            <w:r>
-              <w:rPr>
-                <w:rFonts w:ascii="Adani" w:hAnsi="Adani"/>
-                <w:b w:val="0"/>
-                <w:sz w:val="18"/>
-                <w:u w:val="none"/>
-              </w:rPr>
-              <w:t>13/09/2010</w:t>
-            </w:r>
-          </w:p>
-        </w:tc>
-      </w:tr>
-      <w:tr>
-        <w:tc>
-          <w:tcPr>
-            <w:tcW w:type="dxa" w:w="680"/>
-            <w:shd w:val="clear" w:color="auto" w:fill="FFFFFF"/>
-            <w:tcBorders>
-              <w:top w:val="single" w:sz="4" w:space="0" w:color="000000"/>
-              <w:left w:val="single" w:sz="4" w:space="0" w:color="000000"/>
-              <w:bottom w:val="single" w:sz="4" w:space="0" w:color="000000"/>
-              <w:right w:val="single" w:sz="4" w:space="0" w:color="000000"/>
-            </w:tcBorders>
-            <w:vAlign w:val="center"/>
-          </w:tcPr>
-          <w:p>
-            <w:pPr>
-              <w:spacing w:before="40" w:after="40"/>
-              <w:jc w:val="left"/>
-            </w:pPr>
-            <w:r>
-              <w:rPr>
-                <w:rFonts w:ascii="Adani" w:hAnsi="Adani"/>
-                <w:b w:val="0"/>
-                <w:sz w:val="18"/>
-                <w:u w:val="none"/>
-              </w:rPr>
-              <w:t>24</w:t>
-            </w:r>
-          </w:p>
-        </w:tc>
-        <w:tc>
-          <w:tcPr>
-            <w:tcW w:type="dxa" w:w="3969"/>
-            <w:shd w:val="clear" w:color="auto" w:fill="FFFFFF"/>
-            <w:tcBorders>
-              <w:top w:val="single" w:sz="4" w:space="0" w:color="000000"/>
-              <w:left w:val="single" w:sz="4" w:space="0" w:color="000000"/>
-              <w:bottom w:val="single" w:sz="4" w:space="0" w:color="000000"/>
-              <w:right w:val="single" w:sz="4" w:space="0" w:color="000000"/>
-            </w:tcBorders>
-            <w:vAlign w:val="center"/>
-          </w:tcPr>
-          <w:p>
-            <w:pPr>
-              <w:spacing w:before="40" w:after="40"/>
-              <w:jc w:val="left"/>
-            </w:pPr>
-            <w:r>
-              <w:rPr>
-                <w:rFonts w:ascii="Adani" w:hAnsi="Adani"/>
-                <w:b w:val="0"/>
-                <w:sz w:val="18"/>
-                <w:u w:val="none"/>
-              </w:rPr>
-              <w:t>JADE AGRI LAND PRIVATE LIMITED</w:t>
-            </w:r>
-          </w:p>
-        </w:tc>
-        <w:tc>
-          <w:tcPr>
-            <w:tcW w:type="dxa" w:w="1814"/>
-            <w:shd w:val="clear" w:color="auto" w:fill="FFFFFF"/>
-            <w:tcBorders>
-              <w:top w:val="single" w:sz="4" w:space="0" w:color="000000"/>
-              <w:left w:val="single" w:sz="4" w:space="0" w:color="000000"/>
-              <w:bottom w:val="single" w:sz="4" w:space="0" w:color="000000"/>
-              <w:right w:val="single" w:sz="4" w:space="0" w:color="000000"/>
-            </w:tcBorders>
-            <w:vAlign w:val="center"/>
-          </w:tcPr>
-          <w:p>
-            <w:pPr>
-              <w:spacing w:before="40" w:after="40"/>
-              <w:jc w:val="left"/>
-            </w:pPr>
-            <w:r>
-              <w:rPr>
-                <w:rFonts w:ascii="Adani" w:hAnsi="Adani"/>
-                <w:b w:val="0"/>
-                <w:sz w:val="18"/>
-                <w:u w:val="none"/>
-              </w:rPr>
-              <w:t>Director</w:t>
-            </w:r>
-          </w:p>
-        </w:tc>
-        <w:tc>
-          <w:tcPr>
-            <w:tcW w:type="dxa" w:w="1020"/>
-            <w:shd w:val="clear" w:color="auto" w:fill="FFFFFF"/>
-            <w:tcBorders>
-              <w:top w:val="single" w:sz="4" w:space="0" w:color="000000"/>
-              <w:left w:val="single" w:sz="4" w:space="0" w:color="000000"/>
-              <w:bottom w:val="single" w:sz="4" w:space="0" w:color="000000"/>
-              <w:right w:val="single" w:sz="4" w:space="0" w:color="000000"/>
-            </w:tcBorders>
-            <w:vAlign w:val="center"/>
-          </w:tcPr>
-          <w:p>
-            <w:pPr>
-              <w:spacing w:before="40" w:after="40"/>
-              <w:jc w:val="left"/>
-            </w:pPr>
-            <w:r>
-              <w:rPr>
-                <w:rFonts w:ascii="Adani" w:hAnsi="Adani"/>
-                <w:b w:val="0"/>
-                <w:sz w:val="18"/>
-                <w:u w:val="none"/>
-              </w:rPr>
-              <w:t>NIL</w:t>
-            </w:r>
-          </w:p>
-        </w:tc>
-        <w:tc>
-          <w:tcPr>
-            <w:tcW w:type="dxa" w:w="1247"/>
-            <w:shd w:val="clear" w:color="auto" w:fill="FFFFFF"/>
-            <w:tcBorders>
-              <w:top w:val="single" w:sz="4" w:space="0" w:color="000000"/>
-              <w:left w:val="single" w:sz="4" w:space="0" w:color="000000"/>
-              <w:bottom w:val="single" w:sz="4" w:space="0" w:color="000000"/>
-              <w:right w:val="single" w:sz="4" w:space="0" w:color="000000"/>
-            </w:tcBorders>
-            <w:vAlign w:val="center"/>
-          </w:tcPr>
-          <w:p>
-            <w:pPr>
-              <w:spacing w:before="40" w:after="40"/>
-              <w:jc w:val="left"/>
-            </w:pPr>
-            <w:r>
-              <w:rPr>
-                <w:rFonts w:ascii="Adani" w:hAnsi="Adani"/>
-                <w:b w:val="0"/>
-                <w:sz w:val="18"/>
-                <w:u w:val="none"/>
-              </w:rPr>
-              <w:t>13/09/2010</w:t>
-            </w:r>
-          </w:p>
-        </w:tc>
-      </w:tr>
-      <w:tr>
-        <w:tc>
-          <w:tcPr>
-            <w:tcW w:type="dxa" w:w="680"/>
-            <w:shd w:val="clear" w:color="auto" w:fill="FFFFFF"/>
-            <w:tcBorders>
-              <w:top w:val="single" w:sz="4" w:space="0" w:color="000000"/>
-              <w:left w:val="single" w:sz="4" w:space="0" w:color="000000"/>
-              <w:bottom w:val="single" w:sz="4" w:space="0" w:color="000000"/>
-              <w:right w:val="single" w:sz="4" w:space="0" w:color="000000"/>
-            </w:tcBorders>
-            <w:vAlign w:val="center"/>
-          </w:tcPr>
-          <w:p>
-            <w:pPr>
-              <w:spacing w:before="40" w:after="40"/>
-              <w:jc w:val="left"/>
-            </w:pPr>
-            <w:r>
-              <w:rPr>
-                <w:rFonts w:ascii="Adani" w:hAnsi="Adani"/>
-                <w:b w:val="0"/>
-                <w:sz w:val="18"/>
-                <w:u w:val="none"/>
-              </w:rPr>
-              <w:t>25</w:t>
-            </w:r>
-          </w:p>
-        </w:tc>
-        <w:tc>
-          <w:tcPr>
-            <w:tcW w:type="dxa" w:w="3969"/>
-            <w:shd w:val="clear" w:color="auto" w:fill="FFFFFF"/>
-            <w:tcBorders>
-              <w:top w:val="single" w:sz="4" w:space="0" w:color="000000"/>
-              <w:left w:val="single" w:sz="4" w:space="0" w:color="000000"/>
-              <w:bottom w:val="single" w:sz="4" w:space="0" w:color="000000"/>
-              <w:right w:val="single" w:sz="4" w:space="0" w:color="000000"/>
-            </w:tcBorders>
-            <w:vAlign w:val="center"/>
-          </w:tcPr>
-          <w:p>
-            <w:pPr>
-              <w:spacing w:before="40" w:after="40"/>
-              <w:jc w:val="left"/>
-            </w:pPr>
-            <w:r>
-              <w:rPr>
-                <w:rFonts w:ascii="Adani" w:hAnsi="Adani"/>
-                <w:b w:val="0"/>
-                <w:sz w:val="18"/>
-                <w:u w:val="none"/>
-              </w:rPr>
-              <w:t>ROHIT AGRI-TRADE PRIVATE LIMITED</w:t>
-            </w:r>
-          </w:p>
-        </w:tc>
-        <w:tc>
-          <w:tcPr>
-            <w:tcW w:type="dxa" w:w="1814"/>
-            <w:shd w:val="clear" w:color="auto" w:fill="FFFFFF"/>
-            <w:tcBorders>
-              <w:top w:val="single" w:sz="4" w:space="0" w:color="000000"/>
-              <w:left w:val="single" w:sz="4" w:space="0" w:color="000000"/>
-              <w:bottom w:val="single" w:sz="4" w:space="0" w:color="000000"/>
-              <w:right w:val="single" w:sz="4" w:space="0" w:color="000000"/>
-            </w:tcBorders>
-            <w:vAlign w:val="center"/>
-          </w:tcPr>
-          <w:p>
-            <w:pPr>
-              <w:spacing w:before="40" w:after="40"/>
-              <w:jc w:val="left"/>
-            </w:pPr>
-            <w:r>
-              <w:rPr>
-                <w:rFonts w:ascii="Adani" w:hAnsi="Adani"/>
-                <w:b w:val="0"/>
-                <w:sz w:val="18"/>
-                <w:u w:val="none"/>
-              </w:rPr>
-              <w:t>Director</w:t>
-            </w:r>
-          </w:p>
-        </w:tc>
-        <w:tc>
-          <w:tcPr>
-            <w:tcW w:type="dxa" w:w="1020"/>
-            <w:shd w:val="clear" w:color="auto" w:fill="FFFFFF"/>
-            <w:tcBorders>
-              <w:top w:val="single" w:sz="4" w:space="0" w:color="000000"/>
-              <w:left w:val="single" w:sz="4" w:space="0" w:color="000000"/>
-              <w:bottom w:val="single" w:sz="4" w:space="0" w:color="000000"/>
-              <w:right w:val="single" w:sz="4" w:space="0" w:color="000000"/>
-            </w:tcBorders>
-            <w:vAlign w:val="center"/>
-          </w:tcPr>
-          <w:p>
-            <w:pPr>
-              <w:spacing w:before="40" w:after="40"/>
-              <w:jc w:val="left"/>
-            </w:pPr>
-            <w:r>
-              <w:rPr>
-                <w:rFonts w:ascii="Adani" w:hAnsi="Adani"/>
-                <w:b w:val="0"/>
-                <w:sz w:val="18"/>
-                <w:u w:val="none"/>
-              </w:rPr>
-              <w:t>NIL</w:t>
-            </w:r>
-          </w:p>
-        </w:tc>
-        <w:tc>
-          <w:tcPr>
-            <w:tcW w:type="dxa" w:w="1247"/>
-            <w:shd w:val="clear" w:color="auto" w:fill="FFFFFF"/>
-            <w:tcBorders>
-              <w:top w:val="single" w:sz="4" w:space="0" w:color="000000"/>
-              <w:left w:val="single" w:sz="4" w:space="0" w:color="000000"/>
-              <w:bottom w:val="single" w:sz="4" w:space="0" w:color="000000"/>
-              <w:right w:val="single" w:sz="4" w:space="0" w:color="000000"/>
-            </w:tcBorders>
-            <w:vAlign w:val="center"/>
-          </w:tcPr>
-          <w:p>
-            <w:pPr>
-              <w:spacing w:before="40" w:after="40"/>
-              <w:jc w:val="left"/>
-            </w:pPr>
-            <w:r>
-              <w:rPr>
-                <w:rFonts w:ascii="Adani" w:hAnsi="Adani"/>
-                <w:b w:val="0"/>
-                <w:sz w:val="18"/>
-                <w:u w:val="none"/>
-              </w:rPr>
-              <w:t>13/09/2010</w:t>
-            </w:r>
-          </w:p>
-        </w:tc>
-      </w:tr>
-      <w:tr>
-        <w:tc>
-          <w:tcPr>
-            <w:tcW w:type="dxa" w:w="680"/>
-            <w:shd w:val="clear" w:color="auto" w:fill="FFFFFF"/>
-            <w:tcBorders>
-              <w:top w:val="single" w:sz="4" w:space="0" w:color="000000"/>
-              <w:left w:val="single" w:sz="4" w:space="0" w:color="000000"/>
-              <w:bottom w:val="single" w:sz="4" w:space="0" w:color="000000"/>
-              <w:right w:val="single" w:sz="4" w:space="0" w:color="000000"/>
-            </w:tcBorders>
-            <w:vAlign w:val="center"/>
-          </w:tcPr>
-          <w:p>
-            <w:pPr>
-              <w:spacing w:before="40" w:after="40"/>
-              <w:jc w:val="left"/>
-            </w:pPr>
-            <w:r>
-              <w:rPr>
-                <w:rFonts w:ascii="Adani" w:hAnsi="Adani"/>
-                <w:b w:val="0"/>
-                <w:sz w:val="18"/>
-                <w:u w:val="none"/>
-              </w:rPr>
-              <w:t>26</w:t>
-            </w:r>
-          </w:p>
-        </w:tc>
-        <w:tc>
-          <w:tcPr>
-            <w:tcW w:type="dxa" w:w="3969"/>
-            <w:shd w:val="clear" w:color="auto" w:fill="FFFFFF"/>
-            <w:tcBorders>
-              <w:top w:val="single" w:sz="4" w:space="0" w:color="000000"/>
-              <w:left w:val="single" w:sz="4" w:space="0" w:color="000000"/>
-              <w:bottom w:val="single" w:sz="4" w:space="0" w:color="000000"/>
-              <w:right w:val="single" w:sz="4" w:space="0" w:color="000000"/>
-            </w:tcBorders>
-            <w:vAlign w:val="center"/>
-          </w:tcPr>
-          <w:p>
-            <w:pPr>
-              <w:spacing w:before="40" w:after="40"/>
-              <w:jc w:val="left"/>
-            </w:pPr>
-            <w:r>
-              <w:rPr>
-                <w:rFonts w:ascii="Adani" w:hAnsi="Adani"/>
-                <w:b w:val="0"/>
-                <w:sz w:val="18"/>
-                <w:u w:val="none"/>
-              </w:rPr>
-              <w:t>ADANI LAND DEVELOPERS PRIVATE LIMITED</w:t>
-            </w:r>
-          </w:p>
-        </w:tc>
-        <w:tc>
-          <w:tcPr>
-            <w:tcW w:type="dxa" w:w="1814"/>
-            <w:shd w:val="clear" w:color="auto" w:fill="FFFFFF"/>
-            <w:tcBorders>
-              <w:top w:val="single" w:sz="4" w:space="0" w:color="000000"/>
-              <w:left w:val="single" w:sz="4" w:space="0" w:color="000000"/>
-              <w:bottom w:val="single" w:sz="4" w:space="0" w:color="000000"/>
-              <w:right w:val="single" w:sz="4" w:space="0" w:color="000000"/>
-            </w:tcBorders>
-            <w:vAlign w:val="center"/>
-          </w:tcPr>
-          <w:p>
-            <w:pPr>
-              <w:spacing w:before="40" w:after="40"/>
-              <w:jc w:val="left"/>
-            </w:pPr>
-            <w:r>
-              <w:rPr>
-                <w:rFonts w:ascii="Adani" w:hAnsi="Adani"/>
-                <w:b w:val="0"/>
-                <w:sz w:val="18"/>
-                <w:u w:val="none"/>
-              </w:rPr>
-              <w:t>Director</w:t>
-            </w:r>
-          </w:p>
-        </w:tc>
-        <w:tc>
-          <w:tcPr>
-            <w:tcW w:type="dxa" w:w="1020"/>
-            <w:shd w:val="clear" w:color="auto" w:fill="FFFFFF"/>
-            <w:tcBorders>
-              <w:top w:val="single" w:sz="4" w:space="0" w:color="000000"/>
-              <w:left w:val="single" w:sz="4" w:space="0" w:color="000000"/>
-              <w:bottom w:val="single" w:sz="4" w:space="0" w:color="000000"/>
-              <w:right w:val="single" w:sz="4" w:space="0" w:color="000000"/>
-            </w:tcBorders>
-            <w:vAlign w:val="center"/>
-          </w:tcPr>
-          <w:p>
-            <w:pPr>
-              <w:spacing w:before="40" w:after="40"/>
-              <w:jc w:val="left"/>
-            </w:pPr>
-            <w:r>
-              <w:rPr>
-                <w:rFonts w:ascii="Adani" w:hAnsi="Adani"/>
-                <w:b w:val="0"/>
-                <w:sz w:val="18"/>
-                <w:u w:val="none"/>
-              </w:rPr>
-              <w:t>NIL</w:t>
-            </w:r>
-          </w:p>
-        </w:tc>
-        <w:tc>
-          <w:tcPr>
-            <w:tcW w:type="dxa" w:w="1247"/>
-            <w:shd w:val="clear" w:color="auto" w:fill="FFFFFF"/>
-            <w:tcBorders>
-              <w:top w:val="single" w:sz="4" w:space="0" w:color="000000"/>
-              <w:left w:val="single" w:sz="4" w:space="0" w:color="000000"/>
-              <w:bottom w:val="single" w:sz="4" w:space="0" w:color="000000"/>
-              <w:right w:val="single" w:sz="4" w:space="0" w:color="000000"/>
-            </w:tcBorders>
-            <w:vAlign w:val="center"/>
-          </w:tcPr>
-          <w:p>
-            <w:pPr>
-              <w:spacing w:before="40" w:after="40"/>
-              <w:jc w:val="left"/>
-            </w:pPr>
-            <w:r>
-              <w:rPr>
-                <w:rFonts w:ascii="Adani" w:hAnsi="Adani"/>
-                <w:b w:val="0"/>
-                <w:sz w:val="18"/>
-                <w:u w:val="none"/>
-              </w:rPr>
-              <w:t>19/11/2009</w:t>
-            </w:r>
-          </w:p>
-        </w:tc>
-      </w:tr>
-      <w:tr>
-        <w:tc>
-          <w:tcPr>
-            <w:tcW w:type="dxa" w:w="680"/>
-            <w:shd w:val="clear" w:color="auto" w:fill="FFFFFF"/>
-            <w:tcBorders>
-              <w:top w:val="single" w:sz="4" w:space="0" w:color="000000"/>
-              <w:left w:val="single" w:sz="4" w:space="0" w:color="000000"/>
-              <w:bottom w:val="single" w:sz="4" w:space="0" w:color="000000"/>
-              <w:right w:val="single" w:sz="4" w:space="0" w:color="000000"/>
-            </w:tcBorders>
-            <w:vAlign w:val="center"/>
-          </w:tcPr>
-          <w:p>
-            <w:pPr>
-              <w:spacing w:before="40" w:after="40"/>
-              <w:jc w:val="left"/>
-            </w:pPr>
-            <w:r>
-              <w:rPr>
-                <w:rFonts w:ascii="Adani" w:hAnsi="Adani"/>
-                <w:b w:val="0"/>
-                <w:sz w:val="18"/>
-                <w:u w:val="none"/>
-              </w:rPr>
-              <w:t>27</w:t>
-            </w:r>
-          </w:p>
-        </w:tc>
-        <w:tc>
-          <w:tcPr>
-            <w:tcW w:type="dxa" w:w="3969"/>
-            <w:shd w:val="clear" w:color="auto" w:fill="FFFFFF"/>
-            <w:tcBorders>
-              <w:top w:val="single" w:sz="4" w:space="0" w:color="000000"/>
-              <w:left w:val="single" w:sz="4" w:space="0" w:color="000000"/>
-              <w:bottom w:val="single" w:sz="4" w:space="0" w:color="000000"/>
-              <w:right w:val="single" w:sz="4" w:space="0" w:color="000000"/>
-            </w:tcBorders>
-            <w:vAlign w:val="center"/>
-          </w:tcPr>
-          <w:p>
-            <w:pPr>
-              <w:spacing w:before="40" w:after="40"/>
-              <w:jc w:val="left"/>
-            </w:pPr>
-            <w:r>
-              <w:rPr>
-                <w:rFonts w:ascii="Adani" w:hAnsi="Adani"/>
-                <w:b w:val="0"/>
-                <w:sz w:val="18"/>
-                <w:u w:val="none"/>
-              </w:rPr>
-              <w:t>SHANTIGRAM UTILITY SERVICES PRIVATE LIMITED</w:t>
-            </w:r>
-          </w:p>
-        </w:tc>
-        <w:tc>
-          <w:tcPr>
-            <w:tcW w:type="dxa" w:w="1814"/>
-            <w:shd w:val="clear" w:color="auto" w:fill="FFFFFF"/>
-            <w:tcBorders>
-              <w:top w:val="single" w:sz="4" w:space="0" w:color="000000"/>
-              <w:left w:val="single" w:sz="4" w:space="0" w:color="000000"/>
-              <w:bottom w:val="single" w:sz="4" w:space="0" w:color="000000"/>
-              <w:right w:val="single" w:sz="4" w:space="0" w:color="000000"/>
-            </w:tcBorders>
-            <w:vAlign w:val="center"/>
-          </w:tcPr>
-          <w:p>
-            <w:pPr>
-              <w:spacing w:before="40" w:after="40"/>
-              <w:jc w:val="left"/>
-            </w:pPr>
-            <w:r>
-              <w:rPr>
-                <w:rFonts w:ascii="Adani" w:hAnsi="Adani"/>
-                <w:b w:val="0"/>
-                <w:sz w:val="18"/>
-                <w:u w:val="none"/>
-              </w:rPr>
-              <w:t>Director</w:t>
-            </w:r>
-          </w:p>
-        </w:tc>
-        <w:tc>
-          <w:tcPr>
-            <w:tcW w:type="dxa" w:w="1020"/>
-            <w:shd w:val="clear" w:color="auto" w:fill="FFFFFF"/>
-            <w:tcBorders>
-              <w:top w:val="single" w:sz="4" w:space="0" w:color="000000"/>
-              <w:left w:val="single" w:sz="4" w:space="0" w:color="000000"/>
-              <w:bottom w:val="single" w:sz="4" w:space="0" w:color="000000"/>
-              <w:right w:val="single" w:sz="4" w:space="0" w:color="000000"/>
-            </w:tcBorders>
-            <w:vAlign w:val="center"/>
-          </w:tcPr>
-          <w:p>
-            <w:pPr>
-              <w:spacing w:before="40" w:after="40"/>
-              <w:jc w:val="left"/>
-            </w:pPr>
-            <w:r>
-              <w:rPr>
-                <w:rFonts w:ascii="Adani" w:hAnsi="Adani"/>
-                <w:b w:val="0"/>
-                <w:sz w:val="18"/>
-                <w:u w:val="none"/>
-              </w:rPr>
-              <w:t>NIL</w:t>
-            </w:r>
-          </w:p>
-        </w:tc>
-        <w:tc>
-          <w:tcPr>
-            <w:tcW w:type="dxa" w:w="1247"/>
-            <w:shd w:val="clear" w:color="auto" w:fill="FFFFFF"/>
-            <w:tcBorders>
-              <w:top w:val="single" w:sz="4" w:space="0" w:color="000000"/>
-              <w:left w:val="single" w:sz="4" w:space="0" w:color="000000"/>
-              <w:bottom w:val="single" w:sz="4" w:space="0" w:color="000000"/>
-              <w:right w:val="single" w:sz="4" w:space="0" w:color="000000"/>
-            </w:tcBorders>
-            <w:vAlign w:val="center"/>
-          </w:tcPr>
-          <w:p>
-            <w:pPr>
-              <w:spacing w:before="40" w:after="40"/>
-              <w:jc w:val="left"/>
-            </w:pPr>
-            <w:r>
-              <w:rPr>
-                <w:rFonts w:ascii="Adani" w:hAnsi="Adani"/>
-                <w:b w:val="0"/>
-                <w:sz w:val="18"/>
-                <w:u w:val="none"/>
-              </w:rPr>
-              <w:t>05/12/2008</w:t>
             </w:r>
           </w:p>
         </w:tc>
@@ -4792,7 +2272,7 @@
                 <w:sz w:val="18"/>
                 <w:u w:val="none"/>
               </w:rPr>
-              <w:t>Date:   07th May, 2026</w:t>
+              <w:t>Date:   15th May, 2026</w:t>
             </w:r>
           </w:p>
         </w:tc>
@@ -5058,174 +2538,441 @@
         <w:t>:</w:t>
       </w:r>
     </w:p>
-    <w:p>
-      <w:pPr>
-        <w:pStyle w:val="ListNumber"/>
-        <w:spacing w:before="0" w:after="40"/>
-        <w:ind w:left="720"/>
-      </w:pPr>
-      <w:r>
-        <w:rPr>
-          <w:rFonts w:ascii="Adani" w:hAnsi="Adani"/>
-          <w:b w:val="0"/>
-          <w:sz w:val="20"/>
-          <w:u w:val="none"/>
-        </w:rPr>
-        <w:t>Father</w:t>
-        <w:tab/>
-        <w:tab/>
-        <w:t>:</w:t>
-        <w:tab/>
-        <w:t>NIL</w:t>
-      </w:r>
-    </w:p>
-    <w:p>
-      <w:pPr>
-        <w:pStyle w:val="ListNumber"/>
-        <w:spacing w:before="0" w:after="40"/>
-        <w:ind w:left="720"/>
-      </w:pPr>
-      <w:r>
-        <w:rPr>
-          <w:rFonts w:ascii="Adani" w:hAnsi="Adani"/>
-          <w:b w:val="0"/>
-          <w:sz w:val="20"/>
-          <w:u w:val="none"/>
-        </w:rPr>
-        <w:t>Mother</w:t>
-        <w:tab/>
-        <w:tab/>
-        <w:t>:</w:t>
-        <w:tab/>
-        <w:t>NIL</w:t>
-      </w:r>
-    </w:p>
-    <w:p>
-      <w:pPr>
-        <w:pStyle w:val="ListNumber"/>
-        <w:spacing w:before="0" w:after="40"/>
-        <w:ind w:left="720"/>
-      </w:pPr>
-      <w:r>
-        <w:rPr>
-          <w:rFonts w:ascii="Adani" w:hAnsi="Adani"/>
-          <w:b w:val="0"/>
-          <w:sz w:val="20"/>
-          <w:u w:val="none"/>
-        </w:rPr>
-        <w:t>Son</w:t>
-        <w:tab/>
-        <w:tab/>
-        <w:t>:</w:t>
-        <w:tab/>
-        <w:t>NIL</w:t>
-      </w:r>
-    </w:p>
-    <w:p>
-      <w:pPr>
-        <w:pStyle w:val="ListNumber"/>
-        <w:spacing w:before="0" w:after="40"/>
-        <w:ind w:left="720"/>
-      </w:pPr>
-      <w:r>
-        <w:rPr>
-          <w:rFonts w:ascii="Adani" w:hAnsi="Adani"/>
-          <w:b w:val="0"/>
-          <w:sz w:val="20"/>
-          <w:u w:val="none"/>
-        </w:rPr>
-        <w:t>Son's Wife</w:t>
-        <w:tab/>
-        <w:tab/>
-        <w:t>:</w:t>
-        <w:tab/>
-        <w:t>NIL</w:t>
-      </w:r>
-    </w:p>
-    <w:p>
-      <w:pPr>
-        <w:pStyle w:val="ListNumber"/>
-        <w:spacing w:before="0" w:after="40"/>
-        <w:ind w:left="720"/>
-      </w:pPr>
-      <w:r>
-        <w:rPr>
-          <w:rFonts w:ascii="Adani" w:hAnsi="Adani"/>
-          <w:b w:val="0"/>
-          <w:sz w:val="20"/>
-          <w:u w:val="none"/>
-        </w:rPr>
-        <w:t>Daughter</w:t>
-        <w:tab/>
-        <w:tab/>
-        <w:t>:</w:t>
-        <w:tab/>
-        <w:t>NIL</w:t>
-      </w:r>
-    </w:p>
-    <w:p>
-      <w:pPr>
-        <w:pStyle w:val="ListNumber"/>
-        <w:spacing w:before="0" w:after="40"/>
-        <w:ind w:left="720"/>
-      </w:pPr>
-      <w:r>
-        <w:rPr>
-          <w:rFonts w:ascii="Adani" w:hAnsi="Adani"/>
-          <w:b w:val="0"/>
-          <w:sz w:val="20"/>
-          <w:u w:val="none"/>
-        </w:rPr>
-        <w:t>Daughter's Husband</w:t>
-        <w:tab/>
-        <w:tab/>
-        <w:t>:</w:t>
-        <w:tab/>
-        <w:t>NIL</w:t>
-      </w:r>
-    </w:p>
-    <w:p>
-      <w:pPr>
-        <w:pStyle w:val="ListNumber"/>
-        <w:spacing w:before="0" w:after="40"/>
-        <w:ind w:left="720"/>
-      </w:pPr>
-      <w:r>
-        <w:rPr>
-          <w:rFonts w:ascii="Adani" w:hAnsi="Adani"/>
-          <w:b w:val="0"/>
-          <w:sz w:val="20"/>
-          <w:u w:val="none"/>
-        </w:rPr>
-        <w:t>Brother</w:t>
-        <w:tab/>
-        <w:tab/>
-        <w:t>:</w:t>
-        <w:tab/>
-        <w:t>NIL</w:t>
-      </w:r>
-    </w:p>
-    <w:p>
-      <w:pPr>
-        <w:pStyle w:val="ListNumber"/>
-        <w:spacing w:before="0" w:after="40"/>
-        <w:ind w:left="720"/>
-      </w:pPr>
-      <w:r>
-        <w:rPr>
-          <w:rFonts w:ascii="Adani" w:hAnsi="Adani"/>
-          <w:b w:val="0"/>
-          <w:sz w:val="20"/>
-          <w:u w:val="none"/>
-        </w:rPr>
-        <w:t>Sister</w:t>
-        <w:tab/>
-        <w:tab/>
-        <w:t>:</w:t>
-        <w:tab/>
-        <w:t>NIL</w:t>
-      </w:r>
-    </w:p>
+    <w:tbl>
+      <w:tblPr>
+        <w:tblW w:type="auto" w:w="0"/>
+        <w:jc w:val="left"/>
+        <w:tblLook w:firstColumn="1" w:firstRow="1" w:lastColumn="0" w:lastRow="0" w:noHBand="0" w:noVBand="1" w:val="04A0"/>
+      </w:tblPr>
+      <w:tblGrid>
+        <w:gridCol w:w="4536"/>
+        <w:gridCol w:w="4536"/>
+      </w:tblGrid>
+      <w:tr>
+        <w:tc>
+          <w:tcPr>
+            <w:tcW w:type="dxa" w:w="4536"/>
+            <w:tcBorders>
+              <w:top w:val="none"/>
+              <w:bottom w:val="none"/>
+              <w:left w:val="none"/>
+              <w:right w:val="none"/>
+            </w:tcBorders>
+          </w:tcPr>
+          <w:p>
+            <w:pPr>
+              <w:ind w:left="720"/>
+            </w:pPr>
+            <w:r>
+              <w:rPr>
+                <w:rFonts w:ascii="Adani" w:hAnsi="Adani"/>
+                <w:b w:val="0"/>
+                <w:sz w:val="20"/>
+                <w:u w:val="none"/>
+              </w:rPr>
+              <w:t>1.</w:t>
+              <w:tab/>
+              <w:t>Father</w:t>
+              <w:tab/>
+              <w:t>:</w:t>
+            </w:r>
+          </w:p>
+        </w:tc>
+        <w:tc>
+          <w:tcPr>
+            <w:tcW w:type="dxa" w:w="4536"/>
+            <w:tcBorders>
+              <w:top w:val="none"/>
+              <w:bottom w:val="none"/>
+              <w:left w:val="none"/>
+              <w:right w:val="none"/>
+            </w:tcBorders>
+          </w:tcPr>
+          <w:p>
+            <w:r>
+              <w:rPr>
+                <w:rFonts w:ascii="Adani" w:hAnsi="Adani"/>
+                <w:b w:val="0"/>
+                <w:sz w:val="20"/>
+                <w:u w:val="none"/>
+              </w:rPr>
+              <w:t>NIL</w:t>
+            </w:r>
+          </w:p>
+        </w:tc>
+      </w:tr>
+      <w:tr>
+        <w:tc>
+          <w:tcPr>
+            <w:tcW w:type="dxa" w:w="4536"/>
+            <w:tcBorders>
+              <w:top w:val="none"/>
+              <w:bottom w:val="none"/>
+              <w:left w:val="none"/>
+              <w:right w:val="none"/>
+            </w:tcBorders>
+          </w:tcPr>
+          <w:p>
+            <w:pPr>
+              <w:ind w:left="720"/>
+            </w:pPr>
+            <w:r>
+              <w:rPr>
+                <w:rFonts w:ascii="Adani" w:hAnsi="Adani"/>
+                <w:b w:val="0"/>
+                <w:sz w:val="20"/>
+                <w:u w:val="none"/>
+              </w:rPr>
+              <w:t>2.</w:t>
+              <w:tab/>
+              <w:t>Mother</w:t>
+              <w:tab/>
+              <w:t>:</w:t>
+            </w:r>
+          </w:p>
+        </w:tc>
+        <w:tc>
+          <w:tcPr>
+            <w:tcW w:type="dxa" w:w="4536"/>
+            <w:tcBorders>
+              <w:top w:val="none"/>
+              <w:bottom w:val="none"/>
+              <w:left w:val="none"/>
+              <w:right w:val="none"/>
+            </w:tcBorders>
+          </w:tcPr>
+          <w:p>
+            <w:r>
+              <w:rPr>
+                <w:rFonts w:ascii="Adani" w:hAnsi="Adani"/>
+                <w:b w:val="0"/>
+                <w:sz w:val="20"/>
+                <w:u w:val="none"/>
+              </w:rPr>
+              <w:t>NIL</w:t>
+            </w:r>
+          </w:p>
+        </w:tc>
+      </w:tr>
+      <w:tr>
+        <w:tc>
+          <w:tcPr>
+            <w:tcW w:type="dxa" w:w="4536"/>
+            <w:tcBorders>
+              <w:top w:val="none"/>
+              <w:bottom w:val="none"/>
+              <w:left w:val="none"/>
+              <w:right w:val="none"/>
+            </w:tcBorders>
+          </w:tcPr>
+          <w:p>
+            <w:pPr>
+              <w:ind w:left="720"/>
+            </w:pPr>
+            <w:r>
+              <w:rPr>
+                <w:rFonts w:ascii="Adani" w:hAnsi="Adani"/>
+                <w:b w:val="0"/>
+                <w:sz w:val="20"/>
+                <w:u w:val="none"/>
+              </w:rPr>
+              <w:t>3.</w:t>
+              <w:tab/>
+              <w:t>Son</w:t>
+              <w:tab/>
+              <w:t>:</w:t>
+            </w:r>
+          </w:p>
+        </w:tc>
+        <w:tc>
+          <w:tcPr>
+            <w:tcW w:type="dxa" w:w="4536"/>
+            <w:tcBorders>
+              <w:top w:val="none"/>
+              <w:bottom w:val="none"/>
+              <w:left w:val="none"/>
+              <w:right w:val="none"/>
+            </w:tcBorders>
+          </w:tcPr>
+          <w:p>
+            <w:r>
+              <w:rPr>
+                <w:rFonts w:ascii="Adani" w:hAnsi="Adani"/>
+                <w:b w:val="0"/>
+                <w:sz w:val="20"/>
+                <w:u w:val="none"/>
+              </w:rPr>
+              <w:t>NIL</w:t>
+            </w:r>
+          </w:p>
+        </w:tc>
+      </w:tr>
+      <w:tr>
+        <w:tc>
+          <w:tcPr>
+            <w:tcW w:type="dxa" w:w="4536"/>
+            <w:tcBorders>
+              <w:top w:val="none"/>
+              <w:bottom w:val="none"/>
+              <w:left w:val="none"/>
+              <w:right w:val="none"/>
+            </w:tcBorders>
+          </w:tcPr>
+          <w:p>
+            <w:pPr>
+              <w:ind w:left="720"/>
+            </w:pPr>
+            <w:r>
+              <w:rPr>
+                <w:rFonts w:ascii="Adani" w:hAnsi="Adani"/>
+                <w:b w:val="0"/>
+                <w:sz w:val="20"/>
+                <w:u w:val="none"/>
+              </w:rPr>
+              <w:t>4.</w:t>
+              <w:tab/>
+              <w:t>Son's Wife</w:t>
+              <w:tab/>
+              <w:t>:</w:t>
+            </w:r>
+          </w:p>
+        </w:tc>
+        <w:tc>
+          <w:tcPr>
+            <w:tcW w:type="dxa" w:w="4536"/>
+            <w:tcBorders>
+              <w:top w:val="none"/>
+              <w:bottom w:val="none"/>
+              <w:left w:val="none"/>
+              <w:right w:val="none"/>
+            </w:tcBorders>
+          </w:tcPr>
+          <w:p>
+            <w:r>
+              <w:rPr>
+                <w:rFonts w:ascii="Adani" w:hAnsi="Adani"/>
+                <w:b w:val="0"/>
+                <w:sz w:val="20"/>
+                <w:u w:val="none"/>
+              </w:rPr>
+              <w:t>NIL</w:t>
+            </w:r>
+          </w:p>
+        </w:tc>
+      </w:tr>
+      <w:tr>
+        <w:tc>
+          <w:tcPr>
+            <w:tcW w:type="dxa" w:w="4536"/>
+            <w:tcBorders>
+              <w:top w:val="none"/>
+              <w:bottom w:val="none"/>
+              <w:left w:val="none"/>
+              <w:right w:val="none"/>
+            </w:tcBorders>
+          </w:tcPr>
+          <w:p>
+            <w:pPr>
+              <w:ind w:left="720"/>
+            </w:pPr>
+            <w:r>
+              <w:rPr>
+                <w:rFonts w:ascii="Adani" w:hAnsi="Adani"/>
+                <w:b w:val="0"/>
+                <w:sz w:val="20"/>
+                <w:u w:val="none"/>
+              </w:rPr>
+              <w:t>5.</w:t>
+              <w:tab/>
+              <w:t>Daughter</w:t>
+              <w:tab/>
+              <w:t>:</w:t>
+            </w:r>
+          </w:p>
+        </w:tc>
+        <w:tc>
+          <w:tcPr>
+            <w:tcW w:type="dxa" w:w="4536"/>
+            <w:tcBorders>
+              <w:top w:val="none"/>
+              <w:bottom w:val="none"/>
+              <w:left w:val="none"/>
+              <w:right w:val="none"/>
+            </w:tcBorders>
+          </w:tcPr>
+          <w:p>
+            <w:r>
+              <w:rPr>
+                <w:rFonts w:ascii="Adani" w:hAnsi="Adani"/>
+                <w:b w:val="0"/>
+                <w:sz w:val="20"/>
+                <w:u w:val="none"/>
+              </w:rPr>
+              <w:t>NIL</w:t>
+            </w:r>
+          </w:p>
+        </w:tc>
+      </w:tr>
+      <w:tr>
+        <w:tc>
+          <w:tcPr>
+            <w:tcW w:type="dxa" w:w="4536"/>
+            <w:tcBorders>
+              <w:top w:val="none"/>
+              <w:bottom w:val="none"/>
+              <w:left w:val="none"/>
+              <w:right w:val="none"/>
+            </w:tcBorders>
+          </w:tcPr>
+          <w:p>
+            <w:pPr>
+              <w:ind w:left="720"/>
+            </w:pPr>
+            <w:r>
+              <w:rPr>
+                <w:rFonts w:ascii="Adani" w:hAnsi="Adani"/>
+                <w:b w:val="0"/>
+                <w:sz w:val="20"/>
+                <w:u w:val="none"/>
+              </w:rPr>
+              <w:t>6.</w:t>
+              <w:tab/>
+              <w:t>Daughter's Husband</w:t>
+              <w:tab/>
+              <w:t>:</w:t>
+            </w:r>
+          </w:p>
+        </w:tc>
+        <w:tc>
+          <w:tcPr>
+            <w:tcW w:type="dxa" w:w="4536"/>
+            <w:tcBorders>
+              <w:top w:val="none"/>
+              <w:bottom w:val="none"/>
+              <w:left w:val="none"/>
+              <w:right w:val="none"/>
+            </w:tcBorders>
+          </w:tcPr>
+          <w:p>
+            <w:r>
+              <w:rPr>
+                <w:rFonts w:ascii="Adani" w:hAnsi="Adani"/>
+                <w:b w:val="0"/>
+                <w:sz w:val="20"/>
+                <w:u w:val="none"/>
+              </w:rPr>
+              <w:t>NIL</w:t>
+            </w:r>
+          </w:p>
+        </w:tc>
+      </w:tr>
+      <w:tr>
+        <w:tc>
+          <w:tcPr>
+            <w:tcW w:type="dxa" w:w="4536"/>
+            <w:tcBorders>
+              <w:top w:val="none"/>
+              <w:bottom w:val="none"/>
+              <w:left w:val="none"/>
+              <w:right w:val="none"/>
+            </w:tcBorders>
+          </w:tcPr>
+          <w:p>
+            <w:pPr>
+              <w:ind w:left="720"/>
+            </w:pPr>
+            <w:r>
+              <w:rPr>
+                <w:rFonts w:ascii="Adani" w:hAnsi="Adani"/>
+                <w:b w:val="0"/>
+                <w:sz w:val="20"/>
+                <w:u w:val="none"/>
+              </w:rPr>
+              <w:t>7.</w:t>
+              <w:tab/>
+              <w:t>Brother</w:t>
+              <w:tab/>
+              <w:t>:</w:t>
+            </w:r>
+          </w:p>
+        </w:tc>
+        <w:tc>
+          <w:tcPr>
+            <w:tcW w:type="dxa" w:w="4536"/>
+            <w:tcBorders>
+              <w:top w:val="none"/>
+              <w:bottom w:val="none"/>
+              <w:left w:val="none"/>
+              <w:right w:val="none"/>
+            </w:tcBorders>
+          </w:tcPr>
+          <w:p>
+            <w:r>
+              <w:rPr>
+                <w:rFonts w:ascii="Adani" w:hAnsi="Adani"/>
+                <w:b w:val="0"/>
+                <w:sz w:val="20"/>
+                <w:u w:val="none"/>
+              </w:rPr>
+              <w:t>NIL</w:t>
+            </w:r>
+          </w:p>
+        </w:tc>
+      </w:tr>
+      <w:tr>
+        <w:tc>
+          <w:tcPr>
+            <w:tcW w:type="dxa" w:w="4536"/>
+            <w:tcBorders>
+              <w:top w:val="none"/>
+              <w:bottom w:val="none"/>
+              <w:left w:val="none"/>
+              <w:right w:val="none"/>
+            </w:tcBorders>
+          </w:tcPr>
+          <w:p>
+            <w:pPr>
+              <w:ind w:left="720"/>
+            </w:pPr>
+            <w:r>
+              <w:rPr>
+                <w:rFonts w:ascii="Adani" w:hAnsi="Adani"/>
+                <w:b w:val="0"/>
+                <w:sz w:val="20"/>
+                <w:u w:val="none"/>
+              </w:rPr>
+              <w:t>8.</w:t>
+              <w:tab/>
+              <w:t>Sister</w:t>
+              <w:tab/>
+              <w:t>:</w:t>
+            </w:r>
+          </w:p>
+        </w:tc>
+        <w:tc>
+          <w:tcPr>
+            <w:tcW w:type="dxa" w:w="4536"/>
+            <w:tcBorders>
+              <w:top w:val="none"/>
+              <w:bottom w:val="none"/>
+              <w:left w:val="none"/>
+              <w:right w:val="none"/>
+            </w:tcBorders>
+          </w:tcPr>
+          <w:p>
+            <w:r>
+              <w:rPr>
+                <w:rFonts w:ascii="Adani" w:hAnsi="Adani"/>
+                <w:b w:val="0"/>
+                <w:sz w:val="20"/>
+                <w:u w:val="none"/>
+              </w:rPr>
+              <w:t>NIL</w:t>
+            </w:r>
+          </w:p>
+        </w:tc>
+      </w:tr>
+    </w:tbl>
     <w:p/>
     <w:p>
       <w:pPr>
@@ -5562,7 +3309,7 @@
                 <w:sz w:val="18"/>
                 <w:u w:val="none"/>
               </w:rPr>
-              <w:t>Date:   07th May, 2026</w:t>
+              <w:t>Date:   15th May, 2026</w:t>
             </w:r>
           </w:p>
         </w:tc>
@@ -5723,7 +3470,7 @@
           <w:sz w:val="20"/>
           <w:u w:val="none"/>
         </w:rPr>
-        <w:t>07th May, 2026</w:t>
+        <w:t>15th May, 2026</w:t>
       </w:r>
     </w:p>
     <w:p>
@@ -5828,37 +3575,7 @@
           <w:sz w:val="20"/>
           <w:u w:val="none"/>
         </w:rPr>
-        <w:t>NRC LIMITED</w:t>
-      </w:r>
-    </w:p>
-    <w:p>
-      <w:pPr>
-        <w:spacing w:before="0" w:after="20"/>
-        <w:jc w:val="left"/>
-      </w:pPr>
-      <w:r>
-        <w:rPr>
-          <w:rFonts w:ascii="Adani" w:hAnsi="Adani"/>
-          <w:b/>
-          <w:sz w:val="20"/>
-          <w:u w:val="none"/>
-        </w:rPr>
         <w:t>ADANI ESTATE MANAGEMENT PRIVATE LIMITED</w:t>
-      </w:r>
-    </w:p>
-    <w:p>
-      <w:pPr>
-        <w:spacing w:before="0" w:after="20"/>
-        <w:jc w:val="left"/>
-      </w:pPr>
-      <w:r>
-        <w:rPr>
-          <w:rFonts w:ascii="Adani" w:hAnsi="Adani"/>
-          <w:b/>
-          <w:sz w:val="20"/>
-          <w:u w:val="none"/>
-        </w:rPr>
-        <w:t>ADITYA ESTATES PRIVATE LIMITED</w:t>
       </w:r>
     </w:p>
     <w:p>
@@ -5903,21 +3620,6 @@
           <w:sz w:val="20"/>
           <w:u w:val="none"/>
         </w:rPr>
-        <w:t>ALTON BUILDTECH INDIA PRIVATE LIMITED</w:t>
-      </w:r>
-    </w:p>
-    <w:p>
-      <w:pPr>
-        <w:spacing w:before="0" w:after="20"/>
-        <w:jc w:val="left"/>
-      </w:pPr>
-      <w:r>
-        <w:rPr>
-          <w:rFonts w:ascii="Adani" w:hAnsi="Adani"/>
-          <w:b/>
-          <w:sz w:val="20"/>
-          <w:u w:val="none"/>
-        </w:rPr>
         <w:t>SWAYAM REALTORS AND TRADERS LLP</w:t>
       </w:r>
     </w:p>
@@ -5934,21 +3636,6 @@
           <w:u w:val="none"/>
         </w:rPr>
         <w:t>COLUMBIA CHROME (INDIA) PRIVATE LIMITED</w:t>
-      </w:r>
-    </w:p>
-    <w:p>
-      <w:pPr>
-        <w:spacing w:before="0" w:after="20"/>
-        <w:jc w:val="left"/>
-      </w:pPr>
-      <w:r>
-        <w:rPr>
-          <w:rFonts w:ascii="Adani" w:hAnsi="Adani"/>
-          <w:b/>
-          <w:sz w:val="20"/>
-          <w:u w:val="none"/>
-        </w:rPr>
-        <w:t>LUSHGREEN LANDSCAPES PRIVATE LIMITED</w:t>
       </w:r>
     </w:p>
     <w:p>
@@ -5993,172 +3680,7 @@
           <w:sz w:val="20"/>
           <w:u w:val="none"/>
         </w:rPr>
-        <w:t>CCC REALTY PRIVATE LIMITED</w:t>
-      </w:r>
-    </w:p>
-    <w:p>
-      <w:pPr>
-        <w:spacing w:before="0" w:after="20"/>
-        <w:jc w:val="left"/>
-      </w:pPr>
-      <w:r>
-        <w:rPr>
-          <w:rFonts w:ascii="Adani" w:hAnsi="Adani"/>
-          <w:b/>
-          <w:sz w:val="20"/>
-          <w:u w:val="none"/>
-        </w:rPr>
-        <w:t>BLUE STAR REALTY PRIVATE LIMITED</w:t>
-      </w:r>
-    </w:p>
-    <w:p>
-      <w:pPr>
-        <w:spacing w:before="0" w:after="20"/>
-        <w:jc w:val="left"/>
-      </w:pPr>
-      <w:r>
-        <w:rPr>
-          <w:rFonts w:ascii="Adani" w:hAnsi="Adani"/>
-          <w:b/>
-          <w:sz w:val="20"/>
-          <w:u w:val="none"/>
-        </w:rPr>
-        <w:t>ROCKFIELD HOMES PRIVATE LIMITED</w:t>
-      </w:r>
-    </w:p>
-    <w:p>
-      <w:pPr>
-        <w:spacing w:before="0" w:after="20"/>
-        <w:jc w:val="left"/>
-      </w:pPr>
-      <w:r>
-        <w:rPr>
-          <w:rFonts w:ascii="Adani" w:hAnsi="Adani"/>
-          <w:b/>
-          <w:sz w:val="20"/>
-          <w:u w:val="none"/>
-        </w:rPr>
-        <w:t>BELVEDERE GOLF AND COUNTRY CLUB PRIVATE LIMITED</w:t>
-      </w:r>
-    </w:p>
-    <w:p>
-      <w:pPr>
-        <w:spacing w:before="0" w:after="20"/>
-        <w:jc w:val="left"/>
-      </w:pPr>
-      <w:r>
-        <w:rPr>
-          <w:rFonts w:ascii="Adani" w:hAnsi="Adani"/>
-          <w:b/>
-          <w:sz w:val="20"/>
-          <w:u w:val="none"/>
-        </w:rPr>
         <w:t>SUNBOURNE DEVELOPERS PRIVATE LIMITED</w:t>
-      </w:r>
-    </w:p>
-    <w:p>
-      <w:pPr>
-        <w:spacing w:before="0" w:after="20"/>
-        <w:jc w:val="left"/>
-      </w:pPr>
-      <w:r>
-        <w:rPr>
-          <w:rFonts w:ascii="Adani" w:hAnsi="Adani"/>
-          <w:b/>
-          <w:sz w:val="20"/>
-          <w:u w:val="none"/>
-        </w:rPr>
-        <w:t>JADE FOOD AND PROPERTIES PRIVATE LIMITED</w:t>
-      </w:r>
-    </w:p>
-    <w:p>
-      <w:pPr>
-        <w:spacing w:before="0" w:after="20"/>
-        <w:jc w:val="left"/>
-      </w:pPr>
-      <w:r>
-        <w:rPr>
-          <w:rFonts w:ascii="Adani" w:hAnsi="Adani"/>
-          <w:b/>
-          <w:sz w:val="20"/>
-          <w:u w:val="none"/>
-        </w:rPr>
-        <w:t>JADE AGRICULTURAL COMPANY PRIVATE LIMITED</w:t>
-      </w:r>
-    </w:p>
-    <w:p>
-      <w:pPr>
-        <w:spacing w:before="0" w:after="20"/>
-        <w:jc w:val="left"/>
-      </w:pPr>
-      <w:r>
-        <w:rPr>
-          <w:rFonts w:ascii="Adani" w:hAnsi="Adani"/>
-          <w:b/>
-          <w:sz w:val="20"/>
-          <w:u w:val="none"/>
-        </w:rPr>
-        <w:t>ADANI MUNDRA SEZ INFRASTRUCTURE PRIVATE LIMITED</w:t>
-      </w:r>
-    </w:p>
-    <w:p>
-      <w:pPr>
-        <w:spacing w:before="0" w:after="20"/>
-        <w:jc w:val="left"/>
-      </w:pPr>
-      <w:r>
-        <w:rPr>
-          <w:rFonts w:ascii="Adani" w:hAnsi="Adani"/>
-          <w:b/>
-          <w:sz w:val="20"/>
-          <w:u w:val="none"/>
-        </w:rPr>
-        <w:t>JADE AGRI LAND PRIVATE LIMITED</w:t>
-      </w:r>
-    </w:p>
-    <w:p>
-      <w:pPr>
-        <w:spacing w:before="0" w:after="20"/>
-        <w:jc w:val="left"/>
-      </w:pPr>
-      <w:r>
-        <w:rPr>
-          <w:rFonts w:ascii="Adani" w:hAnsi="Adani"/>
-          <w:b/>
-          <w:sz w:val="20"/>
-          <w:u w:val="none"/>
-        </w:rPr>
-        <w:t>ROHIT AGRI-TRADE PRIVATE LIMITED</w:t>
-      </w:r>
-    </w:p>
-    <w:p>
-      <w:pPr>
-        <w:spacing w:before="0" w:after="20"/>
-        <w:jc w:val="left"/>
-      </w:pPr>
-      <w:r>
-        <w:rPr>
-          <w:rFonts w:ascii="Adani" w:hAnsi="Adani"/>
-          <w:b/>
-          <w:sz w:val="20"/>
-          <w:u w:val="none"/>
-        </w:rPr>
-        <w:t>ADANI LAND DEVELOPERS PRIVATE LIMITED</w:t>
-      </w:r>
-    </w:p>
-    <w:p>
-      <w:pPr>
-        <w:spacing w:before="0" w:after="20"/>
-        <w:jc w:val="left"/>
-      </w:pPr>
-      <w:r>
-        <w:rPr>
-          <w:rFonts w:ascii="Adani" w:hAnsi="Adani"/>
-          <w:b/>
-          <w:sz w:val="20"/>
-          <w:u w:val="none"/>
-        </w:rPr>
-        <w:t>SHANTIGRAM UTILITY SERVICES PRIVATE LIMITED</w:t>
       </w:r>
     </w:p>
     <w:p/>
@@ -6250,21 +3772,6 @@
           <w:u w:val="none"/>
         </w:rPr>
         <w:t>ALINEA PROPERTIES LLP</w:t>
-      </w:r>
-    </w:p>
-    <w:p>
-      <w:pPr>
-        <w:spacing w:before="0" w:after="20"/>
-        <w:jc w:val="left"/>
-      </w:pPr>
-      <w:r>
-        <w:rPr>
-          <w:rFonts w:ascii="Adani" w:hAnsi="Adani"/>
-          <w:b w:val="0"/>
-          <w:sz w:val="20"/>
-          <w:u w:val="none"/>
-        </w:rPr>
-        <w:t>NRC LIMITED</w:t>
       </w:r>
     </w:p>
     <w:p>
@@ -6389,21 +3896,6 @@
           <w:sz w:val="20"/>
           <w:u w:val="none"/>
         </w:rPr>
-        <w:t>ADITYA ESTATES PRIVATE LIMITED</w:t>
-      </w:r>
-    </w:p>
-    <w:p>
-      <w:pPr>
-        <w:spacing w:before="0" w:after="20"/>
-        <w:jc w:val="left"/>
-      </w:pPr>
-      <w:r>
-        <w:rPr>
-          <w:rFonts w:ascii="Adani" w:hAnsi="Adani"/>
-          <w:b w:val="0"/>
-          <w:sz w:val="20"/>
-          <w:u w:val="none"/>
-        </w:rPr>
         <w:t>VALUABLE PROPERTIES PRIVATE LIMITED</w:t>
       </w:r>
     </w:p>
@@ -6419,37 +3911,7 @@
           <w:sz w:val="20"/>
           <w:u w:val="none"/>
         </w:rPr>
-        <w:t>ALTON BUILDTECH INDIA PRIVATE LIMITED</w:t>
-      </w:r>
-    </w:p>
-    <w:p>
-      <w:pPr>
-        <w:spacing w:before="0" w:after="20"/>
-        <w:jc w:val="left"/>
-      </w:pPr>
-      <w:r>
-        <w:rPr>
-          <w:rFonts w:ascii="Adani" w:hAnsi="Adani"/>
-          <w:b w:val="0"/>
-          <w:sz w:val="20"/>
-          <w:u w:val="none"/>
-        </w:rPr>
         <w:t>COLUMBIA CHROME (INDIA) PRIVATE LIMITED</w:t>
-      </w:r>
-    </w:p>
-    <w:p>
-      <w:pPr>
-        <w:spacing w:before="0" w:after="20"/>
-        <w:jc w:val="left"/>
-      </w:pPr>
-      <w:r>
-        <w:rPr>
-          <w:rFonts w:ascii="Adani" w:hAnsi="Adani"/>
-          <w:b w:val="0"/>
-          <w:sz w:val="20"/>
-          <w:u w:val="none"/>
-        </w:rPr>
-        <w:t>LUSHGREEN LANDSCAPES PRIVATE LIMITED</w:t>
       </w:r>
     </w:p>
     <w:p>
@@ -6494,172 +3956,7 @@
           <w:sz w:val="20"/>
           <w:u w:val="none"/>
         </w:rPr>
-        <w:t>CCC REALTY PRIVATE LIMITED</w:t>
-      </w:r>
-    </w:p>
-    <w:p>
-      <w:pPr>
-        <w:spacing w:before="0" w:after="20"/>
-        <w:jc w:val="left"/>
-      </w:pPr>
-      <w:r>
-        <w:rPr>
-          <w:rFonts w:ascii="Adani" w:hAnsi="Adani"/>
-          <w:b w:val="0"/>
-          <w:sz w:val="20"/>
-          <w:u w:val="none"/>
-        </w:rPr>
-        <w:t>BLUE STAR REALTY PRIVATE LIMITED</w:t>
-      </w:r>
-    </w:p>
-    <w:p>
-      <w:pPr>
-        <w:spacing w:before="0" w:after="20"/>
-        <w:jc w:val="left"/>
-      </w:pPr>
-      <w:r>
-        <w:rPr>
-          <w:rFonts w:ascii="Adani" w:hAnsi="Adani"/>
-          <w:b w:val="0"/>
-          <w:sz w:val="20"/>
-          <w:u w:val="none"/>
-        </w:rPr>
-        <w:t>ROCKFIELD HOMES PRIVATE LIMITED</w:t>
-      </w:r>
-    </w:p>
-    <w:p>
-      <w:pPr>
-        <w:spacing w:before="0" w:after="20"/>
-        <w:jc w:val="left"/>
-      </w:pPr>
-      <w:r>
-        <w:rPr>
-          <w:rFonts w:ascii="Adani" w:hAnsi="Adani"/>
-          <w:b w:val="0"/>
-          <w:sz w:val="20"/>
-          <w:u w:val="none"/>
-        </w:rPr>
-        <w:t>BELVEDERE GOLF AND COUNTRY CLUB PRIVATE LIMITED</w:t>
-      </w:r>
-    </w:p>
-    <w:p>
-      <w:pPr>
-        <w:spacing w:before="0" w:after="20"/>
-        <w:jc w:val="left"/>
-      </w:pPr>
-      <w:r>
-        <w:rPr>
-          <w:rFonts w:ascii="Adani" w:hAnsi="Adani"/>
-          <w:b w:val="0"/>
-          <w:sz w:val="20"/>
-          <w:u w:val="none"/>
-        </w:rPr>
         <w:t>SUNBOURNE DEVELOPERS PRIVATE LIMITED</w:t>
-      </w:r>
-    </w:p>
-    <w:p>
-      <w:pPr>
-        <w:spacing w:before="0" w:after="20"/>
-        <w:jc w:val="left"/>
-      </w:pPr>
-      <w:r>
-        <w:rPr>
-          <w:rFonts w:ascii="Adani" w:hAnsi="Adani"/>
-          <w:b w:val="0"/>
-          <w:sz w:val="20"/>
-          <w:u w:val="none"/>
-        </w:rPr>
-        <w:t>JADE FOOD AND PROPERTIES PRIVATE LIMITED</w:t>
-      </w:r>
-    </w:p>
-    <w:p>
-      <w:pPr>
-        <w:spacing w:before="0" w:after="20"/>
-        <w:jc w:val="left"/>
-      </w:pPr>
-      <w:r>
-        <w:rPr>
-          <w:rFonts w:ascii="Adani" w:hAnsi="Adani"/>
-          <w:b w:val="0"/>
-          <w:sz w:val="20"/>
-          <w:u w:val="none"/>
-        </w:rPr>
-        <w:t>JADE AGRICULTURAL COMPANY PRIVATE LIMITED</w:t>
-      </w:r>
-    </w:p>
-    <w:p>
-      <w:pPr>
-        <w:spacing w:before="0" w:after="20"/>
-        <w:jc w:val="left"/>
-      </w:pPr>
-      <w:r>
-        <w:rPr>
-          <w:rFonts w:ascii="Adani" w:hAnsi="Adani"/>
-          <w:b w:val="0"/>
-          <w:sz w:val="20"/>
-          <w:u w:val="none"/>
-        </w:rPr>
-        <w:t>ADANI MUNDRA SEZ INFRASTRUCTURE PRIVATE LIMITED</w:t>
-      </w:r>
-    </w:p>
-    <w:p>
-      <w:pPr>
-        <w:spacing w:before="0" w:after="20"/>
-        <w:jc w:val="left"/>
-      </w:pPr>
-      <w:r>
-        <w:rPr>
-          <w:rFonts w:ascii="Adani" w:hAnsi="Adani"/>
-          <w:b w:val="0"/>
-          <w:sz w:val="20"/>
-          <w:u w:val="none"/>
-        </w:rPr>
-        <w:t>JADE AGRI LAND PRIVATE LIMITED</w:t>
-      </w:r>
-    </w:p>
-    <w:p>
-      <w:pPr>
-        <w:spacing w:before="0" w:after="20"/>
-        <w:jc w:val="left"/>
-      </w:pPr>
-      <w:r>
-        <w:rPr>
-          <w:rFonts w:ascii="Adani" w:hAnsi="Adani"/>
-          <w:b w:val="0"/>
-          <w:sz w:val="20"/>
-          <w:u w:val="none"/>
-        </w:rPr>
-        <w:t>ROHIT AGRI-TRADE PRIVATE LIMITED</w:t>
-      </w:r>
-    </w:p>
-    <w:p>
-      <w:pPr>
-        <w:spacing w:before="0" w:after="20"/>
-        <w:jc w:val="left"/>
-      </w:pPr>
-      <w:r>
-        <w:rPr>
-          <w:rFonts w:ascii="Adani" w:hAnsi="Adani"/>
-          <w:b w:val="0"/>
-          <w:sz w:val="20"/>
-          <w:u w:val="none"/>
-        </w:rPr>
-        <w:t>ADANI LAND DEVELOPERS PRIVATE LIMITED</w:t>
-      </w:r>
-    </w:p>
-    <w:p>
-      <w:pPr>
-        <w:spacing w:before="0" w:after="20"/>
-        <w:jc w:val="left"/>
-      </w:pPr>
-      <w:r>
-        <w:rPr>
-          <w:rFonts w:ascii="Adani" w:hAnsi="Adani"/>
-          <w:b w:val="0"/>
-          <w:sz w:val="20"/>
-          <w:u w:val="none"/>
-        </w:rPr>
-        <w:t>SHANTIGRAM UTILITY SERVICES PRIVATE LIMITED</w:t>
       </w:r>
     </w:p>
     <w:p/>
@@ -7417,7 +4714,7 @@
                 <w:sz w:val="18"/>
                 <w:u w:val="none"/>
               </w:rPr>
-              <w:t>27</w:t>
+              <w:t>12</w:t>
             </w:r>
           </w:p>
         </w:tc>
@@ -8046,120 +5343,6 @@
                 <w:sz w:val="18"/>
                 <w:u w:val="none"/>
               </w:rPr>
-              <w:t>U52100MH1946PLC005227</w:t>
-            </w:r>
-          </w:p>
-        </w:tc>
-        <w:tc>
-          <w:tcPr>
-            <w:tcW w:type="dxa" w:w="4252"/>
-            <w:shd w:val="clear" w:color="auto" w:fill="FFFFFF"/>
-            <w:tcBorders>
-              <w:top w:val="single" w:sz="4" w:space="0" w:color="000000"/>
-              <w:left w:val="single" w:sz="4" w:space="0" w:color="000000"/>
-              <w:bottom w:val="single" w:sz="4" w:space="0" w:color="000000"/>
-              <w:right w:val="single" w:sz="4" w:space="0" w:color="000000"/>
-            </w:tcBorders>
-            <w:vAlign w:val="center"/>
-          </w:tcPr>
-          <w:p>
-            <w:pPr>
-              <w:spacing w:before="40" w:after="40"/>
-              <w:jc w:val="left"/>
-            </w:pPr>
-            <w:r>
-              <w:rPr>
-                <w:rFonts w:ascii="Adani" w:hAnsi="Adani"/>
-                <w:b w:val="0"/>
-                <w:sz w:val="18"/>
-                <w:u w:val="none"/>
-              </w:rPr>
-              <w:t>NRC LIMITED</w:t>
-            </w:r>
-          </w:p>
-        </w:tc>
-        <w:tc>
-          <w:tcPr>
-            <w:tcW w:type="dxa" w:w="1587"/>
-            <w:shd w:val="clear" w:color="auto" w:fill="FFFFFF"/>
-            <w:tcBorders>
-              <w:top w:val="single" w:sz="4" w:space="0" w:color="000000"/>
-              <w:left w:val="single" w:sz="4" w:space="0" w:color="000000"/>
-              <w:bottom w:val="single" w:sz="4" w:space="0" w:color="000000"/>
-              <w:right w:val="single" w:sz="4" w:space="0" w:color="000000"/>
-            </w:tcBorders>
-            <w:vAlign w:val="center"/>
-          </w:tcPr>
-          <w:p>
-            <w:pPr>
-              <w:spacing w:before="40" w:after="40"/>
-              <w:jc w:val="left"/>
-            </w:pPr>
-            <w:r>
-              <w:rPr>
-                <w:rFonts w:ascii="Adani" w:hAnsi="Adani"/>
-                <w:b w:val="0"/>
-                <w:sz w:val="18"/>
-                <w:u w:val="none"/>
-              </w:rPr>
-              <w:t>Director</w:t>
-            </w:r>
-          </w:p>
-        </w:tc>
-        <w:tc>
-          <w:tcPr>
-            <w:tcW w:type="dxa" w:w="1304"/>
-            <w:shd w:val="clear" w:color="auto" w:fill="FFFFFF"/>
-            <w:tcBorders>
-              <w:top w:val="single" w:sz="4" w:space="0" w:color="000000"/>
-              <w:left w:val="single" w:sz="4" w:space="0" w:color="000000"/>
-              <w:bottom w:val="single" w:sz="4" w:space="0" w:color="000000"/>
-              <w:right w:val="single" w:sz="4" w:space="0" w:color="000000"/>
-            </w:tcBorders>
-            <w:vAlign w:val="center"/>
-          </w:tcPr>
-          <w:p>
-            <w:pPr>
-              <w:spacing w:before="40" w:after="40"/>
-              <w:jc w:val="left"/>
-            </w:pPr>
-            <w:r>
-              <w:rPr>
-                <w:rFonts w:ascii="Adani" w:hAnsi="Adani"/>
-                <w:b w:val="0"/>
-                <w:sz w:val="18"/>
-                <w:u w:val="none"/>
-              </w:rPr>
-              <w:t>10/03/2021</w:t>
-            </w:r>
-          </w:p>
-        </w:tc>
-      </w:tr>
-      <w:tr>
-        <w:tc>
-          <w:tcPr>
-            <w:tcW w:type="dxa" w:w="2268"/>
-            <w:shd w:val="clear" w:color="auto" w:fill="FFFFFF"/>
-            <w:tcBorders>
-              <w:top w:val="single" w:sz="4" w:space="0" w:color="000000"/>
-              <w:left w:val="single" w:sz="4" w:space="0" w:color="000000"/>
-              <w:bottom w:val="single" w:sz="4" w:space="0" w:color="000000"/>
-              <w:right w:val="single" w:sz="4" w:space="0" w:color="000000"/>
-            </w:tcBorders>
-            <w:vAlign w:val="center"/>
-          </w:tcPr>
-          <w:p>
-            <w:pPr>
-              <w:spacing w:before="40" w:after="40"/>
-              <w:jc w:val="left"/>
-            </w:pPr>
-            <w:r>
-              <w:rPr>
-                <w:rFonts w:ascii="Adani" w:hAnsi="Adani"/>
-                <w:b w:val="0"/>
-                <w:sz w:val="18"/>
-                <w:u w:val="none"/>
-              </w:rPr>
               <w:t>U45200GJ2005PTC047086</w:t>
             </w:r>
           </w:p>
@@ -8245,120 +5428,6 @@
                 <w:u w:val="none"/>
               </w:rPr>
               <w:t>06/02/2021</w:t>
-            </w:r>
-          </w:p>
-        </w:tc>
-      </w:tr>
-      <w:tr>
-        <w:tc>
-          <w:tcPr>
-            <w:tcW w:type="dxa" w:w="2268"/>
-            <w:shd w:val="clear" w:color="auto" w:fill="FFFFFF"/>
-            <w:tcBorders>
-              <w:top w:val="single" w:sz="4" w:space="0" w:color="000000"/>
-              <w:left w:val="single" w:sz="4" w:space="0" w:color="000000"/>
-              <w:bottom w:val="single" w:sz="4" w:space="0" w:color="000000"/>
-              <w:right w:val="single" w:sz="4" w:space="0" w:color="000000"/>
-            </w:tcBorders>
-            <w:vAlign w:val="center"/>
-          </w:tcPr>
-          <w:p>
-            <w:pPr>
-              <w:spacing w:before="40" w:after="40"/>
-              <w:jc w:val="left"/>
-            </w:pPr>
-            <w:r>
-              <w:rPr>
-                <w:rFonts w:ascii="Adani" w:hAnsi="Adani"/>
-                <w:b w:val="0"/>
-                <w:sz w:val="18"/>
-                <w:u w:val="none"/>
-              </w:rPr>
-              <w:t>U74899DL1984PTC018684</w:t>
-            </w:r>
-          </w:p>
-        </w:tc>
-        <w:tc>
-          <w:tcPr>
-            <w:tcW w:type="dxa" w:w="4252"/>
-            <w:shd w:val="clear" w:color="auto" w:fill="FFFFFF"/>
-            <w:tcBorders>
-              <w:top w:val="single" w:sz="4" w:space="0" w:color="000000"/>
-              <w:left w:val="single" w:sz="4" w:space="0" w:color="000000"/>
-              <w:bottom w:val="single" w:sz="4" w:space="0" w:color="000000"/>
-              <w:right w:val="single" w:sz="4" w:space="0" w:color="000000"/>
-            </w:tcBorders>
-            <w:vAlign w:val="center"/>
-          </w:tcPr>
-          <w:p>
-            <w:pPr>
-              <w:spacing w:before="40" w:after="40"/>
-              <w:jc w:val="left"/>
-            </w:pPr>
-            <w:r>
-              <w:rPr>
-                <w:rFonts w:ascii="Adani" w:hAnsi="Adani"/>
-                <w:b w:val="0"/>
-                <w:sz w:val="18"/>
-                <w:u w:val="none"/>
-              </w:rPr>
-              <w:t>ADITYA ESTATES PRIVATE LIMITED</w:t>
-            </w:r>
-          </w:p>
-        </w:tc>
-        <w:tc>
-          <w:tcPr>
-            <w:tcW w:type="dxa" w:w="1587"/>
-            <w:shd w:val="clear" w:color="auto" w:fill="FFFFFF"/>
-            <w:tcBorders>
-              <w:top w:val="single" w:sz="4" w:space="0" w:color="000000"/>
-              <w:left w:val="single" w:sz="4" w:space="0" w:color="000000"/>
-              <w:bottom w:val="single" w:sz="4" w:space="0" w:color="000000"/>
-              <w:right w:val="single" w:sz="4" w:space="0" w:color="000000"/>
-            </w:tcBorders>
-            <w:vAlign w:val="center"/>
-          </w:tcPr>
-          <w:p>
-            <w:pPr>
-              <w:spacing w:before="40" w:after="40"/>
-              <w:jc w:val="left"/>
-            </w:pPr>
-            <w:r>
-              <w:rPr>
-                <w:rFonts w:ascii="Adani" w:hAnsi="Adani"/>
-                <w:b w:val="0"/>
-                <w:sz w:val="18"/>
-                <w:u w:val="none"/>
-              </w:rPr>
-              <w:t>Director</w:t>
-            </w:r>
-          </w:p>
-        </w:tc>
-        <w:tc>
-          <w:tcPr>
-            <w:tcW w:type="dxa" w:w="1304"/>
-            <w:shd w:val="clear" w:color="auto" w:fill="FFFFFF"/>
-            <w:tcBorders>
-              <w:top w:val="single" w:sz="4" w:space="0" w:color="000000"/>
-              <w:left w:val="single" w:sz="4" w:space="0" w:color="000000"/>
-              <w:bottom w:val="single" w:sz="4" w:space="0" w:color="000000"/>
-              <w:right w:val="single" w:sz="4" w:space="0" w:color="000000"/>
-            </w:tcBorders>
-            <w:vAlign w:val="center"/>
-          </w:tcPr>
-          <w:p>
-            <w:pPr>
-              <w:spacing w:before="40" w:after="40"/>
-              <w:jc w:val="left"/>
-            </w:pPr>
-            <w:r>
-              <w:rPr>
-                <w:rFonts w:ascii="Adani" w:hAnsi="Adani"/>
-                <w:b w:val="0"/>
-                <w:sz w:val="18"/>
-                <w:u w:val="none"/>
-              </w:rPr>
-              <w:t>12/03/2020</w:t>
             </w:r>
           </w:p>
         </w:tc>
@@ -8616,120 +5685,6 @@
                 <w:sz w:val="18"/>
                 <w:u w:val="none"/>
               </w:rPr>
-              <w:t>U70200GJ2013PTC094186</w:t>
-            </w:r>
-          </w:p>
-        </w:tc>
-        <w:tc>
-          <w:tcPr>
-            <w:tcW w:type="dxa" w:w="4252"/>
-            <w:shd w:val="clear" w:color="auto" w:fill="FFFFFF"/>
-            <w:tcBorders>
-              <w:top w:val="single" w:sz="4" w:space="0" w:color="000000"/>
-              <w:left w:val="single" w:sz="4" w:space="0" w:color="000000"/>
-              <w:bottom w:val="single" w:sz="4" w:space="0" w:color="000000"/>
-              <w:right w:val="single" w:sz="4" w:space="0" w:color="000000"/>
-            </w:tcBorders>
-            <w:vAlign w:val="center"/>
-          </w:tcPr>
-          <w:p>
-            <w:pPr>
-              <w:spacing w:before="40" w:after="40"/>
-              <w:jc w:val="left"/>
-            </w:pPr>
-            <w:r>
-              <w:rPr>
-                <w:rFonts w:ascii="Adani" w:hAnsi="Adani"/>
-                <w:b w:val="0"/>
-                <w:sz w:val="18"/>
-                <w:u w:val="none"/>
-              </w:rPr>
-              <w:t>ALTON BUILDTECH INDIA PRIVATE LIMITED</w:t>
-            </w:r>
-          </w:p>
-        </w:tc>
-        <w:tc>
-          <w:tcPr>
-            <w:tcW w:type="dxa" w:w="1587"/>
-            <w:shd w:val="clear" w:color="auto" w:fill="FFFFFF"/>
-            <w:tcBorders>
-              <w:top w:val="single" w:sz="4" w:space="0" w:color="000000"/>
-              <w:left w:val="single" w:sz="4" w:space="0" w:color="000000"/>
-              <w:bottom w:val="single" w:sz="4" w:space="0" w:color="000000"/>
-              <w:right w:val="single" w:sz="4" w:space="0" w:color="000000"/>
-            </w:tcBorders>
-            <w:vAlign w:val="center"/>
-          </w:tcPr>
-          <w:p>
-            <w:pPr>
-              <w:spacing w:before="40" w:after="40"/>
-              <w:jc w:val="left"/>
-            </w:pPr>
-            <w:r>
-              <w:rPr>
-                <w:rFonts w:ascii="Adani" w:hAnsi="Adani"/>
-                <w:b w:val="0"/>
-                <w:sz w:val="18"/>
-                <w:u w:val="none"/>
-              </w:rPr>
-              <w:t>Director</w:t>
-            </w:r>
-          </w:p>
-        </w:tc>
-        <w:tc>
-          <w:tcPr>
-            <w:tcW w:type="dxa" w:w="1304"/>
-            <w:shd w:val="clear" w:color="auto" w:fill="FFFFFF"/>
-            <w:tcBorders>
-              <w:top w:val="single" w:sz="4" w:space="0" w:color="000000"/>
-              <w:left w:val="single" w:sz="4" w:space="0" w:color="000000"/>
-              <w:bottom w:val="single" w:sz="4" w:space="0" w:color="000000"/>
-              <w:right w:val="single" w:sz="4" w:space="0" w:color="000000"/>
-            </w:tcBorders>
-            <w:vAlign w:val="center"/>
-          </w:tcPr>
-          <w:p>
-            <w:pPr>
-              <w:spacing w:before="40" w:after="40"/>
-              <w:jc w:val="left"/>
-            </w:pPr>
-            <w:r>
-              <w:rPr>
-                <w:rFonts w:ascii="Adani" w:hAnsi="Adani"/>
-                <w:b w:val="0"/>
-                <w:sz w:val="18"/>
-                <w:u w:val="none"/>
-              </w:rPr>
-              <w:t>10/04/2015</w:t>
-            </w:r>
-          </w:p>
-        </w:tc>
-      </w:tr>
-      <w:tr>
-        <w:tc>
-          <w:tcPr>
-            <w:tcW w:type="dxa" w:w="2268"/>
-            <w:shd w:val="clear" w:color="auto" w:fill="FFFFFF"/>
-            <w:tcBorders>
-              <w:top w:val="single" w:sz="4" w:space="0" w:color="000000"/>
-              <w:left w:val="single" w:sz="4" w:space="0" w:color="000000"/>
-              <w:bottom w:val="single" w:sz="4" w:space="0" w:color="000000"/>
-              <w:right w:val="single" w:sz="4" w:space="0" w:color="000000"/>
-            </w:tcBorders>
-            <w:vAlign w:val="center"/>
-          </w:tcPr>
-          <w:p>
-            <w:pPr>
-              <w:spacing w:before="40" w:after="40"/>
-              <w:jc w:val="left"/>
-            </w:pPr>
-            <w:r>
-              <w:rPr>
-                <w:rFonts w:ascii="Adani" w:hAnsi="Adani"/>
-                <w:b w:val="0"/>
-                <w:sz w:val="18"/>
-                <w:u w:val="none"/>
-              </w:rPr>
               <w:t>AAB-0362</w:t>
             </w:r>
           </w:p>
@@ -8873,120 +5828,6 @@
                 <w:u w:val="none"/>
               </w:rPr>
               <w:t>COLUMBIA CHROME (INDIA) PRIVATE LIMITED</w:t>
-            </w:r>
-          </w:p>
-        </w:tc>
-        <w:tc>
-          <w:tcPr>
-            <w:tcW w:type="dxa" w:w="1587"/>
-            <w:shd w:val="clear" w:color="auto" w:fill="FFFFFF"/>
-            <w:tcBorders>
-              <w:top w:val="single" w:sz="4" w:space="0" w:color="000000"/>
-              <w:left w:val="single" w:sz="4" w:space="0" w:color="000000"/>
-              <w:bottom w:val="single" w:sz="4" w:space="0" w:color="000000"/>
-              <w:right w:val="single" w:sz="4" w:space="0" w:color="000000"/>
-            </w:tcBorders>
-            <w:vAlign w:val="center"/>
-          </w:tcPr>
-          <w:p>
-            <w:pPr>
-              <w:spacing w:before="40" w:after="40"/>
-              <w:jc w:val="left"/>
-            </w:pPr>
-            <w:r>
-              <w:rPr>
-                <w:rFonts w:ascii="Adani" w:hAnsi="Adani"/>
-                <w:b w:val="0"/>
-                <w:sz w:val="18"/>
-                <w:u w:val="none"/>
-              </w:rPr>
-              <w:t>Director</w:t>
-            </w:r>
-          </w:p>
-        </w:tc>
-        <w:tc>
-          <w:tcPr>
-            <w:tcW w:type="dxa" w:w="1304"/>
-            <w:shd w:val="clear" w:color="auto" w:fill="FFFFFF"/>
-            <w:tcBorders>
-              <w:top w:val="single" w:sz="4" w:space="0" w:color="000000"/>
-              <w:left w:val="single" w:sz="4" w:space="0" w:color="000000"/>
-              <w:bottom w:val="single" w:sz="4" w:space="0" w:color="000000"/>
-              <w:right w:val="single" w:sz="4" w:space="0" w:color="000000"/>
-            </w:tcBorders>
-            <w:vAlign w:val="center"/>
-          </w:tcPr>
-          <w:p>
-            <w:pPr>
-              <w:spacing w:before="40" w:after="40"/>
-              <w:jc w:val="left"/>
-            </w:pPr>
-            <w:r>
-              <w:rPr>
-                <w:rFonts w:ascii="Adani" w:hAnsi="Adani"/>
-                <w:b w:val="0"/>
-                <w:sz w:val="18"/>
-                <w:u w:val="none"/>
-              </w:rPr>
-              <w:t>16/12/2013</w:t>
-            </w:r>
-          </w:p>
-        </w:tc>
-      </w:tr>
-      <w:tr>
-        <w:tc>
-          <w:tcPr>
-            <w:tcW w:type="dxa" w:w="2268"/>
-            <w:shd w:val="clear" w:color="auto" w:fill="FFFFFF"/>
-            <w:tcBorders>
-              <w:top w:val="single" w:sz="4" w:space="0" w:color="000000"/>
-              <w:left w:val="single" w:sz="4" w:space="0" w:color="000000"/>
-              <w:bottom w:val="single" w:sz="4" w:space="0" w:color="000000"/>
-              <w:right w:val="single" w:sz="4" w:space="0" w:color="000000"/>
-            </w:tcBorders>
-            <w:vAlign w:val="center"/>
-          </w:tcPr>
-          <w:p>
-            <w:pPr>
-              <w:spacing w:before="40" w:after="40"/>
-              <w:jc w:val="left"/>
-            </w:pPr>
-            <w:r>
-              <w:rPr>
-                <w:rFonts w:ascii="Adani" w:hAnsi="Adani"/>
-                <w:b w:val="0"/>
-                <w:sz w:val="18"/>
-                <w:u w:val="none"/>
-              </w:rPr>
-              <w:t>U70102MH2008PTC185730</w:t>
-            </w:r>
-          </w:p>
-        </w:tc>
-        <w:tc>
-          <w:tcPr>
-            <w:tcW w:type="dxa" w:w="4252"/>
-            <w:shd w:val="clear" w:color="auto" w:fill="FFFFFF"/>
-            <w:tcBorders>
-              <w:top w:val="single" w:sz="4" w:space="0" w:color="000000"/>
-              <w:left w:val="single" w:sz="4" w:space="0" w:color="000000"/>
-              <w:bottom w:val="single" w:sz="4" w:space="0" w:color="000000"/>
-              <w:right w:val="single" w:sz="4" w:space="0" w:color="000000"/>
-            </w:tcBorders>
-            <w:vAlign w:val="center"/>
-          </w:tcPr>
-          <w:p>
-            <w:pPr>
-              <w:spacing w:before="40" w:after="40"/>
-              <w:jc w:val="left"/>
-            </w:pPr>
-            <w:r>
-              <w:rPr>
-                <w:rFonts w:ascii="Adani" w:hAnsi="Adani"/>
-                <w:b w:val="0"/>
-                <w:sz w:val="18"/>
-                <w:u w:val="none"/>
-              </w:rPr>
-              <w:t>LUSHGREEN LANDSCAPES PRIVATE LIMITED</w:t>
             </w:r>
           </w:p>
         </w:tc>
@@ -9300,462 +6141,6 @@
                 <w:sz w:val="18"/>
                 <w:u w:val="none"/>
               </w:rPr>
-              <w:t>U45400GJ2007PTC167902</w:t>
-            </w:r>
-          </w:p>
-        </w:tc>
-        <w:tc>
-          <w:tcPr>
-            <w:tcW w:type="dxa" w:w="4252"/>
-            <w:shd w:val="clear" w:color="auto" w:fill="FFFFFF"/>
-            <w:tcBorders>
-              <w:top w:val="single" w:sz="4" w:space="0" w:color="000000"/>
-              <w:left w:val="single" w:sz="4" w:space="0" w:color="000000"/>
-              <w:bottom w:val="single" w:sz="4" w:space="0" w:color="000000"/>
-              <w:right w:val="single" w:sz="4" w:space="0" w:color="000000"/>
-            </w:tcBorders>
-            <w:vAlign w:val="center"/>
-          </w:tcPr>
-          <w:p>
-            <w:pPr>
-              <w:spacing w:before="40" w:after="40"/>
-              <w:jc w:val="left"/>
-            </w:pPr>
-            <w:r>
-              <w:rPr>
-                <w:rFonts w:ascii="Adani" w:hAnsi="Adani"/>
-                <w:b w:val="0"/>
-                <w:sz w:val="18"/>
-                <w:u w:val="none"/>
-              </w:rPr>
-              <w:t>CCC REALTY PRIVATE LIMITED</w:t>
-            </w:r>
-          </w:p>
-        </w:tc>
-        <w:tc>
-          <w:tcPr>
-            <w:tcW w:type="dxa" w:w="1587"/>
-            <w:shd w:val="clear" w:color="auto" w:fill="FFFFFF"/>
-            <w:tcBorders>
-              <w:top w:val="single" w:sz="4" w:space="0" w:color="000000"/>
-              <w:left w:val="single" w:sz="4" w:space="0" w:color="000000"/>
-              <w:bottom w:val="single" w:sz="4" w:space="0" w:color="000000"/>
-              <w:right w:val="single" w:sz="4" w:space="0" w:color="000000"/>
-            </w:tcBorders>
-            <w:vAlign w:val="center"/>
-          </w:tcPr>
-          <w:p>
-            <w:pPr>
-              <w:spacing w:before="40" w:after="40"/>
-              <w:jc w:val="left"/>
-            </w:pPr>
-            <w:r>
-              <w:rPr>
-                <w:rFonts w:ascii="Adani" w:hAnsi="Adani"/>
-                <w:b w:val="0"/>
-                <w:sz w:val="18"/>
-                <w:u w:val="none"/>
-              </w:rPr>
-              <w:t>Director</w:t>
-            </w:r>
-          </w:p>
-        </w:tc>
-        <w:tc>
-          <w:tcPr>
-            <w:tcW w:type="dxa" w:w="1304"/>
-            <w:shd w:val="clear" w:color="auto" w:fill="FFFFFF"/>
-            <w:tcBorders>
-              <w:top w:val="single" w:sz="4" w:space="0" w:color="000000"/>
-              <w:left w:val="single" w:sz="4" w:space="0" w:color="000000"/>
-              <w:bottom w:val="single" w:sz="4" w:space="0" w:color="000000"/>
-              <w:right w:val="single" w:sz="4" w:space="0" w:color="000000"/>
-            </w:tcBorders>
-            <w:vAlign w:val="center"/>
-          </w:tcPr>
-          <w:p>
-            <w:pPr>
-              <w:spacing w:before="40" w:after="40"/>
-              <w:jc w:val="left"/>
-            </w:pPr>
-            <w:r>
-              <w:rPr>
-                <w:rFonts w:ascii="Adani" w:hAnsi="Adani"/>
-                <w:b w:val="0"/>
-                <w:sz w:val="18"/>
-                <w:u w:val="none"/>
-              </w:rPr>
-              <w:t>25/08/2012</w:t>
-            </w:r>
-          </w:p>
-        </w:tc>
-      </w:tr>
-      <w:tr>
-        <w:tc>
-          <w:tcPr>
-            <w:tcW w:type="dxa" w:w="2268"/>
-            <w:shd w:val="clear" w:color="auto" w:fill="FFFFFF"/>
-            <w:tcBorders>
-              <w:top w:val="single" w:sz="4" w:space="0" w:color="000000"/>
-              <w:left w:val="single" w:sz="4" w:space="0" w:color="000000"/>
-              <w:bottom w:val="single" w:sz="4" w:space="0" w:color="000000"/>
-              <w:right w:val="single" w:sz="4" w:space="0" w:color="000000"/>
-            </w:tcBorders>
-            <w:vAlign w:val="center"/>
-          </w:tcPr>
-          <w:p>
-            <w:pPr>
-              <w:spacing w:before="40" w:after="40"/>
-              <w:jc w:val="left"/>
-            </w:pPr>
-            <w:r>
-              <w:rPr>
-                <w:rFonts w:ascii="Adani" w:hAnsi="Adani"/>
-                <w:b w:val="0"/>
-                <w:sz w:val="18"/>
-                <w:u w:val="none"/>
-              </w:rPr>
-              <w:t>U70109GJ2011PTC167901</w:t>
-            </w:r>
-          </w:p>
-        </w:tc>
-        <w:tc>
-          <w:tcPr>
-            <w:tcW w:type="dxa" w:w="4252"/>
-            <w:shd w:val="clear" w:color="auto" w:fill="FFFFFF"/>
-            <w:tcBorders>
-              <w:top w:val="single" w:sz="4" w:space="0" w:color="000000"/>
-              <w:left w:val="single" w:sz="4" w:space="0" w:color="000000"/>
-              <w:bottom w:val="single" w:sz="4" w:space="0" w:color="000000"/>
-              <w:right w:val="single" w:sz="4" w:space="0" w:color="000000"/>
-            </w:tcBorders>
-            <w:vAlign w:val="center"/>
-          </w:tcPr>
-          <w:p>
-            <w:pPr>
-              <w:spacing w:before="40" w:after="40"/>
-              <w:jc w:val="left"/>
-            </w:pPr>
-            <w:r>
-              <w:rPr>
-                <w:rFonts w:ascii="Adani" w:hAnsi="Adani"/>
-                <w:b w:val="0"/>
-                <w:sz w:val="18"/>
-                <w:u w:val="none"/>
-              </w:rPr>
-              <w:t>BLUE STAR REALTY PRIVATE LIMITED</w:t>
-            </w:r>
-          </w:p>
-        </w:tc>
-        <w:tc>
-          <w:tcPr>
-            <w:tcW w:type="dxa" w:w="1587"/>
-            <w:shd w:val="clear" w:color="auto" w:fill="FFFFFF"/>
-            <w:tcBorders>
-              <w:top w:val="single" w:sz="4" w:space="0" w:color="000000"/>
-              <w:left w:val="single" w:sz="4" w:space="0" w:color="000000"/>
-              <w:bottom w:val="single" w:sz="4" w:space="0" w:color="000000"/>
-              <w:right w:val="single" w:sz="4" w:space="0" w:color="000000"/>
-            </w:tcBorders>
-            <w:vAlign w:val="center"/>
-          </w:tcPr>
-          <w:p>
-            <w:pPr>
-              <w:spacing w:before="40" w:after="40"/>
-              <w:jc w:val="left"/>
-            </w:pPr>
-            <w:r>
-              <w:rPr>
-                <w:rFonts w:ascii="Adani" w:hAnsi="Adani"/>
-                <w:b w:val="0"/>
-                <w:sz w:val="18"/>
-                <w:u w:val="none"/>
-              </w:rPr>
-              <w:t>Director</w:t>
-            </w:r>
-          </w:p>
-        </w:tc>
-        <w:tc>
-          <w:tcPr>
-            <w:tcW w:type="dxa" w:w="1304"/>
-            <w:shd w:val="clear" w:color="auto" w:fill="FFFFFF"/>
-            <w:tcBorders>
-              <w:top w:val="single" w:sz="4" w:space="0" w:color="000000"/>
-              <w:left w:val="single" w:sz="4" w:space="0" w:color="000000"/>
-              <w:bottom w:val="single" w:sz="4" w:space="0" w:color="000000"/>
-              <w:right w:val="single" w:sz="4" w:space="0" w:color="000000"/>
-            </w:tcBorders>
-            <w:vAlign w:val="center"/>
-          </w:tcPr>
-          <w:p>
-            <w:pPr>
-              <w:spacing w:before="40" w:after="40"/>
-              <w:jc w:val="left"/>
-            </w:pPr>
-            <w:r>
-              <w:rPr>
-                <w:rFonts w:ascii="Adani" w:hAnsi="Adani"/>
-                <w:b w:val="0"/>
-                <w:sz w:val="18"/>
-                <w:u w:val="none"/>
-              </w:rPr>
-              <w:t>25/08/2012</w:t>
-            </w:r>
-          </w:p>
-        </w:tc>
-      </w:tr>
-      <w:tr>
-        <w:tc>
-          <w:tcPr>
-            <w:tcW w:type="dxa" w:w="2268"/>
-            <w:shd w:val="clear" w:color="auto" w:fill="FFFFFF"/>
-            <w:tcBorders>
-              <w:top w:val="single" w:sz="4" w:space="0" w:color="000000"/>
-              <w:left w:val="single" w:sz="4" w:space="0" w:color="000000"/>
-              <w:bottom w:val="single" w:sz="4" w:space="0" w:color="000000"/>
-              <w:right w:val="single" w:sz="4" w:space="0" w:color="000000"/>
-            </w:tcBorders>
-            <w:vAlign w:val="center"/>
-          </w:tcPr>
-          <w:p>
-            <w:pPr>
-              <w:spacing w:before="40" w:after="40"/>
-              <w:jc w:val="left"/>
-            </w:pPr>
-            <w:r>
-              <w:rPr>
-                <w:rFonts w:ascii="Adani" w:hAnsi="Adani"/>
-                <w:b w:val="0"/>
-                <w:sz w:val="18"/>
-                <w:u w:val="none"/>
-              </w:rPr>
-              <w:t>U45400GJ2008PTC168463</w:t>
-            </w:r>
-          </w:p>
-        </w:tc>
-        <w:tc>
-          <w:tcPr>
-            <w:tcW w:type="dxa" w:w="4252"/>
-            <w:shd w:val="clear" w:color="auto" w:fill="FFFFFF"/>
-            <w:tcBorders>
-              <w:top w:val="single" w:sz="4" w:space="0" w:color="000000"/>
-              <w:left w:val="single" w:sz="4" w:space="0" w:color="000000"/>
-              <w:bottom w:val="single" w:sz="4" w:space="0" w:color="000000"/>
-              <w:right w:val="single" w:sz="4" w:space="0" w:color="000000"/>
-            </w:tcBorders>
-            <w:vAlign w:val="center"/>
-          </w:tcPr>
-          <w:p>
-            <w:pPr>
-              <w:spacing w:before="40" w:after="40"/>
-              <w:jc w:val="left"/>
-            </w:pPr>
-            <w:r>
-              <w:rPr>
-                <w:rFonts w:ascii="Adani" w:hAnsi="Adani"/>
-                <w:b w:val="0"/>
-                <w:sz w:val="18"/>
-                <w:u w:val="none"/>
-              </w:rPr>
-              <w:t>ROCKFIELD HOMES PRIVATE LIMITED</w:t>
-            </w:r>
-          </w:p>
-        </w:tc>
-        <w:tc>
-          <w:tcPr>
-            <w:tcW w:type="dxa" w:w="1587"/>
-            <w:shd w:val="clear" w:color="auto" w:fill="FFFFFF"/>
-            <w:tcBorders>
-              <w:top w:val="single" w:sz="4" w:space="0" w:color="000000"/>
-              <w:left w:val="single" w:sz="4" w:space="0" w:color="000000"/>
-              <w:bottom w:val="single" w:sz="4" w:space="0" w:color="000000"/>
-              <w:right w:val="single" w:sz="4" w:space="0" w:color="000000"/>
-            </w:tcBorders>
-            <w:vAlign w:val="center"/>
-          </w:tcPr>
-          <w:p>
-            <w:pPr>
-              <w:spacing w:before="40" w:after="40"/>
-              <w:jc w:val="left"/>
-            </w:pPr>
-            <w:r>
-              <w:rPr>
-                <w:rFonts w:ascii="Adani" w:hAnsi="Adani"/>
-                <w:b w:val="0"/>
-                <w:sz w:val="18"/>
-                <w:u w:val="none"/>
-              </w:rPr>
-              <w:t>Director</w:t>
-            </w:r>
-          </w:p>
-        </w:tc>
-        <w:tc>
-          <w:tcPr>
-            <w:tcW w:type="dxa" w:w="1304"/>
-            <w:shd w:val="clear" w:color="auto" w:fill="FFFFFF"/>
-            <w:tcBorders>
-              <w:top w:val="single" w:sz="4" w:space="0" w:color="000000"/>
-              <w:left w:val="single" w:sz="4" w:space="0" w:color="000000"/>
-              <w:bottom w:val="single" w:sz="4" w:space="0" w:color="000000"/>
-              <w:right w:val="single" w:sz="4" w:space="0" w:color="000000"/>
-            </w:tcBorders>
-            <w:vAlign w:val="center"/>
-          </w:tcPr>
-          <w:p>
-            <w:pPr>
-              <w:spacing w:before="40" w:after="40"/>
-              <w:jc w:val="left"/>
-            </w:pPr>
-            <w:r>
-              <w:rPr>
-                <w:rFonts w:ascii="Adani" w:hAnsi="Adani"/>
-                <w:b w:val="0"/>
-                <w:sz w:val="18"/>
-                <w:u w:val="none"/>
-              </w:rPr>
-              <w:t>25/08/2012</w:t>
-            </w:r>
-          </w:p>
-        </w:tc>
-      </w:tr>
-      <w:tr>
-        <w:tc>
-          <w:tcPr>
-            <w:tcW w:type="dxa" w:w="2268"/>
-            <w:shd w:val="clear" w:color="auto" w:fill="FFFFFF"/>
-            <w:tcBorders>
-              <w:top w:val="single" w:sz="4" w:space="0" w:color="000000"/>
-              <w:left w:val="single" w:sz="4" w:space="0" w:color="000000"/>
-              <w:bottom w:val="single" w:sz="4" w:space="0" w:color="000000"/>
-              <w:right w:val="single" w:sz="4" w:space="0" w:color="000000"/>
-            </w:tcBorders>
-            <w:vAlign w:val="center"/>
-          </w:tcPr>
-          <w:p>
-            <w:pPr>
-              <w:spacing w:before="40" w:after="40"/>
-              <w:jc w:val="left"/>
-            </w:pPr>
-            <w:r>
-              <w:rPr>
-                <w:rFonts w:ascii="Adani" w:hAnsi="Adani"/>
-                <w:b w:val="0"/>
-                <w:sz w:val="18"/>
-                <w:u w:val="none"/>
-              </w:rPr>
-              <w:t>U92412GJ2008PTC055617</w:t>
-            </w:r>
-          </w:p>
-        </w:tc>
-        <w:tc>
-          <w:tcPr>
-            <w:tcW w:type="dxa" w:w="4252"/>
-            <w:shd w:val="clear" w:color="auto" w:fill="FFFFFF"/>
-            <w:tcBorders>
-              <w:top w:val="single" w:sz="4" w:space="0" w:color="000000"/>
-              <w:left w:val="single" w:sz="4" w:space="0" w:color="000000"/>
-              <w:bottom w:val="single" w:sz="4" w:space="0" w:color="000000"/>
-              <w:right w:val="single" w:sz="4" w:space="0" w:color="000000"/>
-            </w:tcBorders>
-            <w:vAlign w:val="center"/>
-          </w:tcPr>
-          <w:p>
-            <w:pPr>
-              <w:spacing w:before="40" w:after="40"/>
-              <w:jc w:val="left"/>
-            </w:pPr>
-            <w:r>
-              <w:rPr>
-                <w:rFonts w:ascii="Adani" w:hAnsi="Adani"/>
-                <w:b w:val="0"/>
-                <w:sz w:val="18"/>
-                <w:u w:val="none"/>
-              </w:rPr>
-              <w:t>BELVEDERE GOLF AND COUNTRY CLUB PRIVATE LIMITED</w:t>
-            </w:r>
-          </w:p>
-        </w:tc>
-        <w:tc>
-          <w:tcPr>
-            <w:tcW w:type="dxa" w:w="1587"/>
-            <w:shd w:val="clear" w:color="auto" w:fill="FFFFFF"/>
-            <w:tcBorders>
-              <w:top w:val="single" w:sz="4" w:space="0" w:color="000000"/>
-              <w:left w:val="single" w:sz="4" w:space="0" w:color="000000"/>
-              <w:bottom w:val="single" w:sz="4" w:space="0" w:color="000000"/>
-              <w:right w:val="single" w:sz="4" w:space="0" w:color="000000"/>
-            </w:tcBorders>
-            <w:vAlign w:val="center"/>
-          </w:tcPr>
-          <w:p>
-            <w:pPr>
-              <w:spacing w:before="40" w:after="40"/>
-              <w:jc w:val="left"/>
-            </w:pPr>
-            <w:r>
-              <w:rPr>
-                <w:rFonts w:ascii="Adani" w:hAnsi="Adani"/>
-                <w:b w:val="0"/>
-                <w:sz w:val="18"/>
-                <w:u w:val="none"/>
-              </w:rPr>
-              <w:t>Director</w:t>
-            </w:r>
-          </w:p>
-        </w:tc>
-        <w:tc>
-          <w:tcPr>
-            <w:tcW w:type="dxa" w:w="1304"/>
-            <w:shd w:val="clear" w:color="auto" w:fill="FFFFFF"/>
-            <w:tcBorders>
-              <w:top w:val="single" w:sz="4" w:space="0" w:color="000000"/>
-              <w:left w:val="single" w:sz="4" w:space="0" w:color="000000"/>
-              <w:bottom w:val="single" w:sz="4" w:space="0" w:color="000000"/>
-              <w:right w:val="single" w:sz="4" w:space="0" w:color="000000"/>
-            </w:tcBorders>
-            <w:vAlign w:val="center"/>
-          </w:tcPr>
-          <w:p>
-            <w:pPr>
-              <w:spacing w:before="40" w:after="40"/>
-              <w:jc w:val="left"/>
-            </w:pPr>
-            <w:r>
-              <w:rPr>
-                <w:rFonts w:ascii="Adani" w:hAnsi="Adani"/>
-                <w:b w:val="0"/>
-                <w:sz w:val="18"/>
-                <w:u w:val="none"/>
-              </w:rPr>
-              <w:t>31/08/2011</w:t>
-            </w:r>
-          </w:p>
-        </w:tc>
-      </w:tr>
-      <w:tr>
-        <w:tc>
-          <w:tcPr>
-            <w:tcW w:type="dxa" w:w="2268"/>
-            <w:shd w:val="clear" w:color="auto" w:fill="FFFFFF"/>
-            <w:tcBorders>
-              <w:top w:val="single" w:sz="4" w:space="0" w:color="000000"/>
-              <w:left w:val="single" w:sz="4" w:space="0" w:color="000000"/>
-              <w:bottom w:val="single" w:sz="4" w:space="0" w:color="000000"/>
-              <w:right w:val="single" w:sz="4" w:space="0" w:color="000000"/>
-            </w:tcBorders>
-            <w:vAlign w:val="center"/>
-          </w:tcPr>
-          <w:p>
-            <w:pPr>
-              <w:spacing w:before="40" w:after="40"/>
-              <w:jc w:val="left"/>
-            </w:pPr>
-            <w:r>
-              <w:rPr>
-                <w:rFonts w:ascii="Adani" w:hAnsi="Adani"/>
-                <w:b w:val="0"/>
-                <w:sz w:val="18"/>
-                <w:u w:val="none"/>
-              </w:rPr>
               <w:t>U45200MH2005PTC412621</w:t>
             </w:r>
           </w:p>
@@ -9841,804 +6226,6 @@
                 <w:u w:val="none"/>
               </w:rPr>
               <w:t>31/08/2011</w:t>
-            </w:r>
-          </w:p>
-        </w:tc>
-      </w:tr>
-      <w:tr>
-        <w:tc>
-          <w:tcPr>
-            <w:tcW w:type="dxa" w:w="2268"/>
-            <w:shd w:val="clear" w:color="auto" w:fill="FFFFFF"/>
-            <w:tcBorders>
-              <w:top w:val="single" w:sz="4" w:space="0" w:color="000000"/>
-              <w:left w:val="single" w:sz="4" w:space="0" w:color="000000"/>
-              <w:bottom w:val="single" w:sz="4" w:space="0" w:color="000000"/>
-              <w:right w:val="single" w:sz="4" w:space="0" w:color="000000"/>
-            </w:tcBorders>
-            <w:vAlign w:val="center"/>
-          </w:tcPr>
-          <w:p>
-            <w:pPr>
-              <w:spacing w:before="40" w:after="40"/>
-              <w:jc w:val="left"/>
-            </w:pPr>
-            <w:r>
-              <w:rPr>
-                <w:rFonts w:ascii="Adani" w:hAnsi="Adani"/>
-                <w:b w:val="0"/>
-                <w:sz w:val="18"/>
-                <w:u w:val="none"/>
-              </w:rPr>
-              <w:t>U15400MH2008PTC185729</w:t>
-            </w:r>
-          </w:p>
-        </w:tc>
-        <w:tc>
-          <w:tcPr>
-            <w:tcW w:type="dxa" w:w="4252"/>
-            <w:shd w:val="clear" w:color="auto" w:fill="FFFFFF"/>
-            <w:tcBorders>
-              <w:top w:val="single" w:sz="4" w:space="0" w:color="000000"/>
-              <w:left w:val="single" w:sz="4" w:space="0" w:color="000000"/>
-              <w:bottom w:val="single" w:sz="4" w:space="0" w:color="000000"/>
-              <w:right w:val="single" w:sz="4" w:space="0" w:color="000000"/>
-            </w:tcBorders>
-            <w:vAlign w:val="center"/>
-          </w:tcPr>
-          <w:p>
-            <w:pPr>
-              <w:spacing w:before="40" w:after="40"/>
-              <w:jc w:val="left"/>
-            </w:pPr>
-            <w:r>
-              <w:rPr>
-                <w:rFonts w:ascii="Adani" w:hAnsi="Adani"/>
-                <w:b w:val="0"/>
-                <w:sz w:val="18"/>
-                <w:u w:val="none"/>
-              </w:rPr>
-              <w:t>JADE FOOD AND PROPERTIES PRIVATE LIMITED</w:t>
-            </w:r>
-          </w:p>
-        </w:tc>
-        <w:tc>
-          <w:tcPr>
-            <w:tcW w:type="dxa" w:w="1587"/>
-            <w:shd w:val="clear" w:color="auto" w:fill="FFFFFF"/>
-            <w:tcBorders>
-              <w:top w:val="single" w:sz="4" w:space="0" w:color="000000"/>
-              <w:left w:val="single" w:sz="4" w:space="0" w:color="000000"/>
-              <w:bottom w:val="single" w:sz="4" w:space="0" w:color="000000"/>
-              <w:right w:val="single" w:sz="4" w:space="0" w:color="000000"/>
-            </w:tcBorders>
-            <w:vAlign w:val="center"/>
-          </w:tcPr>
-          <w:p>
-            <w:pPr>
-              <w:spacing w:before="40" w:after="40"/>
-              <w:jc w:val="left"/>
-            </w:pPr>
-            <w:r>
-              <w:rPr>
-                <w:rFonts w:ascii="Adani" w:hAnsi="Adani"/>
-                <w:b w:val="0"/>
-                <w:sz w:val="18"/>
-                <w:u w:val="none"/>
-              </w:rPr>
-              <w:t>Director</w:t>
-            </w:r>
-          </w:p>
-        </w:tc>
-        <w:tc>
-          <w:tcPr>
-            <w:tcW w:type="dxa" w:w="1304"/>
-            <w:shd w:val="clear" w:color="auto" w:fill="FFFFFF"/>
-            <w:tcBorders>
-              <w:top w:val="single" w:sz="4" w:space="0" w:color="000000"/>
-              <w:left w:val="single" w:sz="4" w:space="0" w:color="000000"/>
-              <w:bottom w:val="single" w:sz="4" w:space="0" w:color="000000"/>
-              <w:right w:val="single" w:sz="4" w:space="0" w:color="000000"/>
-            </w:tcBorders>
-            <w:vAlign w:val="center"/>
-          </w:tcPr>
-          <w:p>
-            <w:pPr>
-              <w:spacing w:before="40" w:after="40"/>
-              <w:jc w:val="left"/>
-            </w:pPr>
-            <w:r>
-              <w:rPr>
-                <w:rFonts w:ascii="Adani" w:hAnsi="Adani"/>
-                <w:b w:val="0"/>
-                <w:sz w:val="18"/>
-                <w:u w:val="none"/>
-              </w:rPr>
-              <w:t>13/09/2010</w:t>
-            </w:r>
-          </w:p>
-        </w:tc>
-      </w:tr>
-      <w:tr>
-        <w:tc>
-          <w:tcPr>
-            <w:tcW w:type="dxa" w:w="2268"/>
-            <w:shd w:val="clear" w:color="auto" w:fill="FFFFFF"/>
-            <w:tcBorders>
-              <w:top w:val="single" w:sz="4" w:space="0" w:color="000000"/>
-              <w:left w:val="single" w:sz="4" w:space="0" w:color="000000"/>
-              <w:bottom w:val="single" w:sz="4" w:space="0" w:color="000000"/>
-              <w:right w:val="single" w:sz="4" w:space="0" w:color="000000"/>
-            </w:tcBorders>
-            <w:vAlign w:val="center"/>
-          </w:tcPr>
-          <w:p>
-            <w:pPr>
-              <w:spacing w:before="40" w:after="40"/>
-              <w:jc w:val="left"/>
-            </w:pPr>
-            <w:r>
-              <w:rPr>
-                <w:rFonts w:ascii="Adani" w:hAnsi="Adani"/>
-                <w:b w:val="0"/>
-                <w:sz w:val="18"/>
-                <w:u w:val="none"/>
-              </w:rPr>
-              <w:t>U01403MH2008PTC185727</w:t>
-            </w:r>
-          </w:p>
-        </w:tc>
-        <w:tc>
-          <w:tcPr>
-            <w:tcW w:type="dxa" w:w="4252"/>
-            <w:shd w:val="clear" w:color="auto" w:fill="FFFFFF"/>
-            <w:tcBorders>
-              <w:top w:val="single" w:sz="4" w:space="0" w:color="000000"/>
-              <w:left w:val="single" w:sz="4" w:space="0" w:color="000000"/>
-              <w:bottom w:val="single" w:sz="4" w:space="0" w:color="000000"/>
-              <w:right w:val="single" w:sz="4" w:space="0" w:color="000000"/>
-            </w:tcBorders>
-            <w:vAlign w:val="center"/>
-          </w:tcPr>
-          <w:p>
-            <w:pPr>
-              <w:spacing w:before="40" w:after="40"/>
-              <w:jc w:val="left"/>
-            </w:pPr>
-            <w:r>
-              <w:rPr>
-                <w:rFonts w:ascii="Adani" w:hAnsi="Adani"/>
-                <w:b w:val="0"/>
-                <w:sz w:val="18"/>
-                <w:u w:val="none"/>
-              </w:rPr>
-              <w:t>JADE AGRICULTURAL COMPANY PRIVATE LIMITED</w:t>
-            </w:r>
-          </w:p>
-        </w:tc>
-        <w:tc>
-          <w:tcPr>
-            <w:tcW w:type="dxa" w:w="1587"/>
-            <w:shd w:val="clear" w:color="auto" w:fill="FFFFFF"/>
-            <w:tcBorders>
-              <w:top w:val="single" w:sz="4" w:space="0" w:color="000000"/>
-              <w:left w:val="single" w:sz="4" w:space="0" w:color="000000"/>
-              <w:bottom w:val="single" w:sz="4" w:space="0" w:color="000000"/>
-              <w:right w:val="single" w:sz="4" w:space="0" w:color="000000"/>
-            </w:tcBorders>
-            <w:vAlign w:val="center"/>
-          </w:tcPr>
-          <w:p>
-            <w:pPr>
-              <w:spacing w:before="40" w:after="40"/>
-              <w:jc w:val="left"/>
-            </w:pPr>
-            <w:r>
-              <w:rPr>
-                <w:rFonts w:ascii="Adani" w:hAnsi="Adani"/>
-                <w:b w:val="0"/>
-                <w:sz w:val="18"/>
-                <w:u w:val="none"/>
-              </w:rPr>
-              <w:t>Director</w:t>
-            </w:r>
-          </w:p>
-        </w:tc>
-        <w:tc>
-          <w:tcPr>
-            <w:tcW w:type="dxa" w:w="1304"/>
-            <w:shd w:val="clear" w:color="auto" w:fill="FFFFFF"/>
-            <w:tcBorders>
-              <w:top w:val="single" w:sz="4" w:space="0" w:color="000000"/>
-              <w:left w:val="single" w:sz="4" w:space="0" w:color="000000"/>
-              <w:bottom w:val="single" w:sz="4" w:space="0" w:color="000000"/>
-              <w:right w:val="single" w:sz="4" w:space="0" w:color="000000"/>
-            </w:tcBorders>
-            <w:vAlign w:val="center"/>
-          </w:tcPr>
-          <w:p>
-            <w:pPr>
-              <w:spacing w:before="40" w:after="40"/>
-              <w:jc w:val="left"/>
-            </w:pPr>
-            <w:r>
-              <w:rPr>
-                <w:rFonts w:ascii="Adani" w:hAnsi="Adani"/>
-                <w:b w:val="0"/>
-                <w:sz w:val="18"/>
-                <w:u w:val="none"/>
-              </w:rPr>
-              <w:t>13/09/2010</w:t>
-            </w:r>
-          </w:p>
-        </w:tc>
-      </w:tr>
-      <w:tr>
-        <w:tc>
-          <w:tcPr>
-            <w:tcW w:type="dxa" w:w="2268"/>
-            <w:shd w:val="clear" w:color="auto" w:fill="FFFFFF"/>
-            <w:tcBorders>
-              <w:top w:val="single" w:sz="4" w:space="0" w:color="000000"/>
-              <w:left w:val="single" w:sz="4" w:space="0" w:color="000000"/>
-              <w:bottom w:val="single" w:sz="4" w:space="0" w:color="000000"/>
-              <w:right w:val="single" w:sz="4" w:space="0" w:color="000000"/>
-            </w:tcBorders>
-            <w:vAlign w:val="center"/>
-          </w:tcPr>
-          <w:p>
-            <w:pPr>
-              <w:spacing w:before="40" w:after="40"/>
-              <w:jc w:val="left"/>
-            </w:pPr>
-            <w:r>
-              <w:rPr>
-                <w:rFonts w:ascii="Adani" w:hAnsi="Adani"/>
-                <w:b w:val="0"/>
-                <w:sz w:val="18"/>
-                <w:u w:val="none"/>
-              </w:rPr>
-              <w:t>U45208GJ2006PTC048538</w:t>
-            </w:r>
-          </w:p>
-        </w:tc>
-        <w:tc>
-          <w:tcPr>
-            <w:tcW w:type="dxa" w:w="4252"/>
-            <w:shd w:val="clear" w:color="auto" w:fill="FFFFFF"/>
-            <w:tcBorders>
-              <w:top w:val="single" w:sz="4" w:space="0" w:color="000000"/>
-              <w:left w:val="single" w:sz="4" w:space="0" w:color="000000"/>
-              <w:bottom w:val="single" w:sz="4" w:space="0" w:color="000000"/>
-              <w:right w:val="single" w:sz="4" w:space="0" w:color="000000"/>
-            </w:tcBorders>
-            <w:vAlign w:val="center"/>
-          </w:tcPr>
-          <w:p>
-            <w:pPr>
-              <w:spacing w:before="40" w:after="40"/>
-              <w:jc w:val="left"/>
-            </w:pPr>
-            <w:r>
-              <w:rPr>
-                <w:rFonts w:ascii="Adani" w:hAnsi="Adani"/>
-                <w:b w:val="0"/>
-                <w:sz w:val="18"/>
-                <w:u w:val="none"/>
-              </w:rPr>
-              <w:t>ADANI MUNDRA SEZ INFRASTRUCTURE PRIVATE LIMITED</w:t>
-            </w:r>
-          </w:p>
-        </w:tc>
-        <w:tc>
-          <w:tcPr>
-            <w:tcW w:type="dxa" w:w="1587"/>
-            <w:shd w:val="clear" w:color="auto" w:fill="FFFFFF"/>
-            <w:tcBorders>
-              <w:top w:val="single" w:sz="4" w:space="0" w:color="000000"/>
-              <w:left w:val="single" w:sz="4" w:space="0" w:color="000000"/>
-              <w:bottom w:val="single" w:sz="4" w:space="0" w:color="000000"/>
-              <w:right w:val="single" w:sz="4" w:space="0" w:color="000000"/>
-            </w:tcBorders>
-            <w:vAlign w:val="center"/>
-          </w:tcPr>
-          <w:p>
-            <w:pPr>
-              <w:spacing w:before="40" w:after="40"/>
-              <w:jc w:val="left"/>
-            </w:pPr>
-            <w:r>
-              <w:rPr>
-                <w:rFonts w:ascii="Adani" w:hAnsi="Adani"/>
-                <w:b w:val="0"/>
-                <w:sz w:val="18"/>
-                <w:u w:val="none"/>
-              </w:rPr>
-              <w:t>Director</w:t>
-            </w:r>
-          </w:p>
-        </w:tc>
-        <w:tc>
-          <w:tcPr>
-            <w:tcW w:type="dxa" w:w="1304"/>
-            <w:shd w:val="clear" w:color="auto" w:fill="FFFFFF"/>
-            <w:tcBorders>
-              <w:top w:val="single" w:sz="4" w:space="0" w:color="000000"/>
-              <w:left w:val="single" w:sz="4" w:space="0" w:color="000000"/>
-              <w:bottom w:val="single" w:sz="4" w:space="0" w:color="000000"/>
-              <w:right w:val="single" w:sz="4" w:space="0" w:color="000000"/>
-            </w:tcBorders>
-            <w:vAlign w:val="center"/>
-          </w:tcPr>
-          <w:p>
-            <w:pPr>
-              <w:spacing w:before="40" w:after="40"/>
-              <w:jc w:val="left"/>
-            </w:pPr>
-            <w:r>
-              <w:rPr>
-                <w:rFonts w:ascii="Adani" w:hAnsi="Adani"/>
-                <w:b w:val="0"/>
-                <w:sz w:val="18"/>
-                <w:u w:val="none"/>
-              </w:rPr>
-              <w:t>13/09/2010</w:t>
-            </w:r>
-          </w:p>
-        </w:tc>
-      </w:tr>
-      <w:tr>
-        <w:tc>
-          <w:tcPr>
-            <w:tcW w:type="dxa" w:w="2268"/>
-            <w:shd w:val="clear" w:color="auto" w:fill="FFFFFF"/>
-            <w:tcBorders>
-              <w:top w:val="single" w:sz="4" w:space="0" w:color="000000"/>
-              <w:left w:val="single" w:sz="4" w:space="0" w:color="000000"/>
-              <w:bottom w:val="single" w:sz="4" w:space="0" w:color="000000"/>
-              <w:right w:val="single" w:sz="4" w:space="0" w:color="000000"/>
-            </w:tcBorders>
-            <w:vAlign w:val="center"/>
-          </w:tcPr>
-          <w:p>
-            <w:pPr>
-              <w:spacing w:before="40" w:after="40"/>
-              <w:jc w:val="left"/>
-            </w:pPr>
-            <w:r>
-              <w:rPr>
-                <w:rFonts w:ascii="Adani" w:hAnsi="Adani"/>
-                <w:b w:val="0"/>
-                <w:sz w:val="18"/>
-                <w:u w:val="none"/>
-              </w:rPr>
-              <w:t>U01403MH2008PTC185743</w:t>
-            </w:r>
-          </w:p>
-        </w:tc>
-        <w:tc>
-          <w:tcPr>
-            <w:tcW w:type="dxa" w:w="4252"/>
-            <w:shd w:val="clear" w:color="auto" w:fill="FFFFFF"/>
-            <w:tcBorders>
-              <w:top w:val="single" w:sz="4" w:space="0" w:color="000000"/>
-              <w:left w:val="single" w:sz="4" w:space="0" w:color="000000"/>
-              <w:bottom w:val="single" w:sz="4" w:space="0" w:color="000000"/>
-              <w:right w:val="single" w:sz="4" w:space="0" w:color="000000"/>
-            </w:tcBorders>
-            <w:vAlign w:val="center"/>
-          </w:tcPr>
-          <w:p>
-            <w:pPr>
-              <w:spacing w:before="40" w:after="40"/>
-              <w:jc w:val="left"/>
-            </w:pPr>
-            <w:r>
-              <w:rPr>
-                <w:rFonts w:ascii="Adani" w:hAnsi="Adani"/>
-                <w:b w:val="0"/>
-                <w:sz w:val="18"/>
-                <w:u w:val="none"/>
-              </w:rPr>
-              <w:t>JADE AGRI LAND PRIVATE LIMITED</w:t>
-            </w:r>
-          </w:p>
-        </w:tc>
-        <w:tc>
-          <w:tcPr>
-            <w:tcW w:type="dxa" w:w="1587"/>
-            <w:shd w:val="clear" w:color="auto" w:fill="FFFFFF"/>
-            <w:tcBorders>
-              <w:top w:val="single" w:sz="4" w:space="0" w:color="000000"/>
-              <w:left w:val="single" w:sz="4" w:space="0" w:color="000000"/>
-              <w:bottom w:val="single" w:sz="4" w:space="0" w:color="000000"/>
-              <w:right w:val="single" w:sz="4" w:space="0" w:color="000000"/>
-            </w:tcBorders>
-            <w:vAlign w:val="center"/>
-          </w:tcPr>
-          <w:p>
-            <w:pPr>
-              <w:spacing w:before="40" w:after="40"/>
-              <w:jc w:val="left"/>
-            </w:pPr>
-            <w:r>
-              <w:rPr>
-                <w:rFonts w:ascii="Adani" w:hAnsi="Adani"/>
-                <w:b w:val="0"/>
-                <w:sz w:val="18"/>
-                <w:u w:val="none"/>
-              </w:rPr>
-              <w:t>Director</w:t>
-            </w:r>
-          </w:p>
-        </w:tc>
-        <w:tc>
-          <w:tcPr>
-            <w:tcW w:type="dxa" w:w="1304"/>
-            <w:shd w:val="clear" w:color="auto" w:fill="FFFFFF"/>
-            <w:tcBorders>
-              <w:top w:val="single" w:sz="4" w:space="0" w:color="000000"/>
-              <w:left w:val="single" w:sz="4" w:space="0" w:color="000000"/>
-              <w:bottom w:val="single" w:sz="4" w:space="0" w:color="000000"/>
-              <w:right w:val="single" w:sz="4" w:space="0" w:color="000000"/>
-            </w:tcBorders>
-            <w:vAlign w:val="center"/>
-          </w:tcPr>
-          <w:p>
-            <w:pPr>
-              <w:spacing w:before="40" w:after="40"/>
-              <w:jc w:val="left"/>
-            </w:pPr>
-            <w:r>
-              <w:rPr>
-                <w:rFonts w:ascii="Adani" w:hAnsi="Adani"/>
-                <w:b w:val="0"/>
-                <w:sz w:val="18"/>
-                <w:u w:val="none"/>
-              </w:rPr>
-              <w:t>13/09/2010</w:t>
-            </w:r>
-          </w:p>
-        </w:tc>
-      </w:tr>
-      <w:tr>
-        <w:tc>
-          <w:tcPr>
-            <w:tcW w:type="dxa" w:w="2268"/>
-            <w:shd w:val="clear" w:color="auto" w:fill="FFFFFF"/>
-            <w:tcBorders>
-              <w:top w:val="single" w:sz="4" w:space="0" w:color="000000"/>
-              <w:left w:val="single" w:sz="4" w:space="0" w:color="000000"/>
-              <w:bottom w:val="single" w:sz="4" w:space="0" w:color="000000"/>
-              <w:right w:val="single" w:sz="4" w:space="0" w:color="000000"/>
-            </w:tcBorders>
-            <w:vAlign w:val="center"/>
-          </w:tcPr>
-          <w:p>
-            <w:pPr>
-              <w:spacing w:before="40" w:after="40"/>
-              <w:jc w:val="left"/>
-            </w:pPr>
-            <w:r>
-              <w:rPr>
-                <w:rFonts w:ascii="Adani" w:hAnsi="Adani"/>
-                <w:b w:val="0"/>
-                <w:sz w:val="18"/>
-                <w:u w:val="none"/>
-              </w:rPr>
-              <w:t>U51219MH2006PTC163007</w:t>
-            </w:r>
-          </w:p>
-        </w:tc>
-        <w:tc>
-          <w:tcPr>
-            <w:tcW w:type="dxa" w:w="4252"/>
-            <w:shd w:val="clear" w:color="auto" w:fill="FFFFFF"/>
-            <w:tcBorders>
-              <w:top w:val="single" w:sz="4" w:space="0" w:color="000000"/>
-              <w:left w:val="single" w:sz="4" w:space="0" w:color="000000"/>
-              <w:bottom w:val="single" w:sz="4" w:space="0" w:color="000000"/>
-              <w:right w:val="single" w:sz="4" w:space="0" w:color="000000"/>
-            </w:tcBorders>
-            <w:vAlign w:val="center"/>
-          </w:tcPr>
-          <w:p>
-            <w:pPr>
-              <w:spacing w:before="40" w:after="40"/>
-              <w:jc w:val="left"/>
-            </w:pPr>
-            <w:r>
-              <w:rPr>
-                <w:rFonts w:ascii="Adani" w:hAnsi="Adani"/>
-                <w:b w:val="0"/>
-                <w:sz w:val="18"/>
-                <w:u w:val="none"/>
-              </w:rPr>
-              <w:t>ROHIT AGRI-TRADE PRIVATE LIMITED</w:t>
-            </w:r>
-          </w:p>
-        </w:tc>
-        <w:tc>
-          <w:tcPr>
-            <w:tcW w:type="dxa" w:w="1587"/>
-            <w:shd w:val="clear" w:color="auto" w:fill="FFFFFF"/>
-            <w:tcBorders>
-              <w:top w:val="single" w:sz="4" w:space="0" w:color="000000"/>
-              <w:left w:val="single" w:sz="4" w:space="0" w:color="000000"/>
-              <w:bottom w:val="single" w:sz="4" w:space="0" w:color="000000"/>
-              <w:right w:val="single" w:sz="4" w:space="0" w:color="000000"/>
-            </w:tcBorders>
-            <w:vAlign w:val="center"/>
-          </w:tcPr>
-          <w:p>
-            <w:pPr>
-              <w:spacing w:before="40" w:after="40"/>
-              <w:jc w:val="left"/>
-            </w:pPr>
-            <w:r>
-              <w:rPr>
-                <w:rFonts w:ascii="Adani" w:hAnsi="Adani"/>
-                <w:b w:val="0"/>
-                <w:sz w:val="18"/>
-                <w:u w:val="none"/>
-              </w:rPr>
-              <w:t>Director</w:t>
-            </w:r>
-          </w:p>
-        </w:tc>
-        <w:tc>
-          <w:tcPr>
-            <w:tcW w:type="dxa" w:w="1304"/>
-            <w:shd w:val="clear" w:color="auto" w:fill="FFFFFF"/>
-            <w:tcBorders>
-              <w:top w:val="single" w:sz="4" w:space="0" w:color="000000"/>
-              <w:left w:val="single" w:sz="4" w:space="0" w:color="000000"/>
-              <w:bottom w:val="single" w:sz="4" w:space="0" w:color="000000"/>
-              <w:right w:val="single" w:sz="4" w:space="0" w:color="000000"/>
-            </w:tcBorders>
-            <w:vAlign w:val="center"/>
-          </w:tcPr>
-          <w:p>
-            <w:pPr>
-              <w:spacing w:before="40" w:after="40"/>
-              <w:jc w:val="left"/>
-            </w:pPr>
-            <w:r>
-              <w:rPr>
-                <w:rFonts w:ascii="Adani" w:hAnsi="Adani"/>
-                <w:b w:val="0"/>
-                <w:sz w:val="18"/>
-                <w:u w:val="none"/>
-              </w:rPr>
-              <w:t>13/09/2010</w:t>
-            </w:r>
-          </w:p>
-        </w:tc>
-      </w:tr>
-      <w:tr>
-        <w:tc>
-          <w:tcPr>
-            <w:tcW w:type="dxa" w:w="2268"/>
-            <w:shd w:val="clear" w:color="auto" w:fill="FFFFFF"/>
-            <w:tcBorders>
-              <w:top w:val="single" w:sz="4" w:space="0" w:color="000000"/>
-              <w:left w:val="single" w:sz="4" w:space="0" w:color="000000"/>
-              <w:bottom w:val="single" w:sz="4" w:space="0" w:color="000000"/>
-              <w:right w:val="single" w:sz="4" w:space="0" w:color="000000"/>
-            </w:tcBorders>
-            <w:vAlign w:val="center"/>
-          </w:tcPr>
-          <w:p>
-            <w:pPr>
-              <w:spacing w:before="40" w:after="40"/>
-              <w:jc w:val="left"/>
-            </w:pPr>
-            <w:r>
-              <w:rPr>
-                <w:rFonts w:ascii="Adani" w:hAnsi="Adani"/>
-                <w:b w:val="0"/>
-                <w:sz w:val="18"/>
-                <w:u w:val="none"/>
-              </w:rPr>
-              <w:t>U45200GJ2006PTC049047</w:t>
-            </w:r>
-          </w:p>
-        </w:tc>
-        <w:tc>
-          <w:tcPr>
-            <w:tcW w:type="dxa" w:w="4252"/>
-            <w:shd w:val="clear" w:color="auto" w:fill="FFFFFF"/>
-            <w:tcBorders>
-              <w:top w:val="single" w:sz="4" w:space="0" w:color="000000"/>
-              <w:left w:val="single" w:sz="4" w:space="0" w:color="000000"/>
-              <w:bottom w:val="single" w:sz="4" w:space="0" w:color="000000"/>
-              <w:right w:val="single" w:sz="4" w:space="0" w:color="000000"/>
-            </w:tcBorders>
-            <w:vAlign w:val="center"/>
-          </w:tcPr>
-          <w:p>
-            <w:pPr>
-              <w:spacing w:before="40" w:after="40"/>
-              <w:jc w:val="left"/>
-            </w:pPr>
-            <w:r>
-              <w:rPr>
-                <w:rFonts w:ascii="Adani" w:hAnsi="Adani"/>
-                <w:b w:val="0"/>
-                <w:sz w:val="18"/>
-                <w:u w:val="none"/>
-              </w:rPr>
-              <w:t>ADANI LAND DEVELOPERS PRIVATE LIMITED</w:t>
-            </w:r>
-          </w:p>
-        </w:tc>
-        <w:tc>
-          <w:tcPr>
-            <w:tcW w:type="dxa" w:w="1587"/>
-            <w:shd w:val="clear" w:color="auto" w:fill="FFFFFF"/>
-            <w:tcBorders>
-              <w:top w:val="single" w:sz="4" w:space="0" w:color="000000"/>
-              <w:left w:val="single" w:sz="4" w:space="0" w:color="000000"/>
-              <w:bottom w:val="single" w:sz="4" w:space="0" w:color="000000"/>
-              <w:right w:val="single" w:sz="4" w:space="0" w:color="000000"/>
-            </w:tcBorders>
-            <w:vAlign w:val="center"/>
-          </w:tcPr>
-          <w:p>
-            <w:pPr>
-              <w:spacing w:before="40" w:after="40"/>
-              <w:jc w:val="left"/>
-            </w:pPr>
-            <w:r>
-              <w:rPr>
-                <w:rFonts w:ascii="Adani" w:hAnsi="Adani"/>
-                <w:b w:val="0"/>
-                <w:sz w:val="18"/>
-                <w:u w:val="none"/>
-              </w:rPr>
-              <w:t>Director</w:t>
-            </w:r>
-          </w:p>
-        </w:tc>
-        <w:tc>
-          <w:tcPr>
-            <w:tcW w:type="dxa" w:w="1304"/>
-            <w:shd w:val="clear" w:color="auto" w:fill="FFFFFF"/>
-            <w:tcBorders>
-              <w:top w:val="single" w:sz="4" w:space="0" w:color="000000"/>
-              <w:left w:val="single" w:sz="4" w:space="0" w:color="000000"/>
-              <w:bottom w:val="single" w:sz="4" w:space="0" w:color="000000"/>
-              <w:right w:val="single" w:sz="4" w:space="0" w:color="000000"/>
-            </w:tcBorders>
-            <w:vAlign w:val="center"/>
-          </w:tcPr>
-          <w:p>
-            <w:pPr>
-              <w:spacing w:before="40" w:after="40"/>
-              <w:jc w:val="left"/>
-            </w:pPr>
-            <w:r>
-              <w:rPr>
-                <w:rFonts w:ascii="Adani" w:hAnsi="Adani"/>
-                <w:b w:val="0"/>
-                <w:sz w:val="18"/>
-                <w:u w:val="none"/>
-              </w:rPr>
-              <w:t>19/11/2009</w:t>
-            </w:r>
-          </w:p>
-        </w:tc>
-      </w:tr>
-      <w:tr>
-        <w:tc>
-          <w:tcPr>
-            <w:tcW w:type="dxa" w:w="2268"/>
-            <w:shd w:val="clear" w:color="auto" w:fill="FFFFFF"/>
-            <w:tcBorders>
-              <w:top w:val="single" w:sz="4" w:space="0" w:color="000000"/>
-              <w:left w:val="single" w:sz="4" w:space="0" w:color="000000"/>
-              <w:bottom w:val="single" w:sz="4" w:space="0" w:color="000000"/>
-              <w:right w:val="single" w:sz="4" w:space="0" w:color="000000"/>
-            </w:tcBorders>
-            <w:vAlign w:val="center"/>
-          </w:tcPr>
-          <w:p>
-            <w:pPr>
-              <w:spacing w:before="40" w:after="40"/>
-              <w:jc w:val="left"/>
-            </w:pPr>
-            <w:r>
-              <w:rPr>
-                <w:rFonts w:ascii="Adani" w:hAnsi="Adani"/>
-                <w:b w:val="0"/>
-                <w:sz w:val="18"/>
-                <w:u w:val="none"/>
-              </w:rPr>
-              <w:t>U74999GJ2008PTC055618</w:t>
-            </w:r>
-          </w:p>
-        </w:tc>
-        <w:tc>
-          <w:tcPr>
-            <w:tcW w:type="dxa" w:w="4252"/>
-            <w:shd w:val="clear" w:color="auto" w:fill="FFFFFF"/>
-            <w:tcBorders>
-              <w:top w:val="single" w:sz="4" w:space="0" w:color="000000"/>
-              <w:left w:val="single" w:sz="4" w:space="0" w:color="000000"/>
-              <w:bottom w:val="single" w:sz="4" w:space="0" w:color="000000"/>
-              <w:right w:val="single" w:sz="4" w:space="0" w:color="000000"/>
-            </w:tcBorders>
-            <w:vAlign w:val="center"/>
-          </w:tcPr>
-          <w:p>
-            <w:pPr>
-              <w:spacing w:before="40" w:after="40"/>
-              <w:jc w:val="left"/>
-            </w:pPr>
-            <w:r>
-              <w:rPr>
-                <w:rFonts w:ascii="Adani" w:hAnsi="Adani"/>
-                <w:b w:val="0"/>
-                <w:sz w:val="18"/>
-                <w:u w:val="none"/>
-              </w:rPr>
-              <w:t>SHANTIGRAM UTILITY SERVICES PRIVATE LIMITED</w:t>
-            </w:r>
-          </w:p>
-        </w:tc>
-        <w:tc>
-          <w:tcPr>
-            <w:tcW w:type="dxa" w:w="1587"/>
-            <w:shd w:val="clear" w:color="auto" w:fill="FFFFFF"/>
-            <w:tcBorders>
-              <w:top w:val="single" w:sz="4" w:space="0" w:color="000000"/>
-              <w:left w:val="single" w:sz="4" w:space="0" w:color="000000"/>
-              <w:bottom w:val="single" w:sz="4" w:space="0" w:color="000000"/>
-              <w:right w:val="single" w:sz="4" w:space="0" w:color="000000"/>
-            </w:tcBorders>
-            <w:vAlign w:val="center"/>
-          </w:tcPr>
-          <w:p>
-            <w:pPr>
-              <w:spacing w:before="40" w:after="40"/>
-              <w:jc w:val="left"/>
-            </w:pPr>
-            <w:r>
-              <w:rPr>
-                <w:rFonts w:ascii="Adani" w:hAnsi="Adani"/>
-                <w:b w:val="0"/>
-                <w:sz w:val="18"/>
-                <w:u w:val="none"/>
-              </w:rPr>
-              <w:t>Director</w:t>
-            </w:r>
-          </w:p>
-        </w:tc>
-        <w:tc>
-          <w:tcPr>
-            <w:tcW w:type="dxa" w:w="1304"/>
-            <w:shd w:val="clear" w:color="auto" w:fill="FFFFFF"/>
-            <w:tcBorders>
-              <w:top w:val="single" w:sz="4" w:space="0" w:color="000000"/>
-              <w:left w:val="single" w:sz="4" w:space="0" w:color="000000"/>
-              <w:bottom w:val="single" w:sz="4" w:space="0" w:color="000000"/>
-              <w:right w:val="single" w:sz="4" w:space="0" w:color="000000"/>
-            </w:tcBorders>
-            <w:vAlign w:val="center"/>
-          </w:tcPr>
-          <w:p>
-            <w:pPr>
-              <w:spacing w:before="40" w:after="40"/>
-              <w:jc w:val="left"/>
-            </w:pPr>
-            <w:r>
-              <w:rPr>
-                <w:rFonts w:ascii="Adani" w:hAnsi="Adani"/>
-                <w:b w:val="0"/>
-                <w:sz w:val="18"/>
-                <w:u w:val="none"/>
-              </w:rPr>
-              <w:t>05/12/2008</w:t>
             </w:r>
           </w:p>
         </w:tc>

--- a/Backend/Director_Disclosure/Output_Disclosures/2024-25/SUNBOURNE_DEVELOPERS_PRIVATE_LIMITED/MBP-1/MBP1_SUNIL_SHARMA_02372553.docx
+++ b/Backend/Director_Disclosure/Output_Disclosures/2024-25/SUNBOURNE_DEVELOPERS_PRIVATE_LIMITED/MBP-1/MBP1_SUNIL_SHARMA_02372553.docx
@@ -2272,7 +2272,7 @@
                 <w:sz w:val="18"/>
                 <w:u w:val="none"/>
               </w:rPr>
-              <w:t>Date:   15th May, 2026</w:t>
+              <w:t>Date:   27th May, 2026</w:t>
             </w:r>
           </w:p>
         </w:tc>
@@ -3309,7 +3309,7 @@
                 <w:sz w:val="18"/>
                 <w:u w:val="none"/>
               </w:rPr>
-              <w:t>Date:   15th May, 2026</w:t>
+              <w:t>Date:   27th May, 2026</w:t>
             </w:r>
           </w:p>
         </w:tc>
@@ -3470,7 +3470,7 @@
           <w:sz w:val="20"/>
           <w:u w:val="none"/>
         </w:rPr>
-        <w:t>15th May, 2026</w:t>
+        <w:t>27th May, 2026</w:t>
       </w:r>
     </w:p>
     <w:p>

--- a/Backend/Director_Disclosure/Output_Disclosures/2024-25/SUNBOURNE_DEVELOPERS_PRIVATE_LIMITED/MBP-1/MBP1_SUNIL_SHARMA_02372553.docx
+++ b/Backend/Director_Disclosure/Output_Disclosures/2024-25/SUNBOURNE_DEVELOPERS_PRIVATE_LIMITED/MBP-1/MBP1_SUNIL_SHARMA_02372553.docx
@@ -417,7 +417,7 @@
                 <w:sz w:val="18"/>
                 <w:u w:val="none"/>
               </w:rPr>
-              <w:t>Additional Director</w:t>
+              <w:t>Director</w:t>
             </w:r>
           </w:p>
         </w:tc>
@@ -473,7 +473,7 @@
                 <w:sz w:val="18"/>
                 <w:u w:val="none"/>
               </w:rPr>
-              <w:t>27/09/2023</w:t>
+              <w:t>18/06/2024</w:t>
             </w:r>
           </w:p>
         </w:tc>
@@ -2272,7 +2272,7 @@
                 <w:sz w:val="18"/>
                 <w:u w:val="none"/>
               </w:rPr>
-              <w:t>Date:   27th May, 2026</w:t>
+              <w:t>Date:   09th June, 2026</w:t>
             </w:r>
           </w:p>
         </w:tc>
@@ -3309,7 +3309,7 @@
                 <w:sz w:val="18"/>
                 <w:u w:val="none"/>
               </w:rPr>
-              <w:t>Date:   27th May, 2026</w:t>
+              <w:t>Date:   09th June, 2026</w:t>
             </w:r>
           </w:p>
         </w:tc>
@@ -3470,7 +3470,7 @@
           <w:sz w:val="20"/>
           <w:u w:val="none"/>
         </w:rPr>
-        <w:t>27th May, 2026</w:t>
+        <w:t>09th June, 2026</w:t>
       </w:r>
     </w:p>
     <w:p>
@@ -4943,7 +4943,7 @@
                 <w:sz w:val="18"/>
                 <w:u w:val="none"/>
               </w:rPr>
-              <w:t>Additional Director</w:t>
+              <w:t>Director</w:t>
             </w:r>
           </w:p>
         </w:tc>
@@ -4971,7 +4971,7 @@
                 <w:sz w:val="18"/>
                 <w:u w:val="none"/>
               </w:rPr>
-              <w:t>27/09/2023</w:t>
+              <w:t>18/06/2024</w:t>
             </w:r>
           </w:p>
         </w:tc>
